--- a/Cos214_Prac4.docx
+++ b/Cos214_Prac4.docx
@@ -38,42 +38,312 @@
     </w:p>
     <w:p>
       <w:pPr>
+        <w:pStyle w:val="p1"/>
+      </w:pPr>
+      <w:r>
+        <w:t>a concise description of the chosen domain and the problem your system solves;</w:t>
+      </w:r>
+    </w:p>
+    <w:p>
+      <w:pPr>
+        <w:pStyle w:val="p1"/>
+      </w:pPr>
+      <w:r>
+        <w:t>• a complete UML class diagram drawn from scratch;</w:t>
+      </w:r>
+    </w:p>
+    <w:p>
+      <w:pPr>
+        <w:pStyle w:val="p2"/>
+      </w:pPr>
+      <w:r>
+        <w:rPr>
+          <w:rStyle w:val="s1"/>
+        </w:rPr>
+        <w:t xml:space="preserve">• </w:t>
+      </w:r>
+      <w:r>
+        <w:t xml:space="preserve">identification of the </w:t>
+      </w:r>
+      <w:proofErr w:type="spellStart"/>
+      <w:r>
+        <w:t>GoF</w:t>
+      </w:r>
+      <w:proofErr w:type="spellEnd"/>
+      <w:r>
+        <w:t xml:space="preserve"> participants for Iterator, Composite, State and Decorator in your own design;</w:t>
+      </w:r>
+    </w:p>
+    <w:p>
+      <w:pPr>
+        <w:pStyle w:val="p1"/>
+      </w:pPr>
+      <w:r>
+        <w:t>• relevant inheritance, associations, multiplicities and ownership relationships;</w:t>
+      </w:r>
+    </w:p>
+    <w:p>
+      <w:pPr>
+        <w:pStyle w:val="p1"/>
+      </w:pPr>
+      <w:r>
+        <w:t>• enough concrete domain classes to make the hierarchy and runtime behaviour non-trivial; and</w:t>
+      </w:r>
+    </w:p>
+    <w:p>
+      <w:pPr>
+        <w:pStyle w:val="p1"/>
+      </w:pPr>
+      <w:r>
+        <w:t>• a short rationale for the important design and ownership decisions your team made.</w:t>
+      </w:r>
+    </w:p>
+    <w:p>
+      <w:pPr>
         <w:rPr>
           <w:lang w:val="en-US"/>
         </w:rPr>
       </w:pPr>
-      <w:r>
+    </w:p>
+    <w:p>
+      <w:pPr>
         <w:rPr>
           <w:lang w:val="en-US"/>
         </w:rPr>
-        <w:t>Task 2:</w:t>
-      </w:r>
-    </w:p>
-    <w:p>
-      <w:pPr>
+      </w:pPr>
+      <w:r>
         <w:rPr>
           <w:lang w:val="en-US"/>
         </w:rPr>
-      </w:pPr>
-      <w:r>
+        <w:t>Task4:</w:t>
+      </w:r>
+    </w:p>
+    <w:p>
+      <w:pPr>
         <w:rPr>
           <w:lang w:val="en-US"/>
         </w:rPr>
-        <w:t>Task 3:</w:t>
-      </w:r>
-    </w:p>
-    <w:p>
-      <w:pPr>
+      </w:pPr>
+      <w:r>
         <w:rPr>
           <w:lang w:val="en-US"/>
         </w:rPr>
-      </w:pPr>
-      <w:r>
+        <w:t>Attached separately</w:t>
+      </w:r>
+    </w:p>
+    <w:p>
+      <w:pPr>
         <w:rPr>
           <w:lang w:val="en-US"/>
         </w:rPr>
-        <w:t>Task4:</w:t>
-      </w:r>
+      </w:pPr>
+      <w:r>
+        <w:rPr>
+          <w:lang w:val="en-US"/>
+        </w:rPr>
+        <w:t>Task 5:</w:t>
+      </w:r>
+    </w:p>
+    <w:p>
+      <w:pPr>
+        <w:spacing w:after="0" w:line="240" w:lineRule="auto"/>
+        <w:rPr>
+          <w:rFonts w:ascii="Helvetica" w:eastAsia="Times New Roman" w:hAnsi="Helvetica" w:cs="Times New Roman"/>
+          <w:color w:val="000000"/>
+          <w:kern w:val="0"/>
+          <w:sz w:val="16"/>
+          <w:szCs w:val="16"/>
+          <w:lang w:eastAsia="en-GB"/>
+          <w14:ligatures w14:val="none"/>
+        </w:rPr>
+      </w:pPr>
+      <w:r>
+        <w:rPr>
+          <w:rFonts w:ascii="Helvetica" w:eastAsia="Times New Roman" w:hAnsi="Helvetica" w:cs="Times New Roman"/>
+          <w:color w:val="000000"/>
+          <w:kern w:val="0"/>
+          <w:sz w:val="16"/>
+          <w:szCs w:val="16"/>
+          <w:lang w:eastAsia="en-GB"/>
+          <w14:ligatures w14:val="none"/>
+        </w:rPr>
+        <w:t>Your PDF must contain a short engineering investigation that includes:</w:t>
+      </w:r>
+    </w:p>
+    <w:p>
+      <w:pPr>
+        <w:spacing w:after="0" w:line="240" w:lineRule="auto"/>
+        <w:rPr>
+          <w:rFonts w:ascii="Helvetica" w:eastAsia="Times New Roman" w:hAnsi="Helvetica" w:cs="Times New Roman"/>
+          <w:color w:val="000000"/>
+          <w:kern w:val="0"/>
+          <w:sz w:val="17"/>
+          <w:szCs w:val="17"/>
+          <w:lang w:eastAsia="en-GB"/>
+          <w14:ligatures w14:val="none"/>
+        </w:rPr>
+      </w:pPr>
+      <w:r>
+        <w:rPr>
+          <w:rFonts w:ascii="Helvetica" w:eastAsia="Times New Roman" w:hAnsi="Helvetica" w:cs="Times New Roman"/>
+          <w:color w:val="000000"/>
+          <w:kern w:val="0"/>
+          <w:sz w:val="16"/>
+          <w:szCs w:val="16"/>
+          <w:lang w:eastAsia="en-GB"/>
+          <w14:ligatures w14:val="none"/>
+        </w:rPr>
+        <w:t xml:space="preserve">• </w:t>
+      </w:r>
+      <w:r>
+        <w:rPr>
+          <w:rFonts w:ascii="Helvetica" w:eastAsia="Times New Roman" w:hAnsi="Helvetica" w:cs="Times New Roman"/>
+          <w:color w:val="000000"/>
+          <w:kern w:val="0"/>
+          <w:sz w:val="17"/>
+          <w:szCs w:val="17"/>
+          <w:lang w:eastAsia="en-GB"/>
+          <w14:ligatures w14:val="none"/>
+        </w:rPr>
+        <w:t>evidence of using GDB on a meaningful part of your program, including breakpoints/stepping and</w:t>
+      </w:r>
+    </w:p>
+    <w:p>
+      <w:pPr>
+        <w:spacing w:after="0" w:line="240" w:lineRule="auto"/>
+        <w:rPr>
+          <w:rFonts w:ascii="Helvetica" w:eastAsia="Times New Roman" w:hAnsi="Helvetica" w:cs="Times New Roman"/>
+          <w:color w:val="000000"/>
+          <w:kern w:val="0"/>
+          <w:sz w:val="16"/>
+          <w:szCs w:val="16"/>
+          <w:lang w:eastAsia="en-GB"/>
+          <w14:ligatures w14:val="none"/>
+        </w:rPr>
+      </w:pPr>
+      <w:r>
+        <w:rPr>
+          <w:rFonts w:ascii="Helvetica" w:eastAsia="Times New Roman" w:hAnsi="Helvetica" w:cs="Times New Roman"/>
+          <w:color w:val="000000"/>
+          <w:kern w:val="0"/>
+          <w:sz w:val="16"/>
+          <w:szCs w:val="16"/>
+          <w:lang w:eastAsia="en-GB"/>
+          <w14:ligatures w14:val="none"/>
+        </w:rPr>
+        <w:t>inspection of relevant program state;</w:t>
+      </w:r>
+    </w:p>
+    <w:p>
+      <w:pPr>
+        <w:spacing w:after="0" w:line="240" w:lineRule="auto"/>
+        <w:rPr>
+          <w:rFonts w:ascii="Helvetica" w:eastAsia="Times New Roman" w:hAnsi="Helvetica" w:cs="Times New Roman"/>
+          <w:color w:val="000000"/>
+          <w:kern w:val="0"/>
+          <w:sz w:val="16"/>
+          <w:szCs w:val="16"/>
+          <w:lang w:eastAsia="en-GB"/>
+          <w14:ligatures w14:val="none"/>
+        </w:rPr>
+      </w:pPr>
+      <w:r>
+        <w:rPr>
+          <w:rFonts w:ascii="Helvetica" w:eastAsia="Times New Roman" w:hAnsi="Helvetica" w:cs="Times New Roman"/>
+          <w:color w:val="000000"/>
+          <w:kern w:val="0"/>
+          <w:sz w:val="16"/>
+          <w:szCs w:val="16"/>
+          <w:lang w:eastAsia="en-GB"/>
+          <w14:ligatures w14:val="none"/>
+        </w:rPr>
+        <w:t>• one genuine bug encountered during development, with its symptom, cause, debugging evidence and</w:t>
+      </w:r>
+    </w:p>
+    <w:p>
+      <w:pPr>
+        <w:spacing w:after="0" w:line="240" w:lineRule="auto"/>
+        <w:rPr>
+          <w:rFonts w:ascii="Helvetica" w:eastAsia="Times New Roman" w:hAnsi="Helvetica" w:cs="Times New Roman"/>
+          <w:color w:val="000000"/>
+          <w:kern w:val="0"/>
+          <w:sz w:val="16"/>
+          <w:szCs w:val="16"/>
+          <w:lang w:eastAsia="en-GB"/>
+          <w14:ligatures w14:val="none"/>
+        </w:rPr>
+      </w:pPr>
+      <w:r>
+        <w:rPr>
+          <w:rFonts w:ascii="Helvetica" w:eastAsia="Times New Roman" w:hAnsi="Helvetica" w:cs="Times New Roman"/>
+          <w:color w:val="000000"/>
+          <w:kern w:val="0"/>
+          <w:sz w:val="16"/>
+          <w:szCs w:val="16"/>
+          <w:lang w:eastAsia="en-GB"/>
+          <w14:ligatures w14:val="none"/>
+        </w:rPr>
+        <w:t>correction; and</w:t>
+      </w:r>
+    </w:p>
+    <w:p>
+      <w:pPr>
+        <w:spacing w:after="0" w:line="240" w:lineRule="auto"/>
+        <w:rPr>
+          <w:rFonts w:ascii="Helvetica" w:eastAsia="Times New Roman" w:hAnsi="Helvetica" w:cs="Times New Roman"/>
+          <w:color w:val="000000"/>
+          <w:kern w:val="0"/>
+          <w:sz w:val="16"/>
+          <w:szCs w:val="16"/>
+          <w:lang w:eastAsia="en-GB"/>
+          <w14:ligatures w14:val="none"/>
+        </w:rPr>
+      </w:pPr>
+      <w:r>
+        <w:rPr>
+          <w:rFonts w:ascii="Helvetica" w:eastAsia="Times New Roman" w:hAnsi="Helvetica" w:cs="Times New Roman"/>
+          <w:color w:val="000000"/>
+          <w:kern w:val="0"/>
+          <w:sz w:val="16"/>
+          <w:szCs w:val="16"/>
+          <w:lang w:eastAsia="en-GB"/>
+          <w14:ligatures w14:val="none"/>
+        </w:rPr>
+        <w:t xml:space="preserve">• </w:t>
+      </w:r>
+      <w:proofErr w:type="spellStart"/>
+      <w:r>
+        <w:rPr>
+          <w:rFonts w:ascii="Helvetica" w:eastAsia="Times New Roman" w:hAnsi="Helvetica" w:cs="Times New Roman"/>
+          <w:color w:val="000000"/>
+          <w:kern w:val="0"/>
+          <w:sz w:val="16"/>
+          <w:szCs w:val="16"/>
+          <w:lang w:eastAsia="en-GB"/>
+          <w14:ligatures w14:val="none"/>
+        </w:rPr>
+        <w:t>Valgrind</w:t>
+      </w:r>
+      <w:proofErr w:type="spellEnd"/>
+      <w:r>
+        <w:rPr>
+          <w:rFonts w:ascii="Helvetica" w:eastAsia="Times New Roman" w:hAnsi="Helvetica" w:cs="Times New Roman"/>
+          <w:color w:val="000000"/>
+          <w:kern w:val="0"/>
+          <w:sz w:val="16"/>
+          <w:szCs w:val="16"/>
+          <w:lang w:eastAsia="en-GB"/>
+          <w14:ligatures w14:val="none"/>
+        </w:rPr>
+        <w:t xml:space="preserve"> evidence for the final application.</w:t>
+      </w:r>
+    </w:p>
+    <w:p>
+      <w:pPr>
+        <w:rPr>
+          <w:lang w:val="en-US"/>
+        </w:rPr>
+      </w:pPr>
     </w:p>
     <w:sectPr>
       <w:pgSz w:w="11906" w:h="16838"/>
@@ -1002,6 +1272,50 @@
       <w:spacing w:val="5"/>
     </w:rPr>
   </w:style>
+  <w:style w:type="paragraph" w:customStyle="1" w:styleId="p1">
+    <w:name w:val="p1"/>
+    <w:basedOn w:val="Normal"/>
+    <w:rsid w:val="001E6CBB"/>
+    <w:pPr>
+      <w:spacing w:after="0" w:line="240" w:lineRule="auto"/>
+    </w:pPr>
+    <w:rPr>
+      <w:rFonts w:ascii="Helvetica" w:eastAsia="Times New Roman" w:hAnsi="Helvetica" w:cs="Times New Roman"/>
+      <w:color w:val="000000"/>
+      <w:kern w:val="0"/>
+      <w:sz w:val="16"/>
+      <w:szCs w:val="16"/>
+      <w:lang w:eastAsia="en-GB"/>
+      <w14:ligatures w14:val="none"/>
+    </w:rPr>
+  </w:style>
+  <w:style w:type="paragraph" w:customStyle="1" w:styleId="p2">
+    <w:name w:val="p2"/>
+    <w:basedOn w:val="Normal"/>
+    <w:rsid w:val="001E6CBB"/>
+    <w:pPr>
+      <w:spacing w:after="0" w:line="240" w:lineRule="auto"/>
+    </w:pPr>
+    <w:rPr>
+      <w:rFonts w:ascii="Helvetica" w:eastAsia="Times New Roman" w:hAnsi="Helvetica" w:cs="Times New Roman"/>
+      <w:color w:val="000000"/>
+      <w:kern w:val="0"/>
+      <w:sz w:val="16"/>
+      <w:szCs w:val="16"/>
+      <w:lang w:eastAsia="en-GB"/>
+      <w14:ligatures w14:val="none"/>
+    </w:rPr>
+  </w:style>
+  <w:style w:type="character" w:customStyle="1" w:styleId="s1">
+    <w:name w:val="s1"/>
+    <w:basedOn w:val="DefaultParagraphFont"/>
+    <w:rsid w:val="001E6CBB"/>
+    <w:rPr>
+      <w:rFonts w:ascii="Helvetica" w:hAnsi="Helvetica" w:hint="default"/>
+      <w:sz w:val="16"/>
+      <w:szCs w:val="16"/>
+    </w:rPr>
+  </w:style>
 </w:styles>
 </file>
 

--- a/Cos214_Prac4.docx
+++ b/Cos214_Prac4.docx
@@ -111,11 +111,154 @@
           <w:lang w:val="en-US"/>
         </w:rPr>
       </w:pPr>
+    </w:p>
+    <w:p>
+      <w:pPr>
+        <w:rPr>
+          <w:lang w:val="en-US"/>
+        </w:rPr>
+      </w:pPr>
+    </w:p>
+    <w:p>
+      <w:pPr>
+        <w:rPr>
+          <w:lang w:val="en-US"/>
+        </w:rPr>
+      </w:pPr>
+      <w:r>
+        <w:rPr>
+          <w:lang w:val="en-US"/>
+        </w:rPr>
+        <w:br w:type="page"/>
+      </w:r>
+      <w:r>
+        <w:rPr>
+          <w:noProof/>
+          <w:lang w:val="en-US"/>
+        </w:rPr>
+        <w:lastRenderedPageBreak/>
+        <w:drawing>
+          <wp:inline distT="0" distB="0" distL="0" distR="0" wp14:anchorId="1EEC0BB6" wp14:editId="02A412A5">
+            <wp:extent cx="9204758" cy="5562020"/>
+            <wp:effectExtent l="5080" t="0" r="0" b="0"/>
+            <wp:docPr id="278669594" name="Picture 2"/>
+            <wp:cNvGraphicFramePr>
+              <a:graphicFrameLocks xmlns:a="http://schemas.openxmlformats.org/drawingml/2006/main" noChangeAspect="1"/>
+            </wp:cNvGraphicFramePr>
+            <a:graphic xmlns:a="http://schemas.openxmlformats.org/drawingml/2006/main">
+              <a:graphicData uri="http://schemas.openxmlformats.org/drawingml/2006/picture">
+                <pic:pic xmlns:pic="http://schemas.openxmlformats.org/drawingml/2006/picture">
+                  <pic:nvPicPr>
+                    <pic:cNvPr id="278669594" name="Picture 278669594"/>
+                    <pic:cNvPicPr/>
+                  </pic:nvPicPr>
+                  <pic:blipFill>
+                    <a:blip r:embed="rId4" cstate="print">
+                      <a:extLst>
+                        <a:ext uri="{28A0092B-C50C-407E-A947-70E740481C1C}">
+                          <a14:useLocalDpi xmlns:a14="http://schemas.microsoft.com/office/drawing/2010/main" val="0"/>
+                        </a:ext>
+                      </a:extLst>
+                    </a:blip>
+                    <a:stretch>
+                      <a:fillRect/>
+                    </a:stretch>
+                  </pic:blipFill>
+                  <pic:spPr>
+                    <a:xfrm rot="16200000">
+                      <a:off x="0" y="0"/>
+                      <a:ext cx="9242204" cy="5584647"/>
+                    </a:xfrm>
+                    <a:prstGeom prst="rect">
+                      <a:avLst/>
+                    </a:prstGeom>
+                  </pic:spPr>
+                </pic:pic>
+              </a:graphicData>
+            </a:graphic>
+          </wp:inline>
+        </w:drawing>
+      </w:r>
+    </w:p>
+    <w:p>
+      <w:pPr>
+        <w:rPr>
+          <w:lang w:val="en-US"/>
+        </w:rPr>
+      </w:pPr>
+      <w:r>
+        <w:rPr>
+          <w:lang w:val="en-US"/>
+        </w:rPr>
+        <w:lastRenderedPageBreak/>
+        <w:br w:type="page"/>
+      </w:r>
+    </w:p>
+    <w:p>
+      <w:pPr>
+        <w:rPr>
+          <w:lang w:val="en-US"/>
+        </w:rPr>
+      </w:pPr>
+    </w:p>
+    <w:p>
+      <w:pPr>
+        <w:rPr>
+          <w:lang w:val="en-US"/>
+        </w:rPr>
+      </w:pPr>
       <w:r>
         <w:rPr>
           <w:lang w:val="en-US"/>
         </w:rPr>
         <w:t>Task4:</w:t>
+      </w:r>
+      <w:r>
+        <w:rPr>
+          <w:noProof/>
+          <w:lang w:val="en-US"/>
+        </w:rPr>
+        <w:drawing>
+          <wp:inline distT="0" distB="0" distL="0" distR="0" wp14:anchorId="35EDAC27" wp14:editId="3BFB1E36">
+            <wp:extent cx="5731510" cy="4169410"/>
+            <wp:effectExtent l="0" t="0" r="0" b="0"/>
+            <wp:docPr id="2128095039" name="Picture 1"/>
+            <wp:cNvGraphicFramePr>
+              <a:graphicFrameLocks xmlns:a="http://schemas.openxmlformats.org/drawingml/2006/main" noChangeAspect="1"/>
+            </wp:cNvGraphicFramePr>
+            <a:graphic xmlns:a="http://schemas.openxmlformats.org/drawingml/2006/main">
+              <a:graphicData uri="http://schemas.openxmlformats.org/drawingml/2006/picture">
+                <pic:pic xmlns:pic="http://schemas.openxmlformats.org/drawingml/2006/picture">
+                  <pic:nvPicPr>
+                    <pic:cNvPr id="2128095039" name="Picture 2128095039"/>
+                    <pic:cNvPicPr/>
+                  </pic:nvPicPr>
+                  <pic:blipFill>
+                    <a:blip r:embed="rId5" cstate="print">
+                      <a:extLst>
+                        <a:ext uri="{28A0092B-C50C-407E-A947-70E740481C1C}">
+                          <a14:useLocalDpi xmlns:a14="http://schemas.microsoft.com/office/drawing/2010/main" val="0"/>
+                        </a:ext>
+                      </a:extLst>
+                    </a:blip>
+                    <a:stretch>
+                      <a:fillRect/>
+                    </a:stretch>
+                  </pic:blipFill>
+                  <pic:spPr>
+                    <a:xfrm>
+                      <a:off x="0" y="0"/>
+                      <a:ext cx="5731510" cy="4169410"/>
+                    </a:xfrm>
+                    <a:prstGeom prst="rect">
+                      <a:avLst/>
+                    </a:prstGeom>
+                  </pic:spPr>
+                </pic:pic>
+              </a:graphicData>
+            </a:graphic>
+          </wp:inline>
+        </w:drawing>
       </w:r>
     </w:p>
     <w:p>

--- a/Cos214_Prac4.docx
+++ b/Cos214_Prac4.docx
@@ -5,12 +5,16 @@
     <w:p>
       <w:pPr>
         <w:rPr>
+          <w:rFonts w:ascii="Arial" w:hAnsi="Arial" w:cs="Arial"/>
+          <w:color w:val="000000" w:themeColor="text1"/>
           <w:lang w:val="en-US"/>
         </w:rPr>
       </w:pPr>
       <w:proofErr w:type="spellStart"/>
       <w:r>
         <w:rPr>
+          <w:rFonts w:ascii="Arial" w:hAnsi="Arial" w:cs="Arial"/>
+          <w:color w:val="000000" w:themeColor="text1"/>
           <w:lang w:val="en-US"/>
         </w:rPr>
         <w:t>Prac</w:t>
@@ -18,6 +22,8 @@
       <w:proofErr w:type="spellEnd"/>
       <w:r>
         <w:rPr>
+          <w:rFonts w:ascii="Arial" w:hAnsi="Arial" w:cs="Arial"/>
+          <w:color w:val="000000" w:themeColor="text1"/>
           <w:lang w:val="en-US"/>
         </w:rPr>
         <w:t xml:space="preserve"> 4:</w:t>
@@ -26,11 +32,15 @@
     <w:p>
       <w:pPr>
         <w:rPr>
+          <w:rFonts w:ascii="Arial" w:hAnsi="Arial" w:cs="Arial"/>
+          <w:color w:val="000000" w:themeColor="text1"/>
           <w:lang w:val="en-US"/>
         </w:rPr>
       </w:pPr>
       <w:r>
         <w:rPr>
+          <w:rFonts w:ascii="Arial" w:hAnsi="Arial" w:cs="Arial"/>
+          <w:color w:val="000000" w:themeColor="text1"/>
           <w:lang w:val="en-US"/>
         </w:rPr>
         <w:t>Task 1:</w:t>
@@ -38,102 +48,2630 @@
     </w:p>
     <w:p>
       <w:pPr>
-        <w:pStyle w:val="p1"/>
+        <w:rPr>
+          <w:rFonts w:ascii="Arial" w:hAnsi="Arial" w:cs="Arial"/>
+          <w:color w:val="000000" w:themeColor="text1"/>
+          <w:lang w:val="en-US"/>
+        </w:rPr>
       </w:pPr>
       <w:r>
-        <w:t>a concise description of the chosen domain and the problem your system solves;</w:t>
+        <w:rPr>
+          <w:rFonts w:ascii="Arial" w:hAnsi="Arial" w:cs="Arial"/>
+          <w:color w:val="000000" w:themeColor="text1"/>
+          <w:lang w:val="en-US"/>
+        </w:rPr>
+        <w:t>This project models the organisation and processing of work within a software development repository.  A repository holds projects which can contain nested projects or individual issues.  Issues represent the actual work developers perform.  The system allows work items to be hierarchically organised, traversed in various ways, moved between projects at runtime, progressed through a development lifecycle and dynamically extended with properties like priority levels and tags.</w:t>
       </w:r>
     </w:p>
     <w:p>
       <w:pPr>
-        <w:pStyle w:val="p1"/>
+        <w:rPr>
+          <w:rFonts w:ascii="Arial" w:hAnsi="Arial" w:cs="Arial"/>
+          <w:color w:val="000000" w:themeColor="text1"/>
+          <w:lang w:val="en-US"/>
+        </w:rPr>
       </w:pPr>
       <w:r>
-        <w:t>• a complete UML class diagram drawn from scratch;</w:t>
+        <w:rPr>
+          <w:rFonts w:ascii="Arial" w:hAnsi="Arial" w:cs="Arial"/>
+          <w:color w:val="000000" w:themeColor="text1"/>
+          <w:lang w:val="en-US"/>
+        </w:rPr>
+        <w:t>The system addresses the challenge of managing a changing software development work hierarchy without tightly coupling client code to the repository’s internal structure.  Composite is used for the recursive work hierarchy, Iterator provides controlled traversal, State manages the lifecycle of issues and Decorator allows optional responsibilities to be added to issues dynamically.</w:t>
       </w:r>
     </w:p>
     <w:p>
       <w:pPr>
-        <w:pStyle w:val="p2"/>
+        <w:pStyle w:val="NormalWeb"/>
+        <w:rPr>
+          <w:rFonts w:ascii="Arial" w:hAnsi="Arial" w:cs="Arial"/>
+          <w:color w:val="000000" w:themeColor="text1"/>
+        </w:rPr>
       </w:pPr>
-      <w:r>
-        <w:rPr>
-          <w:rStyle w:val="s1"/>
-        </w:rPr>
-        <w:t xml:space="preserve">• </w:t>
-      </w:r>
-      <w:r>
-        <w:t xml:space="preserve">identification of the </w:t>
-      </w:r>
-      <w:proofErr w:type="spellStart"/>
-      <w:r>
-        <w:t>GoF</w:t>
-      </w:r>
-      <w:proofErr w:type="spellEnd"/>
-      <w:r>
-        <w:t xml:space="preserve"> participants for Iterator, Composite, State and Decorator in your own design;</w:t>
-      </w:r>
     </w:p>
+    <w:tbl>
+      <w:tblPr>
+        <w:tblStyle w:val="TableGrid"/>
+        <w:tblW w:w="0" w:type="auto"/>
+        <w:tblLook w:val="04A0" w:firstRow="1" w:lastRow="0" w:firstColumn="1" w:lastColumn="0" w:noHBand="0" w:noVBand="1"/>
+      </w:tblPr>
+      <w:tblGrid>
+        <w:gridCol w:w="2115"/>
+        <w:gridCol w:w="2431"/>
+        <w:gridCol w:w="3460"/>
+      </w:tblGrid>
+      <w:tr>
+        <w:tc>
+          <w:tcPr>
+            <w:tcW w:w="2115" w:type="dxa"/>
+            <w:hideMark/>
+          </w:tcPr>
+          <w:p>
+            <w:pPr>
+              <w:jc w:val="center"/>
+              <w:rPr>
+                <w:rFonts w:ascii="Arial" w:eastAsia="Times New Roman" w:hAnsi="Arial" w:cs="Arial"/>
+                <w:b/>
+                <w:bCs/>
+                <w:color w:val="000000" w:themeColor="text1"/>
+                <w:kern w:val="0"/>
+                <w:u w:val="single"/>
+                <w:lang w:eastAsia="en-GB"/>
+                <w14:ligatures w14:val="none"/>
+              </w:rPr>
+            </w:pPr>
+            <w:proofErr w:type="spellStart"/>
+            <w:r>
+              <w:rPr>
+                <w:rFonts w:ascii="Arial" w:eastAsia="Times New Roman" w:hAnsi="Arial" w:cs="Arial"/>
+                <w:b/>
+                <w:bCs/>
+                <w:color w:val="000000" w:themeColor="text1"/>
+                <w:kern w:val="0"/>
+                <w:u w:val="single"/>
+                <w:lang w:eastAsia="en-GB"/>
+                <w14:ligatures w14:val="none"/>
+              </w:rPr>
+              <w:t>Desgin</w:t>
+            </w:r>
+            <w:proofErr w:type="spellEnd"/>
+            <w:r>
+              <w:rPr>
+                <w:rFonts w:ascii="Arial" w:eastAsia="Times New Roman" w:hAnsi="Arial" w:cs="Arial"/>
+                <w:b/>
+                <w:bCs/>
+                <w:color w:val="000000" w:themeColor="text1"/>
+                <w:kern w:val="0"/>
+                <w:u w:val="single"/>
+                <w:lang w:eastAsia="en-GB"/>
+                <w14:ligatures w14:val="none"/>
+              </w:rPr>
+              <w:t xml:space="preserve"> </w:t>
+            </w:r>
+            <w:r>
+              <w:rPr>
+                <w:rFonts w:ascii="Arial" w:eastAsia="Times New Roman" w:hAnsi="Arial" w:cs="Arial"/>
+                <w:b/>
+                <w:bCs/>
+                <w:color w:val="000000" w:themeColor="text1"/>
+                <w:kern w:val="0"/>
+                <w:u w:val="single"/>
+                <w:lang w:eastAsia="en-GB"/>
+                <w14:ligatures w14:val="none"/>
+              </w:rPr>
+              <w:t>Pattern</w:t>
+            </w:r>
+          </w:p>
+        </w:tc>
+        <w:tc>
+          <w:tcPr>
+            <w:tcW w:w="1854" w:type="dxa"/>
+            <w:hideMark/>
+          </w:tcPr>
+          <w:p>
+            <w:pPr>
+              <w:jc w:val="center"/>
+              <w:rPr>
+                <w:rFonts w:ascii="Arial" w:eastAsia="Times New Roman" w:hAnsi="Arial" w:cs="Arial"/>
+                <w:b/>
+                <w:bCs/>
+                <w:color w:val="000000" w:themeColor="text1"/>
+                <w:kern w:val="0"/>
+                <w:u w:val="single"/>
+                <w:lang w:eastAsia="en-GB"/>
+                <w14:ligatures w14:val="none"/>
+              </w:rPr>
+            </w:pPr>
+            <w:proofErr w:type="spellStart"/>
+            <w:r>
+              <w:rPr>
+                <w:rFonts w:ascii="Arial" w:eastAsia="Times New Roman" w:hAnsi="Arial" w:cs="Arial"/>
+                <w:b/>
+                <w:bCs/>
+                <w:color w:val="000000" w:themeColor="text1"/>
+                <w:kern w:val="0"/>
+                <w:u w:val="single"/>
+                <w:lang w:eastAsia="en-GB"/>
+                <w14:ligatures w14:val="none"/>
+              </w:rPr>
+              <w:t>GoF</w:t>
+            </w:r>
+            <w:proofErr w:type="spellEnd"/>
+            <w:r>
+              <w:rPr>
+                <w:rFonts w:ascii="Arial" w:eastAsia="Times New Roman" w:hAnsi="Arial" w:cs="Arial"/>
+                <w:b/>
+                <w:bCs/>
+                <w:color w:val="000000" w:themeColor="text1"/>
+                <w:kern w:val="0"/>
+                <w:u w:val="single"/>
+                <w:lang w:eastAsia="en-GB"/>
+                <w14:ligatures w14:val="none"/>
+              </w:rPr>
+              <w:t xml:space="preserve"> participant</w:t>
+            </w:r>
+          </w:p>
+        </w:tc>
+        <w:tc>
+          <w:tcPr>
+            <w:tcW w:w="0" w:type="auto"/>
+            <w:hideMark/>
+          </w:tcPr>
+          <w:p>
+            <w:pPr>
+              <w:jc w:val="center"/>
+              <w:rPr>
+                <w:rFonts w:ascii="Arial" w:eastAsia="Times New Roman" w:hAnsi="Arial" w:cs="Arial"/>
+                <w:b/>
+                <w:bCs/>
+                <w:color w:val="000000" w:themeColor="text1"/>
+                <w:kern w:val="0"/>
+                <w:u w:val="single"/>
+                <w:lang w:eastAsia="en-GB"/>
+                <w14:ligatures w14:val="none"/>
+              </w:rPr>
+            </w:pPr>
+            <w:r>
+              <w:rPr>
+                <w:rFonts w:ascii="Arial" w:eastAsia="Times New Roman" w:hAnsi="Arial" w:cs="Arial"/>
+                <w:b/>
+                <w:bCs/>
+                <w:color w:val="000000" w:themeColor="text1"/>
+                <w:kern w:val="0"/>
+                <w:u w:val="single"/>
+                <w:lang w:eastAsia="en-GB"/>
+                <w14:ligatures w14:val="none"/>
+              </w:rPr>
+              <w:t>Class</w:t>
+            </w:r>
+          </w:p>
+        </w:tc>
+      </w:tr>
+      <w:tr>
+        <w:tc>
+          <w:tcPr>
+            <w:tcW w:w="2115" w:type="dxa"/>
+            <w:hideMark/>
+          </w:tcPr>
+          <w:p>
+            <w:pPr>
+              <w:rPr>
+                <w:rFonts w:ascii="Arial" w:eastAsia="Times New Roman" w:hAnsi="Arial" w:cs="Arial"/>
+                <w:color w:val="000000" w:themeColor="text1"/>
+                <w:kern w:val="0"/>
+                <w:u w:val="single"/>
+                <w:lang w:eastAsia="en-GB"/>
+                <w14:ligatures w14:val="none"/>
+              </w:rPr>
+            </w:pPr>
+            <w:r>
+              <w:rPr>
+                <w:rFonts w:ascii="Arial" w:eastAsia="Times New Roman" w:hAnsi="Arial" w:cs="Arial"/>
+                <w:color w:val="000000" w:themeColor="text1"/>
+                <w:kern w:val="0"/>
+                <w:u w:val="single"/>
+                <w:lang w:eastAsia="en-GB"/>
+                <w14:ligatures w14:val="none"/>
+              </w:rPr>
+              <w:t>Composite</w:t>
+            </w:r>
+          </w:p>
+        </w:tc>
+        <w:tc>
+          <w:tcPr>
+            <w:tcW w:w="1854" w:type="dxa"/>
+            <w:hideMark/>
+          </w:tcPr>
+          <w:p>
+            <w:pPr>
+              <w:rPr>
+                <w:rFonts w:ascii="Arial" w:eastAsia="Times New Roman" w:hAnsi="Arial" w:cs="Arial"/>
+                <w:color w:val="000000" w:themeColor="text1"/>
+                <w:kern w:val="0"/>
+                <w:lang w:eastAsia="en-GB"/>
+                <w14:ligatures w14:val="none"/>
+              </w:rPr>
+            </w:pPr>
+            <w:r>
+              <w:rPr>
+                <w:rFonts w:ascii="Arial" w:eastAsia="Times New Roman" w:hAnsi="Arial" w:cs="Arial"/>
+                <w:color w:val="000000" w:themeColor="text1"/>
+                <w:kern w:val="0"/>
+                <w:lang w:eastAsia="en-GB"/>
+                <w14:ligatures w14:val="none"/>
+              </w:rPr>
+              <w:t>Component</w:t>
+            </w:r>
+          </w:p>
+        </w:tc>
+        <w:tc>
+          <w:tcPr>
+            <w:tcW w:w="0" w:type="auto"/>
+            <w:hideMark/>
+          </w:tcPr>
+          <w:p>
+            <w:pPr>
+              <w:rPr>
+                <w:rFonts w:ascii="Arial" w:eastAsia="Times New Roman" w:hAnsi="Arial" w:cs="Arial"/>
+                <w:color w:val="000000" w:themeColor="text1"/>
+                <w:kern w:val="0"/>
+                <w:lang w:eastAsia="en-GB"/>
+                <w14:ligatures w14:val="none"/>
+              </w:rPr>
+            </w:pPr>
+            <w:r>
+              <w:rPr>
+                <w:rFonts w:ascii="Arial" w:eastAsia="Times New Roman" w:hAnsi="Arial" w:cs="Arial"/>
+                <w:color w:val="000000" w:themeColor="text1"/>
+                <w:kern w:val="0"/>
+                <w:sz w:val="20"/>
+                <w:szCs w:val="20"/>
+                <w:lang w:eastAsia="en-GB"/>
+                <w14:ligatures w14:val="none"/>
+              </w:rPr>
+              <w:t>Component</w:t>
+            </w:r>
+          </w:p>
+        </w:tc>
+      </w:tr>
+      <w:tr>
+        <w:tc>
+          <w:tcPr>
+            <w:tcW w:w="2115" w:type="dxa"/>
+            <w:hideMark/>
+          </w:tcPr>
+          <w:p>
+            <w:pPr>
+              <w:rPr>
+                <w:rFonts w:ascii="Arial" w:eastAsia="Times New Roman" w:hAnsi="Arial" w:cs="Arial"/>
+                <w:color w:val="000000" w:themeColor="text1"/>
+                <w:kern w:val="0"/>
+                <w:u w:val="single"/>
+                <w:lang w:eastAsia="en-GB"/>
+                <w14:ligatures w14:val="none"/>
+              </w:rPr>
+            </w:pPr>
+          </w:p>
+        </w:tc>
+        <w:tc>
+          <w:tcPr>
+            <w:tcW w:w="1854" w:type="dxa"/>
+            <w:hideMark/>
+          </w:tcPr>
+          <w:p>
+            <w:pPr>
+              <w:rPr>
+                <w:rFonts w:ascii="Arial" w:eastAsia="Times New Roman" w:hAnsi="Arial" w:cs="Arial"/>
+                <w:color w:val="000000" w:themeColor="text1"/>
+                <w:kern w:val="0"/>
+                <w:lang w:eastAsia="en-GB"/>
+                <w14:ligatures w14:val="none"/>
+              </w:rPr>
+            </w:pPr>
+            <w:r>
+              <w:rPr>
+                <w:rFonts w:ascii="Arial" w:eastAsia="Times New Roman" w:hAnsi="Arial" w:cs="Arial"/>
+                <w:color w:val="000000" w:themeColor="text1"/>
+                <w:kern w:val="0"/>
+                <w:lang w:eastAsia="en-GB"/>
+                <w14:ligatures w14:val="none"/>
+              </w:rPr>
+              <w:t>Leaf</w:t>
+            </w:r>
+          </w:p>
+        </w:tc>
+        <w:tc>
+          <w:tcPr>
+            <w:tcW w:w="0" w:type="auto"/>
+            <w:hideMark/>
+          </w:tcPr>
+          <w:p>
+            <w:pPr>
+              <w:rPr>
+                <w:rFonts w:ascii="Arial" w:eastAsia="Times New Roman" w:hAnsi="Arial" w:cs="Arial"/>
+                <w:color w:val="000000" w:themeColor="text1"/>
+                <w:kern w:val="0"/>
+                <w:lang w:eastAsia="en-GB"/>
+                <w14:ligatures w14:val="none"/>
+              </w:rPr>
+            </w:pPr>
+            <w:r>
+              <w:rPr>
+                <w:rFonts w:ascii="Arial" w:eastAsia="Times New Roman" w:hAnsi="Arial" w:cs="Arial"/>
+                <w:color w:val="000000" w:themeColor="text1"/>
+                <w:kern w:val="0"/>
+                <w:sz w:val="20"/>
+                <w:szCs w:val="20"/>
+                <w:lang w:eastAsia="en-GB"/>
+                <w14:ligatures w14:val="none"/>
+              </w:rPr>
+              <w:t>Issue</w:t>
+            </w:r>
+          </w:p>
+        </w:tc>
+      </w:tr>
+      <w:tr>
+        <w:tc>
+          <w:tcPr>
+            <w:tcW w:w="2115" w:type="dxa"/>
+            <w:hideMark/>
+          </w:tcPr>
+          <w:p>
+            <w:pPr>
+              <w:rPr>
+                <w:rFonts w:ascii="Arial" w:eastAsia="Times New Roman" w:hAnsi="Arial" w:cs="Arial"/>
+                <w:color w:val="000000" w:themeColor="text1"/>
+                <w:kern w:val="0"/>
+                <w:u w:val="single"/>
+                <w:lang w:eastAsia="en-GB"/>
+                <w14:ligatures w14:val="none"/>
+              </w:rPr>
+            </w:pPr>
+          </w:p>
+        </w:tc>
+        <w:tc>
+          <w:tcPr>
+            <w:tcW w:w="1854" w:type="dxa"/>
+            <w:hideMark/>
+          </w:tcPr>
+          <w:p>
+            <w:pPr>
+              <w:rPr>
+                <w:rFonts w:ascii="Arial" w:eastAsia="Times New Roman" w:hAnsi="Arial" w:cs="Arial"/>
+                <w:color w:val="000000" w:themeColor="text1"/>
+                <w:kern w:val="0"/>
+                <w:lang w:eastAsia="en-GB"/>
+                <w14:ligatures w14:val="none"/>
+              </w:rPr>
+            </w:pPr>
+            <w:r>
+              <w:rPr>
+                <w:rFonts w:ascii="Arial" w:eastAsia="Times New Roman" w:hAnsi="Arial" w:cs="Arial"/>
+                <w:color w:val="000000" w:themeColor="text1"/>
+                <w:kern w:val="0"/>
+                <w:lang w:eastAsia="en-GB"/>
+                <w14:ligatures w14:val="none"/>
+              </w:rPr>
+              <w:t>Composite</w:t>
+            </w:r>
+          </w:p>
+        </w:tc>
+        <w:tc>
+          <w:tcPr>
+            <w:tcW w:w="0" w:type="auto"/>
+            <w:hideMark/>
+          </w:tcPr>
+          <w:p>
+            <w:pPr>
+              <w:rPr>
+                <w:rFonts w:ascii="Arial" w:eastAsia="Times New Roman" w:hAnsi="Arial" w:cs="Arial"/>
+                <w:color w:val="000000" w:themeColor="text1"/>
+                <w:kern w:val="0"/>
+                <w:lang w:eastAsia="en-GB"/>
+                <w14:ligatures w14:val="none"/>
+              </w:rPr>
+            </w:pPr>
+            <w:r>
+              <w:rPr>
+                <w:rFonts w:ascii="Arial" w:eastAsia="Times New Roman" w:hAnsi="Arial" w:cs="Arial"/>
+                <w:color w:val="000000" w:themeColor="text1"/>
+                <w:kern w:val="0"/>
+                <w:sz w:val="20"/>
+                <w:szCs w:val="20"/>
+                <w:lang w:eastAsia="en-GB"/>
+                <w14:ligatures w14:val="none"/>
+              </w:rPr>
+              <w:t>Composite</w:t>
+            </w:r>
+          </w:p>
+        </w:tc>
+      </w:tr>
+      <w:tr>
+        <w:tc>
+          <w:tcPr>
+            <w:tcW w:w="2115" w:type="dxa"/>
+            <w:hideMark/>
+          </w:tcPr>
+          <w:p>
+            <w:pPr>
+              <w:rPr>
+                <w:rFonts w:ascii="Arial" w:eastAsia="Times New Roman" w:hAnsi="Arial" w:cs="Arial"/>
+                <w:color w:val="000000" w:themeColor="text1"/>
+                <w:kern w:val="0"/>
+                <w:u w:val="single"/>
+                <w:lang w:eastAsia="en-GB"/>
+                <w14:ligatures w14:val="none"/>
+              </w:rPr>
+            </w:pPr>
+          </w:p>
+        </w:tc>
+        <w:tc>
+          <w:tcPr>
+            <w:tcW w:w="1854" w:type="dxa"/>
+            <w:hideMark/>
+          </w:tcPr>
+          <w:p>
+            <w:pPr>
+              <w:rPr>
+                <w:rFonts w:ascii="Arial" w:eastAsia="Times New Roman" w:hAnsi="Arial" w:cs="Arial"/>
+                <w:color w:val="000000" w:themeColor="text1"/>
+                <w:kern w:val="0"/>
+                <w:lang w:eastAsia="en-GB"/>
+                <w14:ligatures w14:val="none"/>
+              </w:rPr>
+            </w:pPr>
+            <w:r>
+              <w:rPr>
+                <w:rFonts w:ascii="Arial" w:eastAsia="Times New Roman" w:hAnsi="Arial" w:cs="Arial"/>
+                <w:color w:val="000000" w:themeColor="text1"/>
+                <w:kern w:val="0"/>
+                <w:lang w:eastAsia="en-GB"/>
+                <w14:ligatures w14:val="none"/>
+              </w:rPr>
+              <w:t>Concrete Composite</w:t>
+            </w:r>
+          </w:p>
+        </w:tc>
+        <w:tc>
+          <w:tcPr>
+            <w:tcW w:w="0" w:type="auto"/>
+            <w:hideMark/>
+          </w:tcPr>
+          <w:p>
+            <w:pPr>
+              <w:rPr>
+                <w:rFonts w:ascii="Arial" w:eastAsia="Times New Roman" w:hAnsi="Arial" w:cs="Arial"/>
+                <w:color w:val="000000" w:themeColor="text1"/>
+                <w:kern w:val="0"/>
+                <w:lang w:eastAsia="en-GB"/>
+                <w14:ligatures w14:val="none"/>
+              </w:rPr>
+            </w:pPr>
+            <w:r>
+              <w:rPr>
+                <w:rFonts w:ascii="Arial" w:eastAsia="Times New Roman" w:hAnsi="Arial" w:cs="Arial"/>
+                <w:color w:val="000000" w:themeColor="text1"/>
+                <w:kern w:val="0"/>
+                <w:sz w:val="20"/>
+                <w:szCs w:val="20"/>
+                <w:lang w:eastAsia="en-GB"/>
+                <w14:ligatures w14:val="none"/>
+              </w:rPr>
+              <w:t>Project</w:t>
+            </w:r>
+            <w:r>
+              <w:rPr>
+                <w:rFonts w:ascii="Arial" w:eastAsia="Times New Roman" w:hAnsi="Arial" w:cs="Arial"/>
+                <w:color w:val="000000" w:themeColor="text1"/>
+                <w:kern w:val="0"/>
+                <w:lang w:eastAsia="en-GB"/>
+                <w14:ligatures w14:val="none"/>
+              </w:rPr>
+              <w:t>, </w:t>
+            </w:r>
+            <w:r>
+              <w:rPr>
+                <w:rFonts w:ascii="Arial" w:eastAsia="Times New Roman" w:hAnsi="Arial" w:cs="Arial"/>
+                <w:color w:val="000000" w:themeColor="text1"/>
+                <w:kern w:val="0"/>
+                <w:sz w:val="20"/>
+                <w:szCs w:val="20"/>
+                <w:lang w:eastAsia="en-GB"/>
+                <w14:ligatures w14:val="none"/>
+              </w:rPr>
+              <w:t>Repo</w:t>
+            </w:r>
+          </w:p>
+        </w:tc>
+      </w:tr>
+      <w:tr>
+        <w:tc>
+          <w:tcPr>
+            <w:tcW w:w="2115" w:type="dxa"/>
+            <w:hideMark/>
+          </w:tcPr>
+          <w:p>
+            <w:pPr>
+              <w:rPr>
+                <w:rFonts w:ascii="Arial" w:eastAsia="Times New Roman" w:hAnsi="Arial" w:cs="Arial"/>
+                <w:color w:val="000000" w:themeColor="text1"/>
+                <w:kern w:val="0"/>
+                <w:u w:val="single"/>
+                <w:lang w:eastAsia="en-GB"/>
+                <w14:ligatures w14:val="none"/>
+              </w:rPr>
+            </w:pPr>
+          </w:p>
+        </w:tc>
+        <w:tc>
+          <w:tcPr>
+            <w:tcW w:w="1854" w:type="dxa"/>
+            <w:hideMark/>
+          </w:tcPr>
+          <w:p>
+            <w:pPr>
+              <w:rPr>
+                <w:rFonts w:ascii="Arial" w:eastAsia="Times New Roman" w:hAnsi="Arial" w:cs="Arial"/>
+                <w:color w:val="000000" w:themeColor="text1"/>
+                <w:kern w:val="0"/>
+                <w:lang w:eastAsia="en-GB"/>
+                <w14:ligatures w14:val="none"/>
+              </w:rPr>
+            </w:pPr>
+            <w:r>
+              <w:rPr>
+                <w:rFonts w:ascii="Arial" w:eastAsia="Times New Roman" w:hAnsi="Arial" w:cs="Arial"/>
+                <w:color w:val="000000" w:themeColor="text1"/>
+                <w:kern w:val="0"/>
+                <w:lang w:eastAsia="en-GB"/>
+                <w14:ligatures w14:val="none"/>
+              </w:rPr>
+              <w:t>Client</w:t>
+            </w:r>
+          </w:p>
+        </w:tc>
+        <w:tc>
+          <w:tcPr>
+            <w:tcW w:w="0" w:type="auto"/>
+            <w:hideMark/>
+          </w:tcPr>
+          <w:p>
+            <w:pPr>
+              <w:rPr>
+                <w:rFonts w:ascii="Arial" w:eastAsia="Times New Roman" w:hAnsi="Arial" w:cs="Arial"/>
+                <w:color w:val="000000" w:themeColor="text1"/>
+                <w:kern w:val="0"/>
+                <w:lang w:eastAsia="en-GB"/>
+                <w14:ligatures w14:val="none"/>
+              </w:rPr>
+            </w:pPr>
+            <w:proofErr w:type="spellStart"/>
+            <w:r>
+              <w:rPr>
+                <w:rFonts w:ascii="Arial" w:eastAsia="Times New Roman" w:hAnsi="Arial" w:cs="Arial"/>
+                <w:color w:val="000000" w:themeColor="text1"/>
+                <w:kern w:val="0"/>
+                <w:sz w:val="20"/>
+                <w:szCs w:val="20"/>
+                <w:lang w:eastAsia="en-GB"/>
+                <w14:ligatures w14:val="none"/>
+              </w:rPr>
+              <w:t>ProjectRegistry</w:t>
+            </w:r>
+            <w:proofErr w:type="spellEnd"/>
+            <w:r>
+              <w:rPr>
+                <w:rFonts w:ascii="Arial" w:eastAsia="Times New Roman" w:hAnsi="Arial" w:cs="Arial"/>
+                <w:color w:val="000000" w:themeColor="text1"/>
+                <w:kern w:val="0"/>
+                <w:lang w:eastAsia="en-GB"/>
+                <w14:ligatures w14:val="none"/>
+              </w:rPr>
+              <w:t> / </w:t>
+            </w:r>
+            <w:r>
+              <w:rPr>
+                <w:rFonts w:ascii="Arial" w:eastAsia="Times New Roman" w:hAnsi="Arial" w:cs="Arial"/>
+                <w:color w:val="000000" w:themeColor="text1"/>
+                <w:kern w:val="0"/>
+                <w:sz w:val="20"/>
+                <w:szCs w:val="20"/>
+                <w:lang w:eastAsia="en-GB"/>
+                <w14:ligatures w14:val="none"/>
+              </w:rPr>
+              <w:t>main()</w:t>
+            </w:r>
+          </w:p>
+        </w:tc>
+      </w:tr>
+      <w:tr>
+        <w:tc>
+          <w:tcPr>
+            <w:tcW w:w="2115" w:type="dxa"/>
+            <w:hideMark/>
+          </w:tcPr>
+          <w:p>
+            <w:pPr>
+              <w:rPr>
+                <w:rFonts w:ascii="Arial" w:eastAsia="Times New Roman" w:hAnsi="Arial" w:cs="Arial"/>
+                <w:color w:val="000000" w:themeColor="text1"/>
+                <w:kern w:val="0"/>
+                <w:u w:val="single"/>
+                <w:lang w:eastAsia="en-GB"/>
+                <w14:ligatures w14:val="none"/>
+              </w:rPr>
+            </w:pPr>
+            <w:r>
+              <w:rPr>
+                <w:rFonts w:ascii="Arial" w:eastAsia="Times New Roman" w:hAnsi="Arial" w:cs="Arial"/>
+                <w:color w:val="000000" w:themeColor="text1"/>
+                <w:kern w:val="0"/>
+                <w:u w:val="single"/>
+                <w:lang w:eastAsia="en-GB"/>
+                <w14:ligatures w14:val="none"/>
+              </w:rPr>
+              <w:t>Iterator</w:t>
+            </w:r>
+          </w:p>
+        </w:tc>
+        <w:tc>
+          <w:tcPr>
+            <w:tcW w:w="1854" w:type="dxa"/>
+            <w:hideMark/>
+          </w:tcPr>
+          <w:p>
+            <w:pPr>
+              <w:rPr>
+                <w:rFonts w:ascii="Arial" w:eastAsia="Times New Roman" w:hAnsi="Arial" w:cs="Arial"/>
+                <w:color w:val="000000" w:themeColor="text1"/>
+                <w:kern w:val="0"/>
+                <w:lang w:eastAsia="en-GB"/>
+                <w14:ligatures w14:val="none"/>
+              </w:rPr>
+            </w:pPr>
+            <w:r>
+              <w:rPr>
+                <w:rFonts w:ascii="Arial" w:eastAsia="Times New Roman" w:hAnsi="Arial" w:cs="Arial"/>
+                <w:color w:val="000000" w:themeColor="text1"/>
+                <w:kern w:val="0"/>
+                <w:lang w:eastAsia="en-GB"/>
+                <w14:ligatures w14:val="none"/>
+              </w:rPr>
+              <w:t>Iterator</w:t>
+            </w:r>
+          </w:p>
+        </w:tc>
+        <w:tc>
+          <w:tcPr>
+            <w:tcW w:w="0" w:type="auto"/>
+            <w:hideMark/>
+          </w:tcPr>
+          <w:p>
+            <w:pPr>
+              <w:rPr>
+                <w:rFonts w:ascii="Arial" w:eastAsia="Times New Roman" w:hAnsi="Arial" w:cs="Arial"/>
+                <w:color w:val="000000" w:themeColor="text1"/>
+                <w:kern w:val="0"/>
+                <w:lang w:eastAsia="en-GB"/>
+                <w14:ligatures w14:val="none"/>
+              </w:rPr>
+            </w:pPr>
+            <w:proofErr w:type="spellStart"/>
+            <w:r>
+              <w:rPr>
+                <w:rFonts w:ascii="Arial" w:eastAsia="Times New Roman" w:hAnsi="Arial" w:cs="Arial"/>
+                <w:color w:val="000000" w:themeColor="text1"/>
+                <w:kern w:val="0"/>
+                <w:sz w:val="20"/>
+                <w:szCs w:val="20"/>
+                <w:lang w:eastAsia="en-GB"/>
+                <w14:ligatures w14:val="none"/>
+              </w:rPr>
+              <w:t>ProjectIterator</w:t>
+            </w:r>
+            <w:proofErr w:type="spellEnd"/>
+          </w:p>
+        </w:tc>
+      </w:tr>
+      <w:tr>
+        <w:tc>
+          <w:tcPr>
+            <w:tcW w:w="2115" w:type="dxa"/>
+            <w:hideMark/>
+          </w:tcPr>
+          <w:p>
+            <w:pPr>
+              <w:rPr>
+                <w:rFonts w:ascii="Arial" w:eastAsia="Times New Roman" w:hAnsi="Arial" w:cs="Arial"/>
+                <w:color w:val="000000" w:themeColor="text1"/>
+                <w:kern w:val="0"/>
+                <w:u w:val="single"/>
+                <w:lang w:eastAsia="en-GB"/>
+                <w14:ligatures w14:val="none"/>
+              </w:rPr>
+            </w:pPr>
+          </w:p>
+        </w:tc>
+        <w:tc>
+          <w:tcPr>
+            <w:tcW w:w="1854" w:type="dxa"/>
+            <w:hideMark/>
+          </w:tcPr>
+          <w:p>
+            <w:pPr>
+              <w:rPr>
+                <w:rFonts w:ascii="Arial" w:eastAsia="Times New Roman" w:hAnsi="Arial" w:cs="Arial"/>
+                <w:color w:val="000000" w:themeColor="text1"/>
+                <w:kern w:val="0"/>
+                <w:lang w:eastAsia="en-GB"/>
+                <w14:ligatures w14:val="none"/>
+              </w:rPr>
+            </w:pPr>
+            <w:proofErr w:type="spellStart"/>
+            <w:r>
+              <w:rPr>
+                <w:rFonts w:ascii="Arial" w:eastAsia="Times New Roman" w:hAnsi="Arial" w:cs="Arial"/>
+                <w:color w:val="000000" w:themeColor="text1"/>
+                <w:kern w:val="0"/>
+                <w:lang w:eastAsia="en-GB"/>
+                <w14:ligatures w14:val="none"/>
+              </w:rPr>
+              <w:t>ConcreteIterator</w:t>
+            </w:r>
+            <w:proofErr w:type="spellEnd"/>
+          </w:p>
+        </w:tc>
+        <w:tc>
+          <w:tcPr>
+            <w:tcW w:w="0" w:type="auto"/>
+            <w:hideMark/>
+          </w:tcPr>
+          <w:p>
+            <w:pPr>
+              <w:rPr>
+                <w:rFonts w:ascii="Arial" w:eastAsia="Times New Roman" w:hAnsi="Arial" w:cs="Arial"/>
+                <w:color w:val="000000" w:themeColor="text1"/>
+                <w:kern w:val="0"/>
+                <w:lang w:eastAsia="en-GB"/>
+                <w14:ligatures w14:val="none"/>
+              </w:rPr>
+            </w:pPr>
+            <w:proofErr w:type="spellStart"/>
+            <w:r>
+              <w:rPr>
+                <w:rFonts w:ascii="Arial" w:eastAsia="Times New Roman" w:hAnsi="Arial" w:cs="Arial"/>
+                <w:color w:val="000000" w:themeColor="text1"/>
+                <w:kern w:val="0"/>
+                <w:sz w:val="20"/>
+                <w:szCs w:val="20"/>
+                <w:lang w:eastAsia="en-GB"/>
+                <w14:ligatures w14:val="none"/>
+              </w:rPr>
+              <w:t>DepthFirstIterator</w:t>
+            </w:r>
+            <w:proofErr w:type="spellEnd"/>
+          </w:p>
+        </w:tc>
+      </w:tr>
+      <w:tr>
+        <w:tc>
+          <w:tcPr>
+            <w:tcW w:w="2115" w:type="dxa"/>
+            <w:hideMark/>
+          </w:tcPr>
+          <w:p>
+            <w:pPr>
+              <w:rPr>
+                <w:rFonts w:ascii="Arial" w:eastAsia="Times New Roman" w:hAnsi="Arial" w:cs="Arial"/>
+                <w:color w:val="000000" w:themeColor="text1"/>
+                <w:kern w:val="0"/>
+                <w:u w:val="single"/>
+                <w:lang w:eastAsia="en-GB"/>
+                <w14:ligatures w14:val="none"/>
+              </w:rPr>
+            </w:pPr>
+          </w:p>
+        </w:tc>
+        <w:tc>
+          <w:tcPr>
+            <w:tcW w:w="1854" w:type="dxa"/>
+            <w:hideMark/>
+          </w:tcPr>
+          <w:p>
+            <w:pPr>
+              <w:rPr>
+                <w:rFonts w:ascii="Arial" w:eastAsia="Times New Roman" w:hAnsi="Arial" w:cs="Arial"/>
+                <w:color w:val="000000" w:themeColor="text1"/>
+                <w:kern w:val="0"/>
+                <w:lang w:eastAsia="en-GB"/>
+                <w14:ligatures w14:val="none"/>
+              </w:rPr>
+            </w:pPr>
+            <w:proofErr w:type="spellStart"/>
+            <w:r>
+              <w:rPr>
+                <w:rFonts w:ascii="Arial" w:eastAsia="Times New Roman" w:hAnsi="Arial" w:cs="Arial"/>
+                <w:color w:val="000000" w:themeColor="text1"/>
+                <w:kern w:val="0"/>
+                <w:lang w:eastAsia="en-GB"/>
+                <w14:ligatures w14:val="none"/>
+              </w:rPr>
+              <w:t>ConcreteIterator</w:t>
+            </w:r>
+            <w:proofErr w:type="spellEnd"/>
+          </w:p>
+        </w:tc>
+        <w:tc>
+          <w:tcPr>
+            <w:tcW w:w="0" w:type="auto"/>
+            <w:hideMark/>
+          </w:tcPr>
+          <w:p>
+            <w:pPr>
+              <w:rPr>
+                <w:rFonts w:ascii="Arial" w:eastAsia="Times New Roman" w:hAnsi="Arial" w:cs="Arial"/>
+                <w:color w:val="000000" w:themeColor="text1"/>
+                <w:kern w:val="0"/>
+                <w:lang w:eastAsia="en-GB"/>
+                <w14:ligatures w14:val="none"/>
+              </w:rPr>
+            </w:pPr>
+            <w:proofErr w:type="spellStart"/>
+            <w:r>
+              <w:rPr>
+                <w:rFonts w:ascii="Arial" w:eastAsia="Times New Roman" w:hAnsi="Arial" w:cs="Arial"/>
+                <w:color w:val="000000" w:themeColor="text1"/>
+                <w:kern w:val="0"/>
+                <w:sz w:val="20"/>
+                <w:szCs w:val="20"/>
+                <w:lang w:eastAsia="en-GB"/>
+                <w14:ligatures w14:val="none"/>
+              </w:rPr>
+              <w:t>UnresolvedIssueIterator</w:t>
+            </w:r>
+            <w:proofErr w:type="spellEnd"/>
+          </w:p>
+        </w:tc>
+      </w:tr>
+      <w:tr>
+        <w:tc>
+          <w:tcPr>
+            <w:tcW w:w="2115" w:type="dxa"/>
+            <w:hideMark/>
+          </w:tcPr>
+          <w:p>
+            <w:pPr>
+              <w:rPr>
+                <w:rFonts w:ascii="Arial" w:eastAsia="Times New Roman" w:hAnsi="Arial" w:cs="Arial"/>
+                <w:color w:val="000000" w:themeColor="text1"/>
+                <w:kern w:val="0"/>
+                <w:u w:val="single"/>
+                <w:lang w:eastAsia="en-GB"/>
+                <w14:ligatures w14:val="none"/>
+              </w:rPr>
+            </w:pPr>
+          </w:p>
+        </w:tc>
+        <w:tc>
+          <w:tcPr>
+            <w:tcW w:w="1854" w:type="dxa"/>
+            <w:hideMark/>
+          </w:tcPr>
+          <w:p>
+            <w:pPr>
+              <w:rPr>
+                <w:rFonts w:ascii="Arial" w:eastAsia="Times New Roman" w:hAnsi="Arial" w:cs="Arial"/>
+                <w:color w:val="000000" w:themeColor="text1"/>
+                <w:kern w:val="0"/>
+                <w:lang w:eastAsia="en-GB"/>
+                <w14:ligatures w14:val="none"/>
+              </w:rPr>
+            </w:pPr>
+            <w:r>
+              <w:rPr>
+                <w:rFonts w:ascii="Arial" w:eastAsia="Times New Roman" w:hAnsi="Arial" w:cs="Arial"/>
+                <w:color w:val="000000" w:themeColor="text1"/>
+                <w:kern w:val="0"/>
+                <w:lang w:eastAsia="en-GB"/>
+                <w14:ligatures w14:val="none"/>
+              </w:rPr>
+              <w:t>Aggregate</w:t>
+            </w:r>
+          </w:p>
+        </w:tc>
+        <w:tc>
+          <w:tcPr>
+            <w:tcW w:w="0" w:type="auto"/>
+            <w:hideMark/>
+          </w:tcPr>
+          <w:p>
+            <w:pPr>
+              <w:rPr>
+                <w:rFonts w:ascii="Arial" w:eastAsia="Times New Roman" w:hAnsi="Arial" w:cs="Arial"/>
+                <w:color w:val="000000" w:themeColor="text1"/>
+                <w:kern w:val="0"/>
+                <w:lang w:eastAsia="en-GB"/>
+                <w14:ligatures w14:val="none"/>
+              </w:rPr>
+            </w:pPr>
+            <w:r>
+              <w:rPr>
+                <w:rFonts w:ascii="Arial" w:eastAsia="Times New Roman" w:hAnsi="Arial" w:cs="Arial"/>
+                <w:color w:val="000000" w:themeColor="text1"/>
+                <w:kern w:val="0"/>
+                <w:sz w:val="20"/>
+                <w:szCs w:val="20"/>
+                <w:lang w:eastAsia="en-GB"/>
+                <w14:ligatures w14:val="none"/>
+              </w:rPr>
+              <w:t>Component</w:t>
+            </w:r>
+            <w:r>
+              <w:rPr>
+                <w:rFonts w:ascii="Arial" w:eastAsia="Times New Roman" w:hAnsi="Arial" w:cs="Arial"/>
+                <w:color w:val="000000" w:themeColor="text1"/>
+                <w:kern w:val="0"/>
+                <w:lang w:eastAsia="en-GB"/>
+                <w14:ligatures w14:val="none"/>
+              </w:rPr>
+              <w:t> / </w:t>
+            </w:r>
+            <w:r>
+              <w:rPr>
+                <w:rFonts w:ascii="Arial" w:eastAsia="Times New Roman" w:hAnsi="Arial" w:cs="Arial"/>
+                <w:color w:val="000000" w:themeColor="text1"/>
+                <w:kern w:val="0"/>
+                <w:sz w:val="20"/>
+                <w:szCs w:val="20"/>
+                <w:lang w:eastAsia="en-GB"/>
+                <w14:ligatures w14:val="none"/>
+              </w:rPr>
+              <w:t>Composite</w:t>
+            </w:r>
+            <w:r>
+              <w:rPr>
+                <w:rFonts w:ascii="Arial" w:eastAsia="Times New Roman" w:hAnsi="Arial" w:cs="Arial"/>
+                <w:color w:val="000000" w:themeColor="text1"/>
+                <w:kern w:val="0"/>
+                <w:lang w:eastAsia="en-GB"/>
+                <w14:ligatures w14:val="none"/>
+              </w:rPr>
+              <w:t> hierarchy</w:t>
+            </w:r>
+          </w:p>
+        </w:tc>
+      </w:tr>
+      <w:tr>
+        <w:tc>
+          <w:tcPr>
+            <w:tcW w:w="2115" w:type="dxa"/>
+            <w:hideMark/>
+          </w:tcPr>
+          <w:p>
+            <w:pPr>
+              <w:rPr>
+                <w:rFonts w:ascii="Arial" w:eastAsia="Times New Roman" w:hAnsi="Arial" w:cs="Arial"/>
+                <w:color w:val="000000" w:themeColor="text1"/>
+                <w:kern w:val="0"/>
+                <w:u w:val="single"/>
+                <w:lang w:eastAsia="en-GB"/>
+                <w14:ligatures w14:val="none"/>
+              </w:rPr>
+            </w:pPr>
+          </w:p>
+        </w:tc>
+        <w:tc>
+          <w:tcPr>
+            <w:tcW w:w="1854" w:type="dxa"/>
+            <w:hideMark/>
+          </w:tcPr>
+          <w:p>
+            <w:pPr>
+              <w:rPr>
+                <w:rFonts w:ascii="Arial" w:eastAsia="Times New Roman" w:hAnsi="Arial" w:cs="Arial"/>
+                <w:color w:val="000000" w:themeColor="text1"/>
+                <w:kern w:val="0"/>
+                <w:lang w:eastAsia="en-GB"/>
+                <w14:ligatures w14:val="none"/>
+              </w:rPr>
+            </w:pPr>
+            <w:proofErr w:type="spellStart"/>
+            <w:r>
+              <w:rPr>
+                <w:rFonts w:ascii="Arial" w:eastAsia="Times New Roman" w:hAnsi="Arial" w:cs="Arial"/>
+                <w:color w:val="000000" w:themeColor="text1"/>
+                <w:kern w:val="0"/>
+                <w:lang w:eastAsia="en-GB"/>
+                <w14:ligatures w14:val="none"/>
+              </w:rPr>
+              <w:t>ConcreteAggregate</w:t>
+            </w:r>
+            <w:proofErr w:type="spellEnd"/>
+          </w:p>
+        </w:tc>
+        <w:tc>
+          <w:tcPr>
+            <w:tcW w:w="0" w:type="auto"/>
+            <w:hideMark/>
+          </w:tcPr>
+          <w:p>
+            <w:pPr>
+              <w:rPr>
+                <w:rFonts w:ascii="Arial" w:eastAsia="Times New Roman" w:hAnsi="Arial" w:cs="Arial"/>
+                <w:color w:val="000000" w:themeColor="text1"/>
+                <w:kern w:val="0"/>
+                <w:lang w:eastAsia="en-GB"/>
+                <w14:ligatures w14:val="none"/>
+              </w:rPr>
+            </w:pPr>
+            <w:r>
+              <w:rPr>
+                <w:rFonts w:ascii="Arial" w:eastAsia="Times New Roman" w:hAnsi="Arial" w:cs="Arial"/>
+                <w:color w:val="000000" w:themeColor="text1"/>
+                <w:kern w:val="0"/>
+                <w:sz w:val="20"/>
+                <w:szCs w:val="20"/>
+                <w:lang w:eastAsia="en-GB"/>
+                <w14:ligatures w14:val="none"/>
+              </w:rPr>
+              <w:t>Composite</w:t>
+            </w:r>
+            <w:r>
+              <w:rPr>
+                <w:rFonts w:ascii="Arial" w:eastAsia="Times New Roman" w:hAnsi="Arial" w:cs="Arial"/>
+                <w:color w:val="000000" w:themeColor="text1"/>
+                <w:kern w:val="0"/>
+                <w:lang w:eastAsia="en-GB"/>
+                <w14:ligatures w14:val="none"/>
+              </w:rPr>
+              <w:t>, </w:t>
+            </w:r>
+            <w:r>
+              <w:rPr>
+                <w:rFonts w:ascii="Arial" w:eastAsia="Times New Roman" w:hAnsi="Arial" w:cs="Arial"/>
+                <w:color w:val="000000" w:themeColor="text1"/>
+                <w:kern w:val="0"/>
+                <w:sz w:val="20"/>
+                <w:szCs w:val="20"/>
+                <w:lang w:eastAsia="en-GB"/>
+                <w14:ligatures w14:val="none"/>
+              </w:rPr>
+              <w:t>Project</w:t>
+            </w:r>
+            <w:r>
+              <w:rPr>
+                <w:rFonts w:ascii="Arial" w:eastAsia="Times New Roman" w:hAnsi="Arial" w:cs="Arial"/>
+                <w:color w:val="000000" w:themeColor="text1"/>
+                <w:kern w:val="0"/>
+                <w:lang w:eastAsia="en-GB"/>
+                <w14:ligatures w14:val="none"/>
+              </w:rPr>
+              <w:t>, </w:t>
+            </w:r>
+            <w:r>
+              <w:rPr>
+                <w:rFonts w:ascii="Arial" w:eastAsia="Times New Roman" w:hAnsi="Arial" w:cs="Arial"/>
+                <w:color w:val="000000" w:themeColor="text1"/>
+                <w:kern w:val="0"/>
+                <w:sz w:val="20"/>
+                <w:szCs w:val="20"/>
+                <w:lang w:eastAsia="en-GB"/>
+                <w14:ligatures w14:val="none"/>
+              </w:rPr>
+              <w:t>Repo</w:t>
+            </w:r>
+          </w:p>
+        </w:tc>
+      </w:tr>
+      <w:tr>
+        <w:tc>
+          <w:tcPr>
+            <w:tcW w:w="2115" w:type="dxa"/>
+            <w:hideMark/>
+          </w:tcPr>
+          <w:p>
+            <w:pPr>
+              <w:rPr>
+                <w:rFonts w:ascii="Arial" w:eastAsia="Times New Roman" w:hAnsi="Arial" w:cs="Arial"/>
+                <w:color w:val="000000" w:themeColor="text1"/>
+                <w:kern w:val="0"/>
+                <w:u w:val="single"/>
+                <w:lang w:eastAsia="en-GB"/>
+                <w14:ligatures w14:val="none"/>
+              </w:rPr>
+            </w:pPr>
+          </w:p>
+        </w:tc>
+        <w:tc>
+          <w:tcPr>
+            <w:tcW w:w="1854" w:type="dxa"/>
+            <w:hideMark/>
+          </w:tcPr>
+          <w:p>
+            <w:pPr>
+              <w:rPr>
+                <w:rFonts w:ascii="Arial" w:eastAsia="Times New Roman" w:hAnsi="Arial" w:cs="Arial"/>
+                <w:color w:val="000000" w:themeColor="text1"/>
+                <w:kern w:val="0"/>
+                <w:lang w:eastAsia="en-GB"/>
+                <w14:ligatures w14:val="none"/>
+              </w:rPr>
+            </w:pPr>
+            <w:r>
+              <w:rPr>
+                <w:rFonts w:ascii="Arial" w:eastAsia="Times New Roman" w:hAnsi="Arial" w:cs="Arial"/>
+                <w:color w:val="000000" w:themeColor="text1"/>
+                <w:kern w:val="0"/>
+                <w:lang w:eastAsia="en-GB"/>
+                <w14:ligatures w14:val="none"/>
+              </w:rPr>
+              <w:t>Client</w:t>
+            </w:r>
+          </w:p>
+        </w:tc>
+        <w:tc>
+          <w:tcPr>
+            <w:tcW w:w="0" w:type="auto"/>
+            <w:hideMark/>
+          </w:tcPr>
+          <w:p>
+            <w:pPr>
+              <w:rPr>
+                <w:rFonts w:ascii="Arial" w:eastAsia="Times New Roman" w:hAnsi="Arial" w:cs="Arial"/>
+                <w:color w:val="000000" w:themeColor="text1"/>
+                <w:kern w:val="0"/>
+                <w:lang w:eastAsia="en-GB"/>
+                <w14:ligatures w14:val="none"/>
+              </w:rPr>
+            </w:pPr>
+            <w:proofErr w:type="spellStart"/>
+            <w:r>
+              <w:rPr>
+                <w:rFonts w:ascii="Arial" w:eastAsia="Times New Roman" w:hAnsi="Arial" w:cs="Arial"/>
+                <w:color w:val="000000" w:themeColor="text1"/>
+                <w:kern w:val="0"/>
+                <w:sz w:val="20"/>
+                <w:szCs w:val="20"/>
+                <w:lang w:eastAsia="en-GB"/>
+                <w14:ligatures w14:val="none"/>
+              </w:rPr>
+              <w:t>ProjectRegistry</w:t>
+            </w:r>
+            <w:proofErr w:type="spellEnd"/>
+            <w:r>
+              <w:rPr>
+                <w:rFonts w:ascii="Arial" w:eastAsia="Times New Roman" w:hAnsi="Arial" w:cs="Arial"/>
+                <w:color w:val="000000" w:themeColor="text1"/>
+                <w:kern w:val="0"/>
+                <w:lang w:eastAsia="en-GB"/>
+                <w14:ligatures w14:val="none"/>
+              </w:rPr>
+              <w:t> / </w:t>
+            </w:r>
+            <w:r>
+              <w:rPr>
+                <w:rFonts w:ascii="Arial" w:eastAsia="Times New Roman" w:hAnsi="Arial" w:cs="Arial"/>
+                <w:color w:val="000000" w:themeColor="text1"/>
+                <w:kern w:val="0"/>
+                <w:sz w:val="20"/>
+                <w:szCs w:val="20"/>
+                <w:lang w:eastAsia="en-GB"/>
+                <w14:ligatures w14:val="none"/>
+              </w:rPr>
+              <w:t>main()</w:t>
+            </w:r>
+          </w:p>
+        </w:tc>
+      </w:tr>
+      <w:tr>
+        <w:tc>
+          <w:tcPr>
+            <w:tcW w:w="2115" w:type="dxa"/>
+            <w:hideMark/>
+          </w:tcPr>
+          <w:p>
+            <w:pPr>
+              <w:rPr>
+                <w:rFonts w:ascii="Arial" w:eastAsia="Times New Roman" w:hAnsi="Arial" w:cs="Arial"/>
+                <w:color w:val="000000" w:themeColor="text1"/>
+                <w:kern w:val="0"/>
+                <w:u w:val="single"/>
+                <w:lang w:eastAsia="en-GB"/>
+                <w14:ligatures w14:val="none"/>
+              </w:rPr>
+            </w:pPr>
+            <w:r>
+              <w:rPr>
+                <w:rFonts w:ascii="Arial" w:eastAsia="Times New Roman" w:hAnsi="Arial" w:cs="Arial"/>
+                <w:color w:val="000000" w:themeColor="text1"/>
+                <w:kern w:val="0"/>
+                <w:u w:val="single"/>
+                <w:lang w:eastAsia="en-GB"/>
+                <w14:ligatures w14:val="none"/>
+              </w:rPr>
+              <w:t>State</w:t>
+            </w:r>
+          </w:p>
+        </w:tc>
+        <w:tc>
+          <w:tcPr>
+            <w:tcW w:w="1854" w:type="dxa"/>
+            <w:hideMark/>
+          </w:tcPr>
+          <w:p>
+            <w:pPr>
+              <w:rPr>
+                <w:rFonts w:ascii="Arial" w:eastAsia="Times New Roman" w:hAnsi="Arial" w:cs="Arial"/>
+                <w:color w:val="000000" w:themeColor="text1"/>
+                <w:kern w:val="0"/>
+                <w:lang w:eastAsia="en-GB"/>
+                <w14:ligatures w14:val="none"/>
+              </w:rPr>
+            </w:pPr>
+            <w:r>
+              <w:rPr>
+                <w:rFonts w:ascii="Arial" w:eastAsia="Times New Roman" w:hAnsi="Arial" w:cs="Arial"/>
+                <w:color w:val="000000" w:themeColor="text1"/>
+                <w:kern w:val="0"/>
+                <w:lang w:eastAsia="en-GB"/>
+                <w14:ligatures w14:val="none"/>
+              </w:rPr>
+              <w:t>Context</w:t>
+            </w:r>
+          </w:p>
+        </w:tc>
+        <w:tc>
+          <w:tcPr>
+            <w:tcW w:w="0" w:type="auto"/>
+            <w:hideMark/>
+          </w:tcPr>
+          <w:p>
+            <w:pPr>
+              <w:rPr>
+                <w:rFonts w:ascii="Arial" w:eastAsia="Times New Roman" w:hAnsi="Arial" w:cs="Arial"/>
+                <w:color w:val="000000" w:themeColor="text1"/>
+                <w:kern w:val="0"/>
+                <w:lang w:eastAsia="en-GB"/>
+                <w14:ligatures w14:val="none"/>
+              </w:rPr>
+            </w:pPr>
+            <w:r>
+              <w:rPr>
+                <w:rFonts w:ascii="Arial" w:eastAsia="Times New Roman" w:hAnsi="Arial" w:cs="Arial"/>
+                <w:color w:val="000000" w:themeColor="text1"/>
+                <w:kern w:val="0"/>
+                <w:sz w:val="20"/>
+                <w:szCs w:val="20"/>
+                <w:lang w:eastAsia="en-GB"/>
+                <w14:ligatures w14:val="none"/>
+              </w:rPr>
+              <w:t>Issue</w:t>
+            </w:r>
+          </w:p>
+        </w:tc>
+      </w:tr>
+      <w:tr>
+        <w:tc>
+          <w:tcPr>
+            <w:tcW w:w="2115" w:type="dxa"/>
+            <w:hideMark/>
+          </w:tcPr>
+          <w:p>
+            <w:pPr>
+              <w:rPr>
+                <w:rFonts w:ascii="Arial" w:eastAsia="Times New Roman" w:hAnsi="Arial" w:cs="Arial"/>
+                <w:color w:val="000000" w:themeColor="text1"/>
+                <w:kern w:val="0"/>
+                <w:u w:val="single"/>
+                <w:lang w:eastAsia="en-GB"/>
+                <w14:ligatures w14:val="none"/>
+              </w:rPr>
+            </w:pPr>
+          </w:p>
+        </w:tc>
+        <w:tc>
+          <w:tcPr>
+            <w:tcW w:w="1854" w:type="dxa"/>
+            <w:hideMark/>
+          </w:tcPr>
+          <w:p>
+            <w:pPr>
+              <w:rPr>
+                <w:rFonts w:ascii="Arial" w:eastAsia="Times New Roman" w:hAnsi="Arial" w:cs="Arial"/>
+                <w:color w:val="000000" w:themeColor="text1"/>
+                <w:kern w:val="0"/>
+                <w:lang w:eastAsia="en-GB"/>
+                <w14:ligatures w14:val="none"/>
+              </w:rPr>
+            </w:pPr>
+            <w:r>
+              <w:rPr>
+                <w:rFonts w:ascii="Arial" w:eastAsia="Times New Roman" w:hAnsi="Arial" w:cs="Arial"/>
+                <w:color w:val="000000" w:themeColor="text1"/>
+                <w:kern w:val="0"/>
+                <w:lang w:eastAsia="en-GB"/>
+                <w14:ligatures w14:val="none"/>
+              </w:rPr>
+              <w:t>State</w:t>
+            </w:r>
+          </w:p>
+        </w:tc>
+        <w:tc>
+          <w:tcPr>
+            <w:tcW w:w="0" w:type="auto"/>
+            <w:hideMark/>
+          </w:tcPr>
+          <w:p>
+            <w:pPr>
+              <w:rPr>
+                <w:rFonts w:ascii="Arial" w:eastAsia="Times New Roman" w:hAnsi="Arial" w:cs="Arial"/>
+                <w:color w:val="000000" w:themeColor="text1"/>
+                <w:kern w:val="0"/>
+                <w:lang w:eastAsia="en-GB"/>
+                <w14:ligatures w14:val="none"/>
+              </w:rPr>
+            </w:pPr>
+            <w:r>
+              <w:rPr>
+                <w:rFonts w:ascii="Arial" w:eastAsia="Times New Roman" w:hAnsi="Arial" w:cs="Arial"/>
+                <w:color w:val="000000" w:themeColor="text1"/>
+                <w:kern w:val="0"/>
+                <w:sz w:val="20"/>
+                <w:szCs w:val="20"/>
+                <w:lang w:eastAsia="en-GB"/>
+                <w14:ligatures w14:val="none"/>
+              </w:rPr>
+              <w:t>State</w:t>
+            </w:r>
+          </w:p>
+        </w:tc>
+      </w:tr>
+      <w:tr>
+        <w:tc>
+          <w:tcPr>
+            <w:tcW w:w="2115" w:type="dxa"/>
+            <w:hideMark/>
+          </w:tcPr>
+          <w:p>
+            <w:pPr>
+              <w:rPr>
+                <w:rFonts w:ascii="Arial" w:eastAsia="Times New Roman" w:hAnsi="Arial" w:cs="Arial"/>
+                <w:color w:val="000000" w:themeColor="text1"/>
+                <w:kern w:val="0"/>
+                <w:u w:val="single"/>
+                <w:lang w:eastAsia="en-GB"/>
+                <w14:ligatures w14:val="none"/>
+              </w:rPr>
+            </w:pPr>
+          </w:p>
+        </w:tc>
+        <w:tc>
+          <w:tcPr>
+            <w:tcW w:w="1854" w:type="dxa"/>
+            <w:hideMark/>
+          </w:tcPr>
+          <w:p>
+            <w:pPr>
+              <w:rPr>
+                <w:rFonts w:ascii="Arial" w:eastAsia="Times New Roman" w:hAnsi="Arial" w:cs="Arial"/>
+                <w:color w:val="000000" w:themeColor="text1"/>
+                <w:kern w:val="0"/>
+                <w:lang w:eastAsia="en-GB"/>
+                <w14:ligatures w14:val="none"/>
+              </w:rPr>
+            </w:pPr>
+            <w:proofErr w:type="spellStart"/>
+            <w:r>
+              <w:rPr>
+                <w:rFonts w:ascii="Arial" w:eastAsia="Times New Roman" w:hAnsi="Arial" w:cs="Arial"/>
+                <w:color w:val="000000" w:themeColor="text1"/>
+                <w:kern w:val="0"/>
+                <w:lang w:eastAsia="en-GB"/>
+                <w14:ligatures w14:val="none"/>
+              </w:rPr>
+              <w:t>ConcreteState</w:t>
+            </w:r>
+            <w:proofErr w:type="spellEnd"/>
+          </w:p>
+        </w:tc>
+        <w:tc>
+          <w:tcPr>
+            <w:tcW w:w="0" w:type="auto"/>
+            <w:hideMark/>
+          </w:tcPr>
+          <w:p>
+            <w:pPr>
+              <w:rPr>
+                <w:rFonts w:ascii="Arial" w:eastAsia="Times New Roman" w:hAnsi="Arial" w:cs="Arial"/>
+                <w:color w:val="000000" w:themeColor="text1"/>
+                <w:kern w:val="0"/>
+                <w:lang w:eastAsia="en-GB"/>
+                <w14:ligatures w14:val="none"/>
+              </w:rPr>
+            </w:pPr>
+            <w:proofErr w:type="spellStart"/>
+            <w:r>
+              <w:rPr>
+                <w:rFonts w:ascii="Arial" w:eastAsia="Times New Roman" w:hAnsi="Arial" w:cs="Arial"/>
+                <w:color w:val="000000" w:themeColor="text1"/>
+                <w:kern w:val="0"/>
+                <w:sz w:val="20"/>
+                <w:szCs w:val="20"/>
+                <w:lang w:eastAsia="en-GB"/>
+                <w14:ligatures w14:val="none"/>
+              </w:rPr>
+              <w:t>OpenState</w:t>
+            </w:r>
+            <w:proofErr w:type="spellEnd"/>
+          </w:p>
+        </w:tc>
+      </w:tr>
+      <w:tr>
+        <w:tc>
+          <w:tcPr>
+            <w:tcW w:w="2115" w:type="dxa"/>
+            <w:hideMark/>
+          </w:tcPr>
+          <w:p>
+            <w:pPr>
+              <w:rPr>
+                <w:rFonts w:ascii="Arial" w:eastAsia="Times New Roman" w:hAnsi="Arial" w:cs="Arial"/>
+                <w:color w:val="000000" w:themeColor="text1"/>
+                <w:kern w:val="0"/>
+                <w:u w:val="single"/>
+                <w:lang w:eastAsia="en-GB"/>
+                <w14:ligatures w14:val="none"/>
+              </w:rPr>
+            </w:pPr>
+          </w:p>
+        </w:tc>
+        <w:tc>
+          <w:tcPr>
+            <w:tcW w:w="1854" w:type="dxa"/>
+            <w:hideMark/>
+          </w:tcPr>
+          <w:p>
+            <w:pPr>
+              <w:rPr>
+                <w:rFonts w:ascii="Arial" w:eastAsia="Times New Roman" w:hAnsi="Arial" w:cs="Arial"/>
+                <w:color w:val="000000" w:themeColor="text1"/>
+                <w:kern w:val="0"/>
+                <w:lang w:eastAsia="en-GB"/>
+                <w14:ligatures w14:val="none"/>
+              </w:rPr>
+            </w:pPr>
+            <w:proofErr w:type="spellStart"/>
+            <w:r>
+              <w:rPr>
+                <w:rFonts w:ascii="Arial" w:eastAsia="Times New Roman" w:hAnsi="Arial" w:cs="Arial"/>
+                <w:color w:val="000000" w:themeColor="text1"/>
+                <w:kern w:val="0"/>
+                <w:lang w:eastAsia="en-GB"/>
+                <w14:ligatures w14:val="none"/>
+              </w:rPr>
+              <w:t>ConcreteState</w:t>
+            </w:r>
+            <w:proofErr w:type="spellEnd"/>
+          </w:p>
+        </w:tc>
+        <w:tc>
+          <w:tcPr>
+            <w:tcW w:w="0" w:type="auto"/>
+            <w:hideMark/>
+          </w:tcPr>
+          <w:p>
+            <w:pPr>
+              <w:rPr>
+                <w:rFonts w:ascii="Arial" w:eastAsia="Times New Roman" w:hAnsi="Arial" w:cs="Arial"/>
+                <w:color w:val="000000" w:themeColor="text1"/>
+                <w:kern w:val="0"/>
+                <w:lang w:eastAsia="en-GB"/>
+                <w14:ligatures w14:val="none"/>
+              </w:rPr>
+            </w:pPr>
+            <w:proofErr w:type="spellStart"/>
+            <w:r>
+              <w:rPr>
+                <w:rFonts w:ascii="Arial" w:eastAsia="Times New Roman" w:hAnsi="Arial" w:cs="Arial"/>
+                <w:color w:val="000000" w:themeColor="text1"/>
+                <w:kern w:val="0"/>
+                <w:sz w:val="20"/>
+                <w:szCs w:val="20"/>
+                <w:lang w:eastAsia="en-GB"/>
+                <w14:ligatures w14:val="none"/>
+              </w:rPr>
+              <w:t>AssignedState</w:t>
+            </w:r>
+            <w:proofErr w:type="spellEnd"/>
+          </w:p>
+        </w:tc>
+      </w:tr>
+      <w:tr>
+        <w:tc>
+          <w:tcPr>
+            <w:tcW w:w="2115" w:type="dxa"/>
+            <w:hideMark/>
+          </w:tcPr>
+          <w:p>
+            <w:pPr>
+              <w:rPr>
+                <w:rFonts w:ascii="Arial" w:eastAsia="Times New Roman" w:hAnsi="Arial" w:cs="Arial"/>
+                <w:color w:val="000000" w:themeColor="text1"/>
+                <w:kern w:val="0"/>
+                <w:u w:val="single"/>
+                <w:lang w:eastAsia="en-GB"/>
+                <w14:ligatures w14:val="none"/>
+              </w:rPr>
+            </w:pPr>
+          </w:p>
+        </w:tc>
+        <w:tc>
+          <w:tcPr>
+            <w:tcW w:w="1854" w:type="dxa"/>
+            <w:hideMark/>
+          </w:tcPr>
+          <w:p>
+            <w:pPr>
+              <w:rPr>
+                <w:rFonts w:ascii="Arial" w:eastAsia="Times New Roman" w:hAnsi="Arial" w:cs="Arial"/>
+                <w:color w:val="000000" w:themeColor="text1"/>
+                <w:kern w:val="0"/>
+                <w:lang w:eastAsia="en-GB"/>
+                <w14:ligatures w14:val="none"/>
+              </w:rPr>
+            </w:pPr>
+            <w:proofErr w:type="spellStart"/>
+            <w:r>
+              <w:rPr>
+                <w:rFonts w:ascii="Arial" w:eastAsia="Times New Roman" w:hAnsi="Arial" w:cs="Arial"/>
+                <w:color w:val="000000" w:themeColor="text1"/>
+                <w:kern w:val="0"/>
+                <w:lang w:eastAsia="en-GB"/>
+                <w14:ligatures w14:val="none"/>
+              </w:rPr>
+              <w:t>ConcreteState</w:t>
+            </w:r>
+            <w:proofErr w:type="spellEnd"/>
+          </w:p>
+        </w:tc>
+        <w:tc>
+          <w:tcPr>
+            <w:tcW w:w="0" w:type="auto"/>
+            <w:hideMark/>
+          </w:tcPr>
+          <w:p>
+            <w:pPr>
+              <w:rPr>
+                <w:rFonts w:ascii="Arial" w:eastAsia="Times New Roman" w:hAnsi="Arial" w:cs="Arial"/>
+                <w:color w:val="000000" w:themeColor="text1"/>
+                <w:kern w:val="0"/>
+                <w:lang w:eastAsia="en-GB"/>
+                <w14:ligatures w14:val="none"/>
+              </w:rPr>
+            </w:pPr>
+            <w:proofErr w:type="spellStart"/>
+            <w:r>
+              <w:rPr>
+                <w:rFonts w:ascii="Arial" w:eastAsia="Times New Roman" w:hAnsi="Arial" w:cs="Arial"/>
+                <w:color w:val="000000" w:themeColor="text1"/>
+                <w:kern w:val="0"/>
+                <w:sz w:val="20"/>
+                <w:szCs w:val="20"/>
+                <w:lang w:eastAsia="en-GB"/>
+                <w14:ligatures w14:val="none"/>
+              </w:rPr>
+              <w:t>InProgressState</w:t>
+            </w:r>
+            <w:proofErr w:type="spellEnd"/>
+          </w:p>
+        </w:tc>
+      </w:tr>
+      <w:tr>
+        <w:tc>
+          <w:tcPr>
+            <w:tcW w:w="2115" w:type="dxa"/>
+            <w:hideMark/>
+          </w:tcPr>
+          <w:p>
+            <w:pPr>
+              <w:rPr>
+                <w:rFonts w:ascii="Arial" w:eastAsia="Times New Roman" w:hAnsi="Arial" w:cs="Arial"/>
+                <w:color w:val="000000" w:themeColor="text1"/>
+                <w:kern w:val="0"/>
+                <w:u w:val="single"/>
+                <w:lang w:eastAsia="en-GB"/>
+                <w14:ligatures w14:val="none"/>
+              </w:rPr>
+            </w:pPr>
+          </w:p>
+        </w:tc>
+        <w:tc>
+          <w:tcPr>
+            <w:tcW w:w="1854" w:type="dxa"/>
+            <w:hideMark/>
+          </w:tcPr>
+          <w:p>
+            <w:pPr>
+              <w:rPr>
+                <w:rFonts w:ascii="Arial" w:eastAsia="Times New Roman" w:hAnsi="Arial" w:cs="Arial"/>
+                <w:color w:val="000000" w:themeColor="text1"/>
+                <w:kern w:val="0"/>
+                <w:lang w:eastAsia="en-GB"/>
+                <w14:ligatures w14:val="none"/>
+              </w:rPr>
+            </w:pPr>
+            <w:proofErr w:type="spellStart"/>
+            <w:r>
+              <w:rPr>
+                <w:rFonts w:ascii="Arial" w:eastAsia="Times New Roman" w:hAnsi="Arial" w:cs="Arial"/>
+                <w:color w:val="000000" w:themeColor="text1"/>
+                <w:kern w:val="0"/>
+                <w:lang w:eastAsia="en-GB"/>
+                <w14:ligatures w14:val="none"/>
+              </w:rPr>
+              <w:t>ConcreteState</w:t>
+            </w:r>
+            <w:proofErr w:type="spellEnd"/>
+          </w:p>
+        </w:tc>
+        <w:tc>
+          <w:tcPr>
+            <w:tcW w:w="0" w:type="auto"/>
+            <w:hideMark/>
+          </w:tcPr>
+          <w:p>
+            <w:pPr>
+              <w:rPr>
+                <w:rFonts w:ascii="Arial" w:eastAsia="Times New Roman" w:hAnsi="Arial" w:cs="Arial"/>
+                <w:color w:val="000000" w:themeColor="text1"/>
+                <w:kern w:val="0"/>
+                <w:lang w:eastAsia="en-GB"/>
+                <w14:ligatures w14:val="none"/>
+              </w:rPr>
+            </w:pPr>
+            <w:proofErr w:type="spellStart"/>
+            <w:r>
+              <w:rPr>
+                <w:rFonts w:ascii="Arial" w:eastAsia="Times New Roman" w:hAnsi="Arial" w:cs="Arial"/>
+                <w:color w:val="000000" w:themeColor="text1"/>
+                <w:kern w:val="0"/>
+                <w:sz w:val="20"/>
+                <w:szCs w:val="20"/>
+                <w:lang w:eastAsia="en-GB"/>
+                <w14:ligatures w14:val="none"/>
+              </w:rPr>
+              <w:t>ReviewState</w:t>
+            </w:r>
+            <w:proofErr w:type="spellEnd"/>
+          </w:p>
+        </w:tc>
+      </w:tr>
+      <w:tr>
+        <w:tc>
+          <w:tcPr>
+            <w:tcW w:w="2115" w:type="dxa"/>
+            <w:hideMark/>
+          </w:tcPr>
+          <w:p>
+            <w:pPr>
+              <w:rPr>
+                <w:rFonts w:ascii="Arial" w:eastAsia="Times New Roman" w:hAnsi="Arial" w:cs="Arial"/>
+                <w:color w:val="000000" w:themeColor="text1"/>
+                <w:kern w:val="0"/>
+                <w:u w:val="single"/>
+                <w:lang w:eastAsia="en-GB"/>
+                <w14:ligatures w14:val="none"/>
+              </w:rPr>
+            </w:pPr>
+          </w:p>
+        </w:tc>
+        <w:tc>
+          <w:tcPr>
+            <w:tcW w:w="1854" w:type="dxa"/>
+            <w:hideMark/>
+          </w:tcPr>
+          <w:p>
+            <w:pPr>
+              <w:rPr>
+                <w:rFonts w:ascii="Arial" w:eastAsia="Times New Roman" w:hAnsi="Arial" w:cs="Arial"/>
+                <w:color w:val="000000" w:themeColor="text1"/>
+                <w:kern w:val="0"/>
+                <w:lang w:eastAsia="en-GB"/>
+                <w14:ligatures w14:val="none"/>
+              </w:rPr>
+            </w:pPr>
+            <w:proofErr w:type="spellStart"/>
+            <w:r>
+              <w:rPr>
+                <w:rFonts w:ascii="Arial" w:eastAsia="Times New Roman" w:hAnsi="Arial" w:cs="Arial"/>
+                <w:color w:val="000000" w:themeColor="text1"/>
+                <w:kern w:val="0"/>
+                <w:lang w:eastAsia="en-GB"/>
+                <w14:ligatures w14:val="none"/>
+              </w:rPr>
+              <w:t>ConcreteState</w:t>
+            </w:r>
+            <w:proofErr w:type="spellEnd"/>
+          </w:p>
+        </w:tc>
+        <w:tc>
+          <w:tcPr>
+            <w:tcW w:w="0" w:type="auto"/>
+            <w:hideMark/>
+          </w:tcPr>
+          <w:p>
+            <w:pPr>
+              <w:rPr>
+                <w:rFonts w:ascii="Arial" w:eastAsia="Times New Roman" w:hAnsi="Arial" w:cs="Arial"/>
+                <w:color w:val="000000" w:themeColor="text1"/>
+                <w:kern w:val="0"/>
+                <w:lang w:eastAsia="en-GB"/>
+                <w14:ligatures w14:val="none"/>
+              </w:rPr>
+            </w:pPr>
+            <w:proofErr w:type="spellStart"/>
+            <w:r>
+              <w:rPr>
+                <w:rFonts w:ascii="Arial" w:eastAsia="Times New Roman" w:hAnsi="Arial" w:cs="Arial"/>
+                <w:color w:val="000000" w:themeColor="text1"/>
+                <w:kern w:val="0"/>
+                <w:sz w:val="20"/>
+                <w:szCs w:val="20"/>
+                <w:lang w:eastAsia="en-GB"/>
+                <w14:ligatures w14:val="none"/>
+              </w:rPr>
+              <w:t>ClosedState</w:t>
+            </w:r>
+            <w:proofErr w:type="spellEnd"/>
+          </w:p>
+        </w:tc>
+      </w:tr>
+      <w:tr>
+        <w:tc>
+          <w:tcPr>
+            <w:tcW w:w="2115" w:type="dxa"/>
+            <w:hideMark/>
+          </w:tcPr>
+          <w:p>
+            <w:pPr>
+              <w:rPr>
+                <w:rFonts w:ascii="Arial" w:eastAsia="Times New Roman" w:hAnsi="Arial" w:cs="Arial"/>
+                <w:color w:val="000000" w:themeColor="text1"/>
+                <w:kern w:val="0"/>
+                <w:u w:val="single"/>
+                <w:lang w:eastAsia="en-GB"/>
+                <w14:ligatures w14:val="none"/>
+              </w:rPr>
+            </w:pPr>
+            <w:r>
+              <w:rPr>
+                <w:rFonts w:ascii="Arial" w:eastAsia="Times New Roman" w:hAnsi="Arial" w:cs="Arial"/>
+                <w:color w:val="000000" w:themeColor="text1"/>
+                <w:kern w:val="0"/>
+                <w:u w:val="single"/>
+                <w:lang w:eastAsia="en-GB"/>
+                <w14:ligatures w14:val="none"/>
+              </w:rPr>
+              <w:t>Decorator</w:t>
+            </w:r>
+          </w:p>
+        </w:tc>
+        <w:tc>
+          <w:tcPr>
+            <w:tcW w:w="1854" w:type="dxa"/>
+            <w:hideMark/>
+          </w:tcPr>
+          <w:p>
+            <w:pPr>
+              <w:rPr>
+                <w:rFonts w:ascii="Arial" w:eastAsia="Times New Roman" w:hAnsi="Arial" w:cs="Arial"/>
+                <w:color w:val="000000" w:themeColor="text1"/>
+                <w:kern w:val="0"/>
+                <w:lang w:eastAsia="en-GB"/>
+                <w14:ligatures w14:val="none"/>
+              </w:rPr>
+            </w:pPr>
+            <w:r>
+              <w:rPr>
+                <w:rFonts w:ascii="Arial" w:eastAsia="Times New Roman" w:hAnsi="Arial" w:cs="Arial"/>
+                <w:color w:val="000000" w:themeColor="text1"/>
+                <w:kern w:val="0"/>
+                <w:lang w:eastAsia="en-GB"/>
+                <w14:ligatures w14:val="none"/>
+              </w:rPr>
+              <w:t>Component</w:t>
+            </w:r>
+          </w:p>
+        </w:tc>
+        <w:tc>
+          <w:tcPr>
+            <w:tcW w:w="0" w:type="auto"/>
+            <w:hideMark/>
+          </w:tcPr>
+          <w:p>
+            <w:pPr>
+              <w:rPr>
+                <w:rFonts w:ascii="Arial" w:eastAsia="Times New Roman" w:hAnsi="Arial" w:cs="Arial"/>
+                <w:color w:val="000000" w:themeColor="text1"/>
+                <w:kern w:val="0"/>
+                <w:lang w:eastAsia="en-GB"/>
+                <w14:ligatures w14:val="none"/>
+              </w:rPr>
+            </w:pPr>
+            <w:r>
+              <w:rPr>
+                <w:rFonts w:ascii="Arial" w:eastAsia="Times New Roman" w:hAnsi="Arial" w:cs="Arial"/>
+                <w:color w:val="000000" w:themeColor="text1"/>
+                <w:kern w:val="0"/>
+                <w:sz w:val="20"/>
+                <w:szCs w:val="20"/>
+                <w:lang w:eastAsia="en-GB"/>
+                <w14:ligatures w14:val="none"/>
+              </w:rPr>
+              <w:t>Component</w:t>
+            </w:r>
+          </w:p>
+        </w:tc>
+      </w:tr>
+      <w:tr>
+        <w:tc>
+          <w:tcPr>
+            <w:tcW w:w="2115" w:type="dxa"/>
+            <w:hideMark/>
+          </w:tcPr>
+          <w:p>
+            <w:pPr>
+              <w:rPr>
+                <w:rFonts w:ascii="Arial" w:eastAsia="Times New Roman" w:hAnsi="Arial" w:cs="Arial"/>
+                <w:color w:val="000000" w:themeColor="text1"/>
+                <w:kern w:val="0"/>
+                <w:u w:val="single"/>
+                <w:lang w:eastAsia="en-GB"/>
+                <w14:ligatures w14:val="none"/>
+              </w:rPr>
+            </w:pPr>
+          </w:p>
+        </w:tc>
+        <w:tc>
+          <w:tcPr>
+            <w:tcW w:w="1854" w:type="dxa"/>
+            <w:hideMark/>
+          </w:tcPr>
+          <w:p>
+            <w:pPr>
+              <w:rPr>
+                <w:rFonts w:ascii="Arial" w:eastAsia="Times New Roman" w:hAnsi="Arial" w:cs="Arial"/>
+                <w:color w:val="000000" w:themeColor="text1"/>
+                <w:kern w:val="0"/>
+                <w:lang w:eastAsia="en-GB"/>
+                <w14:ligatures w14:val="none"/>
+              </w:rPr>
+            </w:pPr>
+            <w:proofErr w:type="spellStart"/>
+            <w:r>
+              <w:rPr>
+                <w:rFonts w:ascii="Arial" w:eastAsia="Times New Roman" w:hAnsi="Arial" w:cs="Arial"/>
+                <w:color w:val="000000" w:themeColor="text1"/>
+                <w:kern w:val="0"/>
+                <w:lang w:eastAsia="en-GB"/>
+                <w14:ligatures w14:val="none"/>
+              </w:rPr>
+              <w:t>ConcreteComponent</w:t>
+            </w:r>
+            <w:proofErr w:type="spellEnd"/>
+          </w:p>
+        </w:tc>
+        <w:tc>
+          <w:tcPr>
+            <w:tcW w:w="0" w:type="auto"/>
+            <w:hideMark/>
+          </w:tcPr>
+          <w:p>
+            <w:pPr>
+              <w:rPr>
+                <w:rFonts w:ascii="Arial" w:eastAsia="Times New Roman" w:hAnsi="Arial" w:cs="Arial"/>
+                <w:color w:val="000000" w:themeColor="text1"/>
+                <w:kern w:val="0"/>
+                <w:lang w:eastAsia="en-GB"/>
+                <w14:ligatures w14:val="none"/>
+              </w:rPr>
+            </w:pPr>
+            <w:r>
+              <w:rPr>
+                <w:rFonts w:ascii="Arial" w:eastAsia="Times New Roman" w:hAnsi="Arial" w:cs="Arial"/>
+                <w:color w:val="000000" w:themeColor="text1"/>
+                <w:kern w:val="0"/>
+                <w:sz w:val="20"/>
+                <w:szCs w:val="20"/>
+                <w:lang w:eastAsia="en-GB"/>
+                <w14:ligatures w14:val="none"/>
+              </w:rPr>
+              <w:t>Issue</w:t>
+            </w:r>
+          </w:p>
+        </w:tc>
+      </w:tr>
+      <w:tr>
+        <w:tc>
+          <w:tcPr>
+            <w:tcW w:w="2115" w:type="dxa"/>
+            <w:hideMark/>
+          </w:tcPr>
+          <w:p>
+            <w:pPr>
+              <w:rPr>
+                <w:rFonts w:ascii="Arial" w:eastAsia="Times New Roman" w:hAnsi="Arial" w:cs="Arial"/>
+                <w:color w:val="000000" w:themeColor="text1"/>
+                <w:kern w:val="0"/>
+                <w:u w:val="single"/>
+                <w:lang w:eastAsia="en-GB"/>
+                <w14:ligatures w14:val="none"/>
+              </w:rPr>
+            </w:pPr>
+          </w:p>
+        </w:tc>
+        <w:tc>
+          <w:tcPr>
+            <w:tcW w:w="1854" w:type="dxa"/>
+            <w:hideMark/>
+          </w:tcPr>
+          <w:p>
+            <w:pPr>
+              <w:rPr>
+                <w:rFonts w:ascii="Arial" w:eastAsia="Times New Roman" w:hAnsi="Arial" w:cs="Arial"/>
+                <w:color w:val="000000" w:themeColor="text1"/>
+                <w:kern w:val="0"/>
+                <w:lang w:eastAsia="en-GB"/>
+                <w14:ligatures w14:val="none"/>
+              </w:rPr>
+            </w:pPr>
+            <w:r>
+              <w:rPr>
+                <w:rFonts w:ascii="Arial" w:eastAsia="Times New Roman" w:hAnsi="Arial" w:cs="Arial"/>
+                <w:color w:val="000000" w:themeColor="text1"/>
+                <w:kern w:val="0"/>
+                <w:lang w:eastAsia="en-GB"/>
+                <w14:ligatures w14:val="none"/>
+              </w:rPr>
+              <w:t>Decorator</w:t>
+            </w:r>
+          </w:p>
+        </w:tc>
+        <w:tc>
+          <w:tcPr>
+            <w:tcW w:w="0" w:type="auto"/>
+            <w:hideMark/>
+          </w:tcPr>
+          <w:p>
+            <w:pPr>
+              <w:rPr>
+                <w:rFonts w:ascii="Arial" w:eastAsia="Times New Roman" w:hAnsi="Arial" w:cs="Arial"/>
+                <w:color w:val="000000" w:themeColor="text1"/>
+                <w:kern w:val="0"/>
+                <w:lang w:eastAsia="en-GB"/>
+                <w14:ligatures w14:val="none"/>
+              </w:rPr>
+            </w:pPr>
+            <w:proofErr w:type="spellStart"/>
+            <w:r>
+              <w:rPr>
+                <w:rFonts w:ascii="Arial" w:eastAsia="Times New Roman" w:hAnsi="Arial" w:cs="Arial"/>
+                <w:color w:val="000000" w:themeColor="text1"/>
+                <w:kern w:val="0"/>
+                <w:sz w:val="20"/>
+                <w:szCs w:val="20"/>
+                <w:lang w:eastAsia="en-GB"/>
+                <w14:ligatures w14:val="none"/>
+              </w:rPr>
+              <w:t>IssueDecorator</w:t>
+            </w:r>
+            <w:proofErr w:type="spellEnd"/>
+          </w:p>
+        </w:tc>
+      </w:tr>
+      <w:tr>
+        <w:tc>
+          <w:tcPr>
+            <w:tcW w:w="2115" w:type="dxa"/>
+            <w:hideMark/>
+          </w:tcPr>
+          <w:p>
+            <w:pPr>
+              <w:rPr>
+                <w:rFonts w:ascii="Arial" w:eastAsia="Times New Roman" w:hAnsi="Arial" w:cs="Arial"/>
+                <w:color w:val="000000" w:themeColor="text1"/>
+                <w:kern w:val="0"/>
+                <w:u w:val="single"/>
+                <w:lang w:eastAsia="en-GB"/>
+                <w14:ligatures w14:val="none"/>
+              </w:rPr>
+            </w:pPr>
+          </w:p>
+        </w:tc>
+        <w:tc>
+          <w:tcPr>
+            <w:tcW w:w="1854" w:type="dxa"/>
+            <w:hideMark/>
+          </w:tcPr>
+          <w:p>
+            <w:pPr>
+              <w:rPr>
+                <w:rFonts w:ascii="Arial" w:eastAsia="Times New Roman" w:hAnsi="Arial" w:cs="Arial"/>
+                <w:color w:val="000000" w:themeColor="text1"/>
+                <w:kern w:val="0"/>
+                <w:lang w:eastAsia="en-GB"/>
+                <w14:ligatures w14:val="none"/>
+              </w:rPr>
+            </w:pPr>
+            <w:proofErr w:type="spellStart"/>
+            <w:r>
+              <w:rPr>
+                <w:rFonts w:ascii="Arial" w:eastAsia="Times New Roman" w:hAnsi="Arial" w:cs="Arial"/>
+                <w:color w:val="000000" w:themeColor="text1"/>
+                <w:kern w:val="0"/>
+                <w:lang w:eastAsia="en-GB"/>
+                <w14:ligatures w14:val="none"/>
+              </w:rPr>
+              <w:t>ConcreteDecorator</w:t>
+            </w:r>
+            <w:proofErr w:type="spellEnd"/>
+          </w:p>
+        </w:tc>
+        <w:tc>
+          <w:tcPr>
+            <w:tcW w:w="0" w:type="auto"/>
+            <w:hideMark/>
+          </w:tcPr>
+          <w:p>
+            <w:pPr>
+              <w:rPr>
+                <w:rFonts w:ascii="Arial" w:eastAsia="Times New Roman" w:hAnsi="Arial" w:cs="Arial"/>
+                <w:color w:val="000000" w:themeColor="text1"/>
+                <w:kern w:val="0"/>
+                <w:lang w:eastAsia="en-GB"/>
+                <w14:ligatures w14:val="none"/>
+              </w:rPr>
+            </w:pPr>
+            <w:proofErr w:type="spellStart"/>
+            <w:r>
+              <w:rPr>
+                <w:rFonts w:ascii="Arial" w:eastAsia="Times New Roman" w:hAnsi="Arial" w:cs="Arial"/>
+                <w:color w:val="000000" w:themeColor="text1"/>
+                <w:kern w:val="0"/>
+                <w:sz w:val="20"/>
+                <w:szCs w:val="20"/>
+                <w:lang w:eastAsia="en-GB"/>
+                <w14:ligatures w14:val="none"/>
+              </w:rPr>
+              <w:t>PriorityDecorator</w:t>
+            </w:r>
+            <w:proofErr w:type="spellEnd"/>
+          </w:p>
+        </w:tc>
+      </w:tr>
+      <w:tr>
+        <w:tc>
+          <w:tcPr>
+            <w:tcW w:w="2115" w:type="dxa"/>
+            <w:hideMark/>
+          </w:tcPr>
+          <w:p>
+            <w:pPr>
+              <w:rPr>
+                <w:rFonts w:ascii="Arial" w:eastAsia="Times New Roman" w:hAnsi="Arial" w:cs="Arial"/>
+                <w:color w:val="000000" w:themeColor="text1"/>
+                <w:kern w:val="0"/>
+                <w:u w:val="single"/>
+                <w:lang w:eastAsia="en-GB"/>
+                <w14:ligatures w14:val="none"/>
+              </w:rPr>
+            </w:pPr>
+          </w:p>
+        </w:tc>
+        <w:tc>
+          <w:tcPr>
+            <w:tcW w:w="1854" w:type="dxa"/>
+            <w:hideMark/>
+          </w:tcPr>
+          <w:p>
+            <w:pPr>
+              <w:rPr>
+                <w:rFonts w:ascii="Arial" w:eastAsia="Times New Roman" w:hAnsi="Arial" w:cs="Arial"/>
+                <w:color w:val="000000" w:themeColor="text1"/>
+                <w:kern w:val="0"/>
+                <w:lang w:eastAsia="en-GB"/>
+                <w14:ligatures w14:val="none"/>
+              </w:rPr>
+            </w:pPr>
+            <w:proofErr w:type="spellStart"/>
+            <w:r>
+              <w:rPr>
+                <w:rFonts w:ascii="Arial" w:eastAsia="Times New Roman" w:hAnsi="Arial" w:cs="Arial"/>
+                <w:color w:val="000000" w:themeColor="text1"/>
+                <w:kern w:val="0"/>
+                <w:lang w:eastAsia="en-GB"/>
+                <w14:ligatures w14:val="none"/>
+              </w:rPr>
+              <w:t>ConcreteDecorator</w:t>
+            </w:r>
+            <w:proofErr w:type="spellEnd"/>
+          </w:p>
+        </w:tc>
+        <w:tc>
+          <w:tcPr>
+            <w:tcW w:w="0" w:type="auto"/>
+            <w:hideMark/>
+          </w:tcPr>
+          <w:p>
+            <w:pPr>
+              <w:rPr>
+                <w:rFonts w:ascii="Arial" w:eastAsia="Times New Roman" w:hAnsi="Arial" w:cs="Arial"/>
+                <w:color w:val="000000" w:themeColor="text1"/>
+                <w:kern w:val="0"/>
+                <w:lang w:eastAsia="en-GB"/>
+                <w14:ligatures w14:val="none"/>
+              </w:rPr>
+            </w:pPr>
+            <w:r>
+              <w:rPr>
+                <w:rFonts w:ascii="Arial" w:eastAsia="Times New Roman" w:hAnsi="Arial" w:cs="Arial"/>
+                <w:color w:val="000000" w:themeColor="text1"/>
+                <w:kern w:val="0"/>
+                <w:sz w:val="20"/>
+                <w:szCs w:val="20"/>
+                <w:lang w:eastAsia="en-GB"/>
+                <w14:ligatures w14:val="none"/>
+              </w:rPr>
+              <w:t>TagDecorator</w:t>
+            </w:r>
+          </w:p>
+        </w:tc>
+      </w:tr>
+      <w:tr>
+        <w:tc>
+          <w:tcPr>
+            <w:tcW w:w="2115" w:type="dxa"/>
+            <w:hideMark/>
+          </w:tcPr>
+          <w:p>
+            <w:pPr>
+              <w:rPr>
+                <w:rFonts w:ascii="Arial" w:eastAsia="Times New Roman" w:hAnsi="Arial" w:cs="Arial"/>
+                <w:color w:val="000000" w:themeColor="text1"/>
+                <w:kern w:val="0"/>
+                <w:u w:val="single"/>
+                <w:lang w:eastAsia="en-GB"/>
+                <w14:ligatures w14:val="none"/>
+              </w:rPr>
+            </w:pPr>
+          </w:p>
+        </w:tc>
+        <w:tc>
+          <w:tcPr>
+            <w:tcW w:w="1854" w:type="dxa"/>
+            <w:hideMark/>
+          </w:tcPr>
+          <w:p>
+            <w:pPr>
+              <w:rPr>
+                <w:rFonts w:ascii="Arial" w:eastAsia="Times New Roman" w:hAnsi="Arial" w:cs="Arial"/>
+                <w:color w:val="000000" w:themeColor="text1"/>
+                <w:kern w:val="0"/>
+                <w:lang w:eastAsia="en-GB"/>
+                <w14:ligatures w14:val="none"/>
+              </w:rPr>
+            </w:pPr>
+            <w:r>
+              <w:rPr>
+                <w:rFonts w:ascii="Arial" w:eastAsia="Times New Roman" w:hAnsi="Arial" w:cs="Arial"/>
+                <w:color w:val="000000" w:themeColor="text1"/>
+                <w:kern w:val="0"/>
+                <w:lang w:eastAsia="en-GB"/>
+                <w14:ligatures w14:val="none"/>
+              </w:rPr>
+              <w:t>Client</w:t>
+            </w:r>
+          </w:p>
+        </w:tc>
+        <w:tc>
+          <w:tcPr>
+            <w:tcW w:w="0" w:type="auto"/>
+            <w:hideMark/>
+          </w:tcPr>
+          <w:p>
+            <w:pPr>
+              <w:rPr>
+                <w:rFonts w:ascii="Arial" w:eastAsia="Times New Roman" w:hAnsi="Arial" w:cs="Arial"/>
+                <w:color w:val="000000" w:themeColor="text1"/>
+                <w:kern w:val="0"/>
+                <w:lang w:eastAsia="en-GB"/>
+                <w14:ligatures w14:val="none"/>
+              </w:rPr>
+            </w:pPr>
+            <w:proofErr w:type="spellStart"/>
+            <w:r>
+              <w:rPr>
+                <w:rFonts w:ascii="Arial" w:eastAsia="Times New Roman" w:hAnsi="Arial" w:cs="Arial"/>
+                <w:color w:val="000000" w:themeColor="text1"/>
+                <w:kern w:val="0"/>
+                <w:sz w:val="20"/>
+                <w:szCs w:val="20"/>
+                <w:lang w:eastAsia="en-GB"/>
+                <w14:ligatures w14:val="none"/>
+              </w:rPr>
+              <w:t>ProjectRegistry</w:t>
+            </w:r>
+            <w:proofErr w:type="spellEnd"/>
+            <w:r>
+              <w:rPr>
+                <w:rFonts w:ascii="Arial" w:eastAsia="Times New Roman" w:hAnsi="Arial" w:cs="Arial"/>
+                <w:color w:val="000000" w:themeColor="text1"/>
+                <w:kern w:val="0"/>
+                <w:lang w:eastAsia="en-GB"/>
+                <w14:ligatures w14:val="none"/>
+              </w:rPr>
+              <w:t> / </w:t>
+            </w:r>
+            <w:r>
+              <w:rPr>
+                <w:rFonts w:ascii="Arial" w:eastAsia="Times New Roman" w:hAnsi="Arial" w:cs="Arial"/>
+                <w:color w:val="000000" w:themeColor="text1"/>
+                <w:kern w:val="0"/>
+                <w:sz w:val="20"/>
+                <w:szCs w:val="20"/>
+                <w:lang w:eastAsia="en-GB"/>
+                <w14:ligatures w14:val="none"/>
+              </w:rPr>
+              <w:t>main()</w:t>
+            </w:r>
+          </w:p>
+        </w:tc>
+      </w:tr>
+    </w:tbl>
     <w:p>
       <w:pPr>
-        <w:pStyle w:val="p1"/>
-      </w:pPr>
-      <w:r>
-        <w:t>• relevant inheritance, associations, multiplicities and ownership relationships;</w:t>
-      </w:r>
-    </w:p>
-    <w:p>
-      <w:pPr>
-        <w:pStyle w:val="p1"/>
-      </w:pPr>
-      <w:r>
-        <w:t>• enough concrete domain classes to make the hierarchy and runtime behaviour non-trivial; and</w:t>
-      </w:r>
-    </w:p>
-    <w:p>
-      <w:pPr>
-        <w:pStyle w:val="p1"/>
-      </w:pPr>
-      <w:r>
-        <w:t>• a short rationale for the important design and ownership decisions your team made.</w:t>
-      </w:r>
-    </w:p>
-    <w:p>
-      <w:pPr>
-        <w:rPr>
-          <w:lang w:val="en-US"/>
+        <w:pStyle w:val="NormalWeb"/>
+        <w:rPr>
+          <w:rFonts w:ascii="Arial" w:hAnsi="Arial" w:cs="Arial"/>
+          <w:color w:val="000000" w:themeColor="text1"/>
         </w:rPr>
       </w:pPr>
     </w:p>
     <w:p>
       <w:pPr>
         <w:rPr>
+          <w:rFonts w:ascii="Arial" w:hAnsi="Arial" w:cs="Arial"/>
+          <w:color w:val="000000" w:themeColor="text1"/>
           <w:lang w:val="en-US"/>
         </w:rPr>
       </w:pPr>
+      <w:r>
+        <w:rPr>
+          <w:rFonts w:ascii="Arial" w:hAnsi="Arial" w:cs="Arial"/>
+          <w:color w:val="000000" w:themeColor="text1"/>
+          <w:lang w:val="en-US"/>
+        </w:rPr>
+        <w:lastRenderedPageBreak/>
+        <w:t xml:space="preserve">In our design, inheritance represents the primary “is-a” relationships between classes.  Issue, Composite and </w:t>
+      </w:r>
+      <w:proofErr w:type="spellStart"/>
+      <w:r>
+        <w:rPr>
+          <w:rFonts w:ascii="Arial" w:hAnsi="Arial" w:cs="Arial"/>
+          <w:color w:val="000000" w:themeColor="text1"/>
+          <w:lang w:val="en-US"/>
+        </w:rPr>
+        <w:t>IssueDecorator</w:t>
+      </w:r>
+      <w:proofErr w:type="spellEnd"/>
+      <w:r>
+        <w:rPr>
+          <w:rFonts w:ascii="Arial" w:hAnsi="Arial" w:cs="Arial"/>
+          <w:color w:val="000000" w:themeColor="text1"/>
+          <w:lang w:val="en-US"/>
+        </w:rPr>
+        <w:t xml:space="preserve"> all inherit from the common Component abstraction. Project and Repo inherit from Composite while concrete State classes inherit from State and concrete Iterator classes inherit from </w:t>
+      </w:r>
+      <w:proofErr w:type="spellStart"/>
+      <w:r>
+        <w:rPr>
+          <w:rFonts w:ascii="Arial" w:hAnsi="Arial" w:cs="Arial"/>
+          <w:color w:val="000000" w:themeColor="text1"/>
+          <w:lang w:val="en-US"/>
+        </w:rPr>
+        <w:t>ProjectIterator</w:t>
+      </w:r>
+      <w:proofErr w:type="spellEnd"/>
+      <w:r>
+        <w:rPr>
+          <w:rFonts w:ascii="Arial" w:hAnsi="Arial" w:cs="Arial"/>
+          <w:color w:val="000000" w:themeColor="text1"/>
+          <w:lang w:val="en-US"/>
+        </w:rPr>
+        <w:t xml:space="preserve">.  Associations are used where objects interact without owning each other, such as an Iterator traversing Component objects or a Decorator referring to the Component it wraps. Multiplicities indicate how many objects can participate in a relationship; for example, a Composite can contain 0 to any number of child Component objects while a Component can have at most one current State.  Ownership is represented separately: </w:t>
+      </w:r>
+      <w:proofErr w:type="spellStart"/>
+      <w:r>
+        <w:rPr>
+          <w:rFonts w:ascii="Arial" w:hAnsi="Arial" w:cs="Arial"/>
+          <w:color w:val="000000" w:themeColor="text1"/>
+          <w:lang w:val="en-US"/>
+        </w:rPr>
+        <w:t>ProjectRegistry</w:t>
+      </w:r>
+      <w:proofErr w:type="spellEnd"/>
+      <w:r>
+        <w:rPr>
+          <w:rFonts w:ascii="Arial" w:hAnsi="Arial" w:cs="Arial"/>
+          <w:color w:val="000000" w:themeColor="text1"/>
+          <w:lang w:val="en-US"/>
+        </w:rPr>
+        <w:t xml:space="preserve"> owns Components using </w:t>
+      </w:r>
+      <w:proofErr w:type="gramStart"/>
+      <w:r>
+        <w:rPr>
+          <w:rFonts w:ascii="Arial" w:hAnsi="Arial" w:cs="Arial"/>
+          <w:color w:val="000000" w:themeColor="text1"/>
+          <w:lang w:val="en-US"/>
+        </w:rPr>
+        <w:t>std::</w:t>
+      </w:r>
+      <w:proofErr w:type="spellStart"/>
+      <w:proofErr w:type="gramEnd"/>
+      <w:r>
+        <w:rPr>
+          <w:rFonts w:ascii="Arial" w:hAnsi="Arial" w:cs="Arial"/>
+          <w:color w:val="000000" w:themeColor="text1"/>
+          <w:lang w:val="en-US"/>
+        </w:rPr>
+        <w:t>unique_ptr</w:t>
+      </w:r>
+      <w:proofErr w:type="spellEnd"/>
+      <w:r>
+        <w:rPr>
+          <w:rFonts w:ascii="Arial" w:hAnsi="Arial" w:cs="Arial"/>
+          <w:color w:val="000000" w:themeColor="text1"/>
+          <w:lang w:val="en-US"/>
+        </w:rPr>
+        <w:t xml:space="preserve"> and Component owns its current State. These are composition relationships shown with filled diamonds.  In contrast, Composite only stores non-owning pointers to its children so its relationship to Component is aggregation rather than composition.</w:t>
+      </w:r>
     </w:p>
     <w:p>
       <w:pPr>
         <w:rPr>
+          <w:rFonts w:ascii="Arial" w:hAnsi="Arial" w:cs="Arial"/>
+          <w:color w:val="000000" w:themeColor="text1"/>
           <w:lang w:val="en-US"/>
         </w:rPr>
       </w:pPr>
+      <w:r>
+        <w:rPr>
+          <w:rFonts w:ascii="Arial" w:hAnsi="Arial" w:cs="Arial"/>
+          <w:color w:val="000000" w:themeColor="text1"/>
+          <w:lang w:val="en-US"/>
+        </w:rPr>
+        <w:t xml:space="preserve">The concrete domain classes are Repo, Project and Issue.  Repo models the top-level software repository storing information like owner, visibility and programming language. Project represents a group of related work including project-specific details such as a deadline and estimated hours.  Since Project inherits from Composite it can contain both Issues and further nested Projects creating a recursive hierarchy. Issue is the leaf work item with a meaningful development lifecycle managed by the State pattern. Runtime responsibilities are handled by </w:t>
+      </w:r>
+      <w:proofErr w:type="spellStart"/>
+      <w:r>
+        <w:rPr>
+          <w:rFonts w:ascii="Arial" w:hAnsi="Arial" w:cs="Arial"/>
+          <w:color w:val="000000" w:themeColor="text1"/>
+          <w:lang w:val="en-US"/>
+        </w:rPr>
+        <w:t>PriorityDecorator</w:t>
+      </w:r>
+      <w:proofErr w:type="spellEnd"/>
+      <w:r>
+        <w:rPr>
+          <w:rFonts w:ascii="Arial" w:hAnsi="Arial" w:cs="Arial"/>
+          <w:color w:val="000000" w:themeColor="text1"/>
+          <w:lang w:val="en-US"/>
+        </w:rPr>
+        <w:t xml:space="preserve"> and TagDecorator which allow issues to gain a priority level or descriptive tag without altering the original Issue class.</w:t>
+      </w:r>
     </w:p>
     <w:p>
       <w:pPr>
         <w:rPr>
+          <w:rFonts w:ascii="Arial" w:hAnsi="Arial" w:cs="Arial"/>
+          <w:color w:val="000000" w:themeColor="text1"/>
           <w:lang w:val="en-US"/>
         </w:rPr>
       </w:pPr>
       <w:r>
         <w:rPr>
+          <w:rFonts w:ascii="Arial" w:hAnsi="Arial" w:cs="Arial"/>
+          <w:color w:val="000000" w:themeColor="text1"/>
+          <w:lang w:val="en-US"/>
+        </w:rPr>
+        <w:t xml:space="preserve">The system uses Component as a common abstraction for both individual Issues and grouped work, allowing client code to treat leaves and composites uniformly.  Repo and Project </w:t>
+      </w:r>
+      <w:proofErr w:type="spellStart"/>
+      <w:r>
+        <w:rPr>
+          <w:rFonts w:ascii="Arial" w:hAnsi="Arial" w:cs="Arial"/>
+          <w:color w:val="000000" w:themeColor="text1"/>
+          <w:lang w:val="en-US"/>
+        </w:rPr>
+        <w:t>specialise</w:t>
+      </w:r>
+      <w:proofErr w:type="spellEnd"/>
+      <w:r>
+        <w:rPr>
+          <w:rFonts w:ascii="Arial" w:hAnsi="Arial" w:cs="Arial"/>
+          <w:color w:val="000000" w:themeColor="text1"/>
+          <w:lang w:val="en-US"/>
+        </w:rPr>
+        <w:t xml:space="preserve"> Composite, while Issue represents the leaf work item. Projects can contain further Projects, creating a recursive hierarchy without exposing its internal container.</w:t>
+      </w:r>
+    </w:p>
+    <w:p>
+      <w:pPr>
+        <w:rPr>
+          <w:rFonts w:ascii="Arial" w:hAnsi="Arial" w:cs="Arial"/>
+          <w:color w:val="000000" w:themeColor="text1"/>
+          <w:lang w:val="en-US"/>
+        </w:rPr>
+      </w:pPr>
+      <w:proofErr w:type="spellStart"/>
+      <w:r>
+        <w:rPr>
+          <w:rFonts w:ascii="Arial" w:hAnsi="Arial" w:cs="Arial"/>
+          <w:color w:val="000000" w:themeColor="text1"/>
+          <w:lang w:val="en-US"/>
+        </w:rPr>
+        <w:t>ProjectRegistry</w:t>
+      </w:r>
+      <w:proofErr w:type="spellEnd"/>
+      <w:r>
+        <w:rPr>
+          <w:rFonts w:ascii="Arial" w:hAnsi="Arial" w:cs="Arial"/>
+          <w:color w:val="000000" w:themeColor="text1"/>
+          <w:lang w:val="en-US"/>
+        </w:rPr>
+        <w:t xml:space="preserve"> is the central owner of work objects, storing them using </w:t>
+      </w:r>
+      <w:proofErr w:type="gramStart"/>
+      <w:r>
+        <w:rPr>
+          <w:rFonts w:ascii="Arial" w:hAnsi="Arial" w:cs="Arial"/>
+          <w:color w:val="000000" w:themeColor="text1"/>
+          <w:lang w:val="en-US"/>
+        </w:rPr>
+        <w:t>std::</w:t>
+      </w:r>
+      <w:proofErr w:type="spellStart"/>
+      <w:proofErr w:type="gramEnd"/>
+      <w:r>
+        <w:rPr>
+          <w:rFonts w:ascii="Arial" w:hAnsi="Arial" w:cs="Arial"/>
+          <w:color w:val="000000" w:themeColor="text1"/>
+          <w:lang w:val="en-US"/>
+        </w:rPr>
+        <w:t>unique_ptr</w:t>
+      </w:r>
+      <w:proofErr w:type="spellEnd"/>
+      <w:r>
+        <w:rPr>
+          <w:rFonts w:ascii="Arial" w:hAnsi="Arial" w:cs="Arial"/>
+          <w:color w:val="000000" w:themeColor="text1"/>
+          <w:lang w:val="en-US"/>
+        </w:rPr>
+        <w:t>&lt;Component&gt;. This gives each Component a single, clearly defined owner and automatically destroys it. Consequently, the Composite hierarchy only stores non-owning raw pointers to its children, avoiding duplicate ownership and preventing the Registry and Composite from attempting to delete the same object.</w:t>
+      </w:r>
+    </w:p>
+    <w:p>
+      <w:pPr>
+        <w:rPr>
+          <w:rFonts w:ascii="Arial" w:hAnsi="Arial" w:cs="Arial"/>
+          <w:color w:val="000000" w:themeColor="text1"/>
+          <w:lang w:val="en-US"/>
+        </w:rPr>
+      </w:pPr>
+      <w:r>
+        <w:rPr>
+          <w:rFonts w:ascii="Arial" w:hAnsi="Arial" w:cs="Arial"/>
+          <w:color w:val="000000" w:themeColor="text1"/>
+          <w:lang w:val="en-US"/>
+        </w:rPr>
+        <w:t xml:space="preserve">The current lifecycle State is also owned using </w:t>
+      </w:r>
+      <w:proofErr w:type="gramStart"/>
+      <w:r>
+        <w:rPr>
+          <w:rFonts w:ascii="Arial" w:hAnsi="Arial" w:cs="Arial"/>
+          <w:color w:val="000000" w:themeColor="text1"/>
+          <w:lang w:val="en-US"/>
+        </w:rPr>
+        <w:t>std::</w:t>
+      </w:r>
+      <w:proofErr w:type="spellStart"/>
+      <w:proofErr w:type="gramEnd"/>
+      <w:r>
+        <w:rPr>
+          <w:rFonts w:ascii="Arial" w:hAnsi="Arial" w:cs="Arial"/>
+          <w:color w:val="000000" w:themeColor="text1"/>
+          <w:lang w:val="en-US"/>
+        </w:rPr>
+        <w:t>unique_ptr</w:t>
+      </w:r>
+      <w:proofErr w:type="spellEnd"/>
+      <w:r>
+        <w:rPr>
+          <w:rFonts w:ascii="Arial" w:hAnsi="Arial" w:cs="Arial"/>
+          <w:color w:val="000000" w:themeColor="text1"/>
+          <w:lang w:val="en-US"/>
+        </w:rPr>
+        <w:t xml:space="preserve">&lt;State&gt;.  Replacing the State automatically destroys the previous one, while invalid transitions are rejected by the current concrete State object. This keeps state-dependent logic out of the Issue class and avoids a large </w:t>
+      </w:r>
+      <w:proofErr w:type="spellStart"/>
+      <w:r>
+        <w:rPr>
+          <w:rFonts w:ascii="Arial" w:hAnsi="Arial" w:cs="Arial"/>
+          <w:color w:val="000000" w:themeColor="text1"/>
+          <w:lang w:val="en-US"/>
+        </w:rPr>
+        <w:t>centralised</w:t>
+      </w:r>
+      <w:proofErr w:type="spellEnd"/>
+      <w:r>
+        <w:rPr>
+          <w:rFonts w:ascii="Arial" w:hAnsi="Arial" w:cs="Arial"/>
+          <w:color w:val="000000" w:themeColor="text1"/>
+          <w:lang w:val="en-US"/>
+        </w:rPr>
+        <w:t xml:space="preserve"> conditional structure.</w:t>
+      </w:r>
+    </w:p>
+    <w:p>
+      <w:pPr>
+        <w:rPr>
+          <w:rFonts w:ascii="Arial" w:hAnsi="Arial" w:cs="Arial"/>
+          <w:color w:val="000000" w:themeColor="text1"/>
+          <w:lang w:val="en-US"/>
+        </w:rPr>
+      </w:pPr>
+      <w:r>
+        <w:rPr>
+          <w:rFonts w:ascii="Arial" w:hAnsi="Arial" w:cs="Arial"/>
+          <w:color w:val="000000" w:themeColor="text1"/>
+          <w:lang w:val="en-US"/>
+        </w:rPr>
+        <w:t>Decorators use non-owning links to the wrapped Component, while the Registry retains ownership of both the wrapped Component and the decorator objects. This allows responsibilities like priority and tags to be dynamically stacked while the decorated object remains usable through the Component interface.</w:t>
+      </w:r>
+    </w:p>
+    <w:p>
+      <w:pPr>
+        <w:rPr>
+          <w:rFonts w:ascii="Arial" w:hAnsi="Arial" w:cs="Arial"/>
+          <w:color w:val="000000" w:themeColor="text1"/>
+          <w:lang w:val="en-US"/>
+        </w:rPr>
+      </w:pPr>
+      <w:r>
+        <w:rPr>
+          <w:rFonts w:ascii="Arial" w:hAnsi="Arial" w:cs="Arial"/>
+          <w:color w:val="000000" w:themeColor="text1"/>
+          <w:lang w:val="en-US"/>
+        </w:rPr>
+        <w:lastRenderedPageBreak/>
+        <w:t>Iterators also use non-owning Component pointers.  When created, they build a snapshot of the traversal, ensuring that an existing traversal remains safe and predictable if the hierarchy is modified. A newly created iterator reflects the updated hierarchy.</w:t>
+      </w:r>
+      <w:r>
+        <w:rPr>
+          <w:rFonts w:ascii="Arial" w:hAnsi="Arial" w:cs="Arial"/>
+          <w:color w:val="000000" w:themeColor="text1"/>
           <w:lang w:val="en-US"/>
         </w:rPr>
         <w:br w:type="page"/>
       </w:r>
       <w:r>
         <w:rPr>
+          <w:rFonts w:ascii="Arial" w:hAnsi="Arial" w:cs="Arial"/>
           <w:noProof/>
+          <w:color w:val="000000" w:themeColor="text1"/>
           <w:lang w:val="en-US"/>
         </w:rPr>
         <w:lastRenderedPageBreak/>
@@ -183,20 +2721,8 @@
     <w:p>
       <w:pPr>
         <w:rPr>
-          <w:lang w:val="en-US"/>
-        </w:rPr>
-      </w:pPr>
-      <w:r>
-        <w:rPr>
-          <w:lang w:val="en-US"/>
-        </w:rPr>
-        <w:lastRenderedPageBreak/>
-        <w:br w:type="page"/>
-      </w:r>
-    </w:p>
-    <w:p>
-      <w:pPr>
-        <w:rPr>
+          <w:rFonts w:ascii="Arial" w:hAnsi="Arial" w:cs="Arial"/>
+          <w:color w:val="000000" w:themeColor="text1"/>
           <w:lang w:val="en-US"/>
         </w:rPr>
       </w:pPr>
@@ -204,25 +2730,49 @@
     <w:p>
       <w:pPr>
         <w:rPr>
+          <w:rFonts w:ascii="Arial" w:hAnsi="Arial" w:cs="Arial"/>
+          <w:color w:val="000000" w:themeColor="text1"/>
           <w:lang w:val="en-US"/>
         </w:rPr>
       </w:pPr>
-      <w:r>
-        <w:rPr>
+    </w:p>
+    <w:p>
+      <w:pPr>
+        <w:rPr>
+          <w:rFonts w:ascii="Arial" w:hAnsi="Arial" w:cs="Arial"/>
+          <w:color w:val="000000" w:themeColor="text1"/>
+          <w:lang w:val="en-US"/>
+        </w:rPr>
+      </w:pPr>
+      <w:r>
+        <w:rPr>
+          <w:rFonts w:ascii="Arial" w:hAnsi="Arial" w:cs="Arial"/>
+          <w:color w:val="000000" w:themeColor="text1"/>
           <w:lang w:val="en-US"/>
         </w:rPr>
         <w:t>Task4:</w:t>
       </w:r>
-      <w:r>
-        <w:rPr>
+    </w:p>
+    <w:p>
+      <w:pPr>
+        <w:rPr>
+          <w:rFonts w:ascii="Arial" w:hAnsi="Arial" w:cs="Arial"/>
+          <w:color w:val="000000" w:themeColor="text1"/>
+          <w:lang w:val="en-US"/>
+        </w:rPr>
+      </w:pPr>
+      <w:r>
+        <w:rPr>
+          <w:rFonts w:ascii="Arial" w:hAnsi="Arial" w:cs="Arial"/>
           <w:noProof/>
+          <w:color w:val="000000" w:themeColor="text1"/>
           <w:lang w:val="en-US"/>
         </w:rPr>
         <w:drawing>
-          <wp:inline distT="0" distB="0" distL="0" distR="0" wp14:anchorId="35EDAC27" wp14:editId="3BFB1E36">
-            <wp:extent cx="5731510" cy="4169410"/>
-            <wp:effectExtent l="0" t="0" r="0" b="0"/>
-            <wp:docPr id="2128095039" name="Picture 1"/>
+          <wp:inline distT="0" distB="0" distL="0" distR="0" wp14:anchorId="357FA587" wp14:editId="7C895AF8">
+            <wp:extent cx="5731510" cy="4326255"/>
+            <wp:effectExtent l="0" t="0" r="0" b="4445"/>
+            <wp:docPr id="2128357995" name="Picture 3"/>
             <wp:cNvGraphicFramePr>
               <a:graphicFrameLocks xmlns:a="http://schemas.openxmlformats.org/drawingml/2006/main" noChangeAspect="1"/>
             </wp:cNvGraphicFramePr>
@@ -230,7 +2780,7 @@
               <a:graphicData uri="http://schemas.openxmlformats.org/drawingml/2006/picture">
                 <pic:pic xmlns:pic="http://schemas.openxmlformats.org/drawingml/2006/picture">
                   <pic:nvPicPr>
-                    <pic:cNvPr id="2128095039" name="Picture 2128095039"/>
+                    <pic:cNvPr id="2128357995" name="Picture 2128357995"/>
                     <pic:cNvPicPr/>
                   </pic:nvPicPr>
                   <pic:blipFill>
@@ -248,7 +2798,7 @@
                   <pic:spPr>
                     <a:xfrm>
                       <a:off x="0" y="0"/>
-                      <a:ext cx="5731510" cy="4169410"/>
+                      <a:ext cx="5731510" cy="4326255"/>
                     </a:xfrm>
                     <a:prstGeom prst="rect">
                       <a:avLst/>
@@ -264,11 +2814,15 @@
     <w:p>
       <w:pPr>
         <w:rPr>
+          <w:rFonts w:ascii="Arial" w:hAnsi="Arial" w:cs="Arial"/>
+          <w:color w:val="000000" w:themeColor="text1"/>
           <w:lang w:val="en-US"/>
         </w:rPr>
       </w:pPr>
       <w:r>
         <w:rPr>
+          <w:rFonts w:ascii="Arial" w:hAnsi="Arial" w:cs="Arial"/>
+          <w:color w:val="000000" w:themeColor="text1"/>
           <w:lang w:val="en-US"/>
         </w:rPr>
         <w:t>Attached separately</w:t>
@@ -277,11 +2831,15 @@
     <w:p>
       <w:pPr>
         <w:rPr>
+          <w:rFonts w:ascii="Arial" w:hAnsi="Arial" w:cs="Arial"/>
+          <w:color w:val="000000" w:themeColor="text1"/>
           <w:lang w:val="en-US"/>
         </w:rPr>
       </w:pPr>
       <w:r>
         <w:rPr>
+          <w:rFonts w:ascii="Arial" w:hAnsi="Arial" w:cs="Arial"/>
+          <w:color w:val="000000" w:themeColor="text1"/>
           <w:lang w:val="en-US"/>
         </w:rPr>
         <w:t>Task 5:</w:t>
@@ -291,8 +2849,8 @@
       <w:pPr>
         <w:spacing w:after="0" w:line="240" w:lineRule="auto"/>
         <w:rPr>
-          <w:rFonts w:ascii="Helvetica" w:eastAsia="Times New Roman" w:hAnsi="Helvetica" w:cs="Times New Roman"/>
-          <w:color w:val="000000"/>
+          <w:rFonts w:ascii="Arial" w:eastAsia="Times New Roman" w:hAnsi="Arial" w:cs="Arial"/>
+          <w:color w:val="000000" w:themeColor="text1"/>
           <w:kern w:val="0"/>
           <w:sz w:val="16"/>
           <w:szCs w:val="16"/>
@@ -302,8 +2860,8 @@
       </w:pPr>
       <w:r>
         <w:rPr>
-          <w:rFonts w:ascii="Helvetica" w:eastAsia="Times New Roman" w:hAnsi="Helvetica" w:cs="Times New Roman"/>
-          <w:color w:val="000000"/>
+          <w:rFonts w:ascii="Arial" w:eastAsia="Times New Roman" w:hAnsi="Arial" w:cs="Arial"/>
+          <w:color w:val="000000" w:themeColor="text1"/>
           <w:kern w:val="0"/>
           <w:sz w:val="16"/>
           <w:szCs w:val="16"/>
@@ -317,8 +2875,8 @@
       <w:pPr>
         <w:spacing w:after="0" w:line="240" w:lineRule="auto"/>
         <w:rPr>
-          <w:rFonts w:ascii="Helvetica" w:eastAsia="Times New Roman" w:hAnsi="Helvetica" w:cs="Times New Roman"/>
-          <w:color w:val="000000"/>
+          <w:rFonts w:ascii="Arial" w:eastAsia="Times New Roman" w:hAnsi="Arial" w:cs="Arial"/>
+          <w:color w:val="000000" w:themeColor="text1"/>
           <w:kern w:val="0"/>
           <w:sz w:val="17"/>
           <w:szCs w:val="17"/>
@@ -328,8 +2886,8 @@
       </w:pPr>
       <w:r>
         <w:rPr>
-          <w:rFonts w:ascii="Helvetica" w:eastAsia="Times New Roman" w:hAnsi="Helvetica" w:cs="Times New Roman"/>
-          <w:color w:val="000000"/>
+          <w:rFonts w:ascii="Arial" w:eastAsia="Times New Roman" w:hAnsi="Arial" w:cs="Arial"/>
+          <w:color w:val="000000" w:themeColor="text1"/>
           <w:kern w:val="0"/>
           <w:sz w:val="16"/>
           <w:szCs w:val="16"/>
@@ -340,8 +2898,8 @@
       </w:r>
       <w:r>
         <w:rPr>
-          <w:rFonts w:ascii="Helvetica" w:eastAsia="Times New Roman" w:hAnsi="Helvetica" w:cs="Times New Roman"/>
-          <w:color w:val="000000"/>
+          <w:rFonts w:ascii="Arial" w:eastAsia="Times New Roman" w:hAnsi="Arial" w:cs="Arial"/>
+          <w:color w:val="000000" w:themeColor="text1"/>
           <w:kern w:val="0"/>
           <w:sz w:val="17"/>
           <w:szCs w:val="17"/>
@@ -355,8 +2913,8 @@
       <w:pPr>
         <w:spacing w:after="0" w:line="240" w:lineRule="auto"/>
         <w:rPr>
-          <w:rFonts w:ascii="Helvetica" w:eastAsia="Times New Roman" w:hAnsi="Helvetica" w:cs="Times New Roman"/>
-          <w:color w:val="000000"/>
+          <w:rFonts w:ascii="Arial" w:eastAsia="Times New Roman" w:hAnsi="Arial" w:cs="Arial"/>
+          <w:color w:val="000000" w:themeColor="text1"/>
           <w:kern w:val="0"/>
           <w:sz w:val="16"/>
           <w:szCs w:val="16"/>
@@ -366,8 +2924,8 @@
       </w:pPr>
       <w:r>
         <w:rPr>
-          <w:rFonts w:ascii="Helvetica" w:eastAsia="Times New Roman" w:hAnsi="Helvetica" w:cs="Times New Roman"/>
-          <w:color w:val="000000"/>
+          <w:rFonts w:ascii="Arial" w:eastAsia="Times New Roman" w:hAnsi="Arial" w:cs="Arial"/>
+          <w:color w:val="000000" w:themeColor="text1"/>
           <w:kern w:val="0"/>
           <w:sz w:val="16"/>
           <w:szCs w:val="16"/>
@@ -381,8 +2939,8 @@
       <w:pPr>
         <w:spacing w:after="0" w:line="240" w:lineRule="auto"/>
         <w:rPr>
-          <w:rFonts w:ascii="Helvetica" w:eastAsia="Times New Roman" w:hAnsi="Helvetica" w:cs="Times New Roman"/>
-          <w:color w:val="000000"/>
+          <w:rFonts w:ascii="Arial" w:eastAsia="Times New Roman" w:hAnsi="Arial" w:cs="Arial"/>
+          <w:color w:val="000000" w:themeColor="text1"/>
           <w:kern w:val="0"/>
           <w:sz w:val="16"/>
           <w:szCs w:val="16"/>
@@ -392,8 +2950,8 @@
       </w:pPr>
       <w:r>
         <w:rPr>
-          <w:rFonts w:ascii="Helvetica" w:eastAsia="Times New Roman" w:hAnsi="Helvetica" w:cs="Times New Roman"/>
-          <w:color w:val="000000"/>
+          <w:rFonts w:ascii="Arial" w:eastAsia="Times New Roman" w:hAnsi="Arial" w:cs="Arial"/>
+          <w:color w:val="000000" w:themeColor="text1"/>
           <w:kern w:val="0"/>
           <w:sz w:val="16"/>
           <w:szCs w:val="16"/>
@@ -407,8 +2965,8 @@
       <w:pPr>
         <w:spacing w:after="0" w:line="240" w:lineRule="auto"/>
         <w:rPr>
-          <w:rFonts w:ascii="Helvetica" w:eastAsia="Times New Roman" w:hAnsi="Helvetica" w:cs="Times New Roman"/>
-          <w:color w:val="000000"/>
+          <w:rFonts w:ascii="Arial" w:eastAsia="Times New Roman" w:hAnsi="Arial" w:cs="Arial"/>
+          <w:color w:val="000000" w:themeColor="text1"/>
           <w:kern w:val="0"/>
           <w:sz w:val="16"/>
           <w:szCs w:val="16"/>
@@ -418,8 +2976,8 @@
       </w:pPr>
       <w:r>
         <w:rPr>
-          <w:rFonts w:ascii="Helvetica" w:eastAsia="Times New Roman" w:hAnsi="Helvetica" w:cs="Times New Roman"/>
-          <w:color w:val="000000"/>
+          <w:rFonts w:ascii="Arial" w:eastAsia="Times New Roman" w:hAnsi="Arial" w:cs="Arial"/>
+          <w:color w:val="000000" w:themeColor="text1"/>
           <w:kern w:val="0"/>
           <w:sz w:val="16"/>
           <w:szCs w:val="16"/>
@@ -433,8 +2991,8 @@
       <w:pPr>
         <w:spacing w:after="0" w:line="240" w:lineRule="auto"/>
         <w:rPr>
-          <w:rFonts w:ascii="Helvetica" w:eastAsia="Times New Roman" w:hAnsi="Helvetica" w:cs="Times New Roman"/>
-          <w:color w:val="000000"/>
+          <w:rFonts w:ascii="Arial" w:eastAsia="Times New Roman" w:hAnsi="Arial" w:cs="Arial"/>
+          <w:color w:val="000000" w:themeColor="text1"/>
           <w:kern w:val="0"/>
           <w:sz w:val="16"/>
           <w:szCs w:val="16"/>
@@ -444,8 +3002,8 @@
       </w:pPr>
       <w:r>
         <w:rPr>
-          <w:rFonts w:ascii="Helvetica" w:eastAsia="Times New Roman" w:hAnsi="Helvetica" w:cs="Times New Roman"/>
-          <w:color w:val="000000"/>
+          <w:rFonts w:ascii="Arial" w:eastAsia="Times New Roman" w:hAnsi="Arial" w:cs="Arial"/>
+          <w:color w:val="000000" w:themeColor="text1"/>
           <w:kern w:val="0"/>
           <w:sz w:val="16"/>
           <w:szCs w:val="16"/>
@@ -457,8 +3015,8 @@
       <w:proofErr w:type="spellStart"/>
       <w:r>
         <w:rPr>
-          <w:rFonts w:ascii="Helvetica" w:eastAsia="Times New Roman" w:hAnsi="Helvetica" w:cs="Times New Roman"/>
-          <w:color w:val="000000"/>
+          <w:rFonts w:ascii="Arial" w:eastAsia="Times New Roman" w:hAnsi="Arial" w:cs="Arial"/>
+          <w:color w:val="000000" w:themeColor="text1"/>
           <w:kern w:val="0"/>
           <w:sz w:val="16"/>
           <w:szCs w:val="16"/>
@@ -470,8 +3028,8 @@
       <w:proofErr w:type="spellEnd"/>
       <w:r>
         <w:rPr>
-          <w:rFonts w:ascii="Helvetica" w:eastAsia="Times New Roman" w:hAnsi="Helvetica" w:cs="Times New Roman"/>
-          <w:color w:val="000000"/>
+          <w:rFonts w:ascii="Arial" w:eastAsia="Times New Roman" w:hAnsi="Arial" w:cs="Arial"/>
+          <w:color w:val="000000" w:themeColor="text1"/>
           <w:kern w:val="0"/>
           <w:sz w:val="16"/>
           <w:szCs w:val="16"/>
@@ -484,6 +3042,8 @@
     <w:p>
       <w:pPr>
         <w:rPr>
+          <w:rFonts w:ascii="Arial" w:hAnsi="Arial" w:cs="Arial"/>
+          <w:color w:val="000000" w:themeColor="text1"/>
           <w:lang w:val="en-US"/>
         </w:rPr>
       </w:pPr>
@@ -1459,6 +4019,85 @@
       <w:szCs w:val="16"/>
     </w:rPr>
   </w:style>
+  <w:style w:type="paragraph" w:customStyle="1" w:styleId="pdq2pgselectionanchorcontainer">
+    <w:name w:val="pdq2pg_selectionanchorcontainer"/>
+    <w:basedOn w:val="Normal"/>
+    <w:rsid w:val="00441549"/>
+    <w:pPr>
+      <w:spacing w:before="100" w:beforeAutospacing="1" w:after="100" w:afterAutospacing="1" w:line="240" w:lineRule="auto"/>
+    </w:pPr>
+    <w:rPr>
+      <w:rFonts w:ascii="Times New Roman" w:eastAsia="Times New Roman" w:hAnsi="Times New Roman" w:cs="Times New Roman"/>
+      <w:kern w:val="0"/>
+      <w:lang w:eastAsia="en-GB"/>
+      <w14:ligatures w14:val="none"/>
+    </w:rPr>
+  </w:style>
+  <w:style w:type="paragraph" w:styleId="NormalWeb">
+    <w:name w:val="Normal (Web)"/>
+    <w:basedOn w:val="Normal"/>
+    <w:uiPriority w:val="99"/>
+    <w:semiHidden/>
+    <w:unhideWhenUsed/>
+    <w:rsid w:val="00441549"/>
+    <w:pPr>
+      <w:spacing w:before="100" w:beforeAutospacing="1" w:after="100" w:afterAutospacing="1" w:line="240" w:lineRule="auto"/>
+    </w:pPr>
+    <w:rPr>
+      <w:rFonts w:ascii="Times New Roman" w:eastAsia="Times New Roman" w:hAnsi="Times New Roman" w:cs="Times New Roman"/>
+      <w:kern w:val="0"/>
+      <w:lang w:eastAsia="en-GB"/>
+      <w14:ligatures w14:val="none"/>
+    </w:rPr>
+  </w:style>
+  <w:style w:type="character" w:styleId="Strong">
+    <w:name w:val="Strong"/>
+    <w:basedOn w:val="DefaultParagraphFont"/>
+    <w:uiPriority w:val="22"/>
+    <w:qFormat/>
+    <w:rsid w:val="003566DE"/>
+    <w:rPr>
+      <w:b/>
+      <w:bCs/>
+    </w:rPr>
+  </w:style>
+  <w:style w:type="character" w:styleId="HTMLCode">
+    <w:name w:val="HTML Code"/>
+    <w:basedOn w:val="DefaultParagraphFont"/>
+    <w:uiPriority w:val="99"/>
+    <w:semiHidden/>
+    <w:unhideWhenUsed/>
+    <w:rsid w:val="003566DE"/>
+    <w:rPr>
+      <w:rFonts w:ascii="Courier New" w:eastAsia="Times New Roman" w:hAnsi="Courier New" w:cs="Courier New"/>
+      <w:sz w:val="20"/>
+      <w:szCs w:val="20"/>
+    </w:rPr>
+  </w:style>
+  <w:style w:type="character" w:customStyle="1" w:styleId="apple-converted-space">
+    <w:name w:val="apple-converted-space"/>
+    <w:basedOn w:val="DefaultParagraphFont"/>
+    <w:rsid w:val="003566DE"/>
+  </w:style>
+  <w:style w:type="table" w:styleId="TableGrid">
+    <w:name w:val="Table Grid"/>
+    <w:basedOn w:val="TableNormal"/>
+    <w:uiPriority w:val="39"/>
+    <w:rsid w:val="003566DE"/>
+    <w:pPr>
+      <w:spacing w:after="0" w:line="240" w:lineRule="auto"/>
+    </w:pPr>
+    <w:tblPr>
+      <w:tblBorders>
+        <w:top w:val="single" w:sz="4" w:space="0" w:color="auto"/>
+        <w:left w:val="single" w:sz="4" w:space="0" w:color="auto"/>
+        <w:bottom w:val="single" w:sz="4" w:space="0" w:color="auto"/>
+        <w:right w:val="single" w:sz="4" w:space="0" w:color="auto"/>
+        <w:insideH w:val="single" w:sz="4" w:space="0" w:color="auto"/>
+        <w:insideV w:val="single" w:sz="4" w:space="0" w:color="auto"/>
+      </w:tblBorders>
+    </w:tblPr>
+  </w:style>
 </w:styles>
 </file>
 

--- a/Cos214_Prac4.docx
+++ b/Cos214_Prac4.docx
@@ -4,17 +4,14 @@
   <w:body>
     <w:p>
       <w:pPr>
-        <w:rPr>
-          <w:rFonts w:ascii="Arial" w:hAnsi="Arial" w:cs="Arial"/>
-          <w:color w:val="000000" w:themeColor="text1"/>
+        <w:pStyle w:val="Heading1"/>
+        <w:rPr>
           <w:lang w:val="en-US"/>
         </w:rPr>
       </w:pPr>
       <w:proofErr w:type="spellStart"/>
       <w:r>
         <w:rPr>
-          <w:rFonts w:ascii="Arial" w:hAnsi="Arial" w:cs="Arial"/>
-          <w:color w:val="000000" w:themeColor="text1"/>
           <w:lang w:val="en-US"/>
         </w:rPr>
         <w:t>Prac</w:t>
@@ -22,8 +19,6 @@
       <w:proofErr w:type="spellEnd"/>
       <w:r>
         <w:rPr>
-          <w:rFonts w:ascii="Arial" w:hAnsi="Arial" w:cs="Arial"/>
-          <w:color w:val="000000" w:themeColor="text1"/>
           <w:lang w:val="en-US"/>
         </w:rPr>
         <w:t xml:space="preserve"> 4:</w:t>
@@ -32,15 +27,50 @@
     <w:p>
       <w:pPr>
         <w:rPr>
-          <w:rFonts w:ascii="Arial" w:hAnsi="Arial" w:cs="Arial"/>
-          <w:color w:val="000000" w:themeColor="text1"/>
           <w:lang w:val="en-US"/>
         </w:rPr>
       </w:pPr>
       <w:r>
         <w:rPr>
-          <w:rFonts w:ascii="Arial" w:hAnsi="Arial" w:cs="Arial"/>
-          <w:color w:val="000000" w:themeColor="text1"/>
+          <w:lang w:val="en-US"/>
+        </w:rPr>
+        <w:t>U25044215 – Hannah Diedrick</w:t>
+      </w:r>
+    </w:p>
+    <w:p>
+      <w:pPr>
+        <w:rPr>
+          <w:lang w:val="en-US"/>
+        </w:rPr>
+      </w:pPr>
+      <w:r>
+        <w:rPr>
+          <w:lang w:val="en-US"/>
+        </w:rPr>
+        <w:t>U25328986 – Michael Harding</w:t>
+      </w:r>
+    </w:p>
+    <w:p>
+      <w:pPr>
+        <w:rPr>
+          <w:lang w:val="en-US"/>
+        </w:rPr>
+      </w:pPr>
+    </w:p>
+    <w:p>
+      <w:pPr>
+        <w:rPr>
+          <w:rFonts w:ascii="Arial" w:hAnsi="Arial" w:cs="Arial"/>
+          <w:color w:val="000000" w:themeColor="text1"/>
+          <w:u w:val="single"/>
+          <w:lang w:val="en-US"/>
+        </w:rPr>
+      </w:pPr>
+      <w:r>
+        <w:rPr>
+          <w:rFonts w:ascii="Arial" w:hAnsi="Arial" w:cs="Arial"/>
+          <w:color w:val="000000" w:themeColor="text1"/>
+          <w:u w:val="single"/>
           <w:lang w:val="en-US"/>
         </w:rPr>
         <w:t>Task 1:</w:t>
@@ -2351,7 +2381,6 @@
           <w:color w:val="000000" w:themeColor="text1"/>
           <w:lang w:val="en-US"/>
         </w:rPr>
-        <w:lastRenderedPageBreak/>
         <w:t xml:space="preserve">In our design, inheritance represents the primary “is-a” relationships between classes.  Issue, Composite and </w:t>
       </w:r>
       <w:proofErr w:type="spellStart"/>
@@ -2604,7 +2633,16 @@
           <w:color w:val="000000" w:themeColor="text1"/>
           <w:lang w:val="en-US"/>
         </w:rPr>
-        <w:t xml:space="preserve">&lt;State&gt;.  Replacing the State automatically destroys the previous one, while invalid transitions are rejected by the current concrete State object. This keeps state-dependent logic out of the Issue class and avoids a large </w:t>
+        <w:t xml:space="preserve">&lt;State&gt;.  Replacing the State automatically destroys the previous one, while invalid transitions are </w:t>
+      </w:r>
+      <w:r>
+        <w:rPr>
+          <w:rFonts w:ascii="Arial" w:hAnsi="Arial" w:cs="Arial"/>
+          <w:color w:val="000000" w:themeColor="text1"/>
+          <w:lang w:val="en-US"/>
+        </w:rPr>
+        <w:lastRenderedPageBreak/>
+        <w:t xml:space="preserve">rejected by the current concrete State object. This keeps state-dependent logic out of the Issue class and avoids a large </w:t>
       </w:r>
       <w:proofErr w:type="spellStart"/>
       <w:r>
@@ -2656,7 +2694,6 @@
           <w:color w:val="000000" w:themeColor="text1"/>
           <w:lang w:val="en-US"/>
         </w:rPr>
-        <w:lastRenderedPageBreak/>
         <w:t>Iterators also use non-owning Component pointers.  When created, they build a snapshot of the traversal, ensuring that an existing traversal remains safe and predictable if the hierarchy is modified. A newly created iterator reflects the updated hierarchy.</w:t>
       </w:r>
       <w:r>
@@ -2741,6 +2778,7 @@
         <w:rPr>
           <w:rFonts w:ascii="Arial" w:hAnsi="Arial" w:cs="Arial"/>
           <w:color w:val="000000" w:themeColor="text1"/>
+          <w:u w:val="single"/>
           <w:lang w:val="en-US"/>
         </w:rPr>
       </w:pPr>
@@ -2748,6 +2786,7 @@
         <w:rPr>
           <w:rFonts w:ascii="Arial" w:hAnsi="Arial" w:cs="Arial"/>
           <w:color w:val="000000" w:themeColor="text1"/>
+          <w:u w:val="single"/>
           <w:lang w:val="en-US"/>
         </w:rPr>
         <w:t>Task4:</w:t>
@@ -2816,6 +2855,7 @@
         <w:rPr>
           <w:rFonts w:ascii="Arial" w:hAnsi="Arial" w:cs="Arial"/>
           <w:color w:val="000000" w:themeColor="text1"/>
+          <w:u w:val="single"/>
           <w:lang w:val="en-US"/>
         </w:rPr>
       </w:pPr>
@@ -2823,9 +2863,10 @@
         <w:rPr>
           <w:rFonts w:ascii="Arial" w:hAnsi="Arial" w:cs="Arial"/>
           <w:color w:val="000000" w:themeColor="text1"/>
-          <w:lang w:val="en-US"/>
-        </w:rPr>
-        <w:t>Attached separately</w:t>
+          <w:u w:val="single"/>
+          <w:lang w:val="en-US"/>
+        </w:rPr>
+        <w:t>Task 5:</w:t>
       </w:r>
     </w:p>
     <w:p>
@@ -2842,202 +2883,578 @@
           <w:color w:val="000000" w:themeColor="text1"/>
           <w:lang w:val="en-US"/>
         </w:rPr>
-        <w:t>Task 5:</w:t>
+        <w:t xml:space="preserve">During the development of </w:t>
+      </w:r>
+      <w:proofErr w:type="spellStart"/>
+      <w:r>
+        <w:rPr>
+          <w:rFonts w:ascii="Arial" w:hAnsi="Arial" w:cs="Arial"/>
+          <w:color w:val="000000" w:themeColor="text1"/>
+          <w:lang w:val="en-US"/>
+        </w:rPr>
+        <w:t>TaskForge</w:t>
+      </w:r>
+      <w:proofErr w:type="spellEnd"/>
+      <w:r>
+        <w:rPr>
+          <w:rFonts w:ascii="Arial" w:hAnsi="Arial" w:cs="Arial"/>
+          <w:color w:val="000000" w:themeColor="text1"/>
+          <w:lang w:val="en-US"/>
+        </w:rPr>
+        <w:t xml:space="preserve">, GDB was used to inspect runtime behaviour and diagnose pointer-related errors, while </w:t>
+      </w:r>
+      <w:proofErr w:type="spellStart"/>
+      <w:r>
+        <w:rPr>
+          <w:rFonts w:ascii="Arial" w:hAnsi="Arial" w:cs="Arial"/>
+          <w:color w:val="000000" w:themeColor="text1"/>
+          <w:lang w:val="en-US"/>
+        </w:rPr>
+        <w:t>Valgrind</w:t>
+      </w:r>
+      <w:proofErr w:type="spellEnd"/>
+      <w:r>
+        <w:rPr>
+          <w:rFonts w:ascii="Arial" w:hAnsi="Arial" w:cs="Arial"/>
+          <w:color w:val="000000" w:themeColor="text1"/>
+          <w:lang w:val="en-US"/>
+        </w:rPr>
+        <w:t xml:space="preserve"> was used to verify the final program's memory management. The program was compiled with debugging symbols using the -g compiler flag so that GDB could inspect source lines, variables and the call stack. A particularly important problem encountered during development involved null pointers in the Decorator implementation. GDB was used to inspect the pointer value and identify the attempted dereference of a null wrapped component. After correcting the error, defensive null checks and regression tests were added. Finally, the complete application was executed under </w:t>
+      </w:r>
+      <w:proofErr w:type="spellStart"/>
+      <w:r>
+        <w:rPr>
+          <w:rFonts w:ascii="Arial" w:hAnsi="Arial" w:cs="Arial"/>
+          <w:color w:val="000000" w:themeColor="text1"/>
+          <w:lang w:val="en-US"/>
+        </w:rPr>
+        <w:t>Valgrind</w:t>
+      </w:r>
+      <w:proofErr w:type="spellEnd"/>
+      <w:r>
+        <w:rPr>
+          <w:rFonts w:ascii="Arial" w:hAnsi="Arial" w:cs="Arial"/>
+          <w:color w:val="000000" w:themeColor="text1"/>
+          <w:lang w:val="en-US"/>
+        </w:rPr>
+        <w:t xml:space="preserve"> to verify that the</w:t>
+      </w:r>
+      <w:r>
+        <w:rPr>
+          <w:rFonts w:ascii="-webkit-standard" w:hAnsi="-webkit-standard"/>
+          <w:color w:val="FFFFFF"/>
+          <w:sz w:val="27"/>
+          <w:szCs w:val="27"/>
+        </w:rPr>
+        <w:t xml:space="preserve"> </w:t>
+      </w:r>
+      <w:r>
+        <w:rPr>
+          <w:rFonts w:ascii="Arial" w:hAnsi="Arial" w:cs="Arial"/>
+          <w:color w:val="000000" w:themeColor="text1"/>
+          <w:lang w:val="en-US"/>
+        </w:rPr>
+        <w:t>ownership model did not introduce memory leaks.</w:t>
       </w:r>
     </w:p>
     <w:p>
       <w:pPr>
-        <w:spacing w:after="0" w:line="240" w:lineRule="auto"/>
-        <w:rPr>
-          <w:rFonts w:ascii="Arial" w:eastAsia="Times New Roman" w:hAnsi="Arial" w:cs="Arial"/>
-          <w:color w:val="000000" w:themeColor="text1"/>
-          <w:kern w:val="0"/>
-          <w:sz w:val="16"/>
-          <w:szCs w:val="16"/>
-          <w:lang w:eastAsia="en-GB"/>
-          <w14:ligatures w14:val="none"/>
+        <w:rPr>
+          <w:rFonts w:ascii="Arial" w:hAnsi="Arial" w:cs="Arial"/>
+          <w:color w:val="000000" w:themeColor="text1"/>
+          <w:lang w:val="en-US"/>
         </w:rPr>
       </w:pPr>
       <w:r>
         <w:rPr>
-          <w:rFonts w:ascii="Arial" w:eastAsia="Times New Roman" w:hAnsi="Arial" w:cs="Arial"/>
-          <w:color w:val="000000" w:themeColor="text1"/>
-          <w:kern w:val="0"/>
-          <w:sz w:val="16"/>
-          <w:szCs w:val="16"/>
-          <w:lang w:eastAsia="en-GB"/>
-          <w14:ligatures w14:val="none"/>
-        </w:rPr>
-        <w:t>Your PDF must contain a short engineering investigation that includes:</w:t>
+          <w:rFonts w:ascii="Arial" w:hAnsi="Arial" w:cs="Arial"/>
+          <w:color w:val="000000" w:themeColor="text1"/>
+          <w:lang w:val="en-US"/>
+        </w:rPr>
+        <w:t>During development, a null-pointer error occurred when a Decorator existed without a valid wrapped Component. The Decorator implementation delegated operations such as getState(), getName() and getDescription() to wrappedComponent. If </w:t>
+      </w:r>
+      <w:proofErr w:type="spellStart"/>
+      <w:r>
+        <w:rPr>
+          <w:rFonts w:ascii="Arial" w:hAnsi="Arial" w:cs="Arial"/>
+          <w:color w:val="000000" w:themeColor="text1"/>
+          <w:lang w:val="en-US"/>
+        </w:rPr>
+        <w:t>wrappedComponent</w:t>
+      </w:r>
+      <w:proofErr w:type="spellEnd"/>
+      <w:r>
+        <w:rPr>
+          <w:rFonts w:ascii="Arial" w:hAnsi="Arial" w:cs="Arial"/>
+          <w:color w:val="000000" w:themeColor="text1"/>
+          <w:lang w:val="en-US"/>
+        </w:rPr>
+        <w:t> was </w:t>
+      </w:r>
+      <w:proofErr w:type="spellStart"/>
+      <w:r>
+        <w:rPr>
+          <w:rFonts w:ascii="Arial" w:hAnsi="Arial" w:cs="Arial"/>
+          <w:color w:val="000000" w:themeColor="text1"/>
+          <w:lang w:val="en-US"/>
+        </w:rPr>
+        <w:t>nullptr</w:t>
+      </w:r>
+      <w:proofErr w:type="spellEnd"/>
+      <w:r>
+        <w:rPr>
+          <w:rFonts w:ascii="Arial" w:hAnsi="Arial" w:cs="Arial"/>
+          <w:color w:val="000000" w:themeColor="text1"/>
+          <w:lang w:val="en-US"/>
+        </w:rPr>
+        <w:t>, attempting to call a method through it caused the program to terminate with a segmentation fault.</w:t>
       </w:r>
     </w:p>
     <w:p>
       <w:pPr>
-        <w:spacing w:after="0" w:line="240" w:lineRule="auto"/>
-        <w:rPr>
-          <w:rFonts w:ascii="Arial" w:eastAsia="Times New Roman" w:hAnsi="Arial" w:cs="Arial"/>
-          <w:color w:val="000000" w:themeColor="text1"/>
-          <w:kern w:val="0"/>
-          <w:sz w:val="17"/>
-          <w:szCs w:val="17"/>
-          <w:lang w:eastAsia="en-GB"/>
-          <w14:ligatures w14:val="none"/>
+        <w:rPr>
+          <w:rFonts w:ascii="Arial" w:hAnsi="Arial" w:cs="Arial"/>
+          <w:color w:val="000000" w:themeColor="text1"/>
+          <w:lang w:val="en-US"/>
         </w:rPr>
       </w:pPr>
       <w:r>
         <w:rPr>
-          <w:rFonts w:ascii="Arial" w:eastAsia="Times New Roman" w:hAnsi="Arial" w:cs="Arial"/>
-          <w:color w:val="000000" w:themeColor="text1"/>
-          <w:kern w:val="0"/>
-          <w:sz w:val="16"/>
-          <w:szCs w:val="16"/>
-          <w:lang w:eastAsia="en-GB"/>
-          <w14:ligatures w14:val="none"/>
-        </w:rPr>
-        <w:t xml:space="preserve">• </w:t>
-      </w:r>
-      <w:r>
-        <w:rPr>
-          <w:rFonts w:ascii="Arial" w:eastAsia="Times New Roman" w:hAnsi="Arial" w:cs="Arial"/>
-          <w:color w:val="000000" w:themeColor="text1"/>
-          <w:kern w:val="0"/>
-          <w:sz w:val="17"/>
-          <w:szCs w:val="17"/>
-          <w:lang w:eastAsia="en-GB"/>
-          <w14:ligatures w14:val="none"/>
-        </w:rPr>
-        <w:t>evidence of using GDB on a meaningful part of your program, including breakpoints/stepping and</w:t>
+          <w:rFonts w:ascii="Arial" w:hAnsi="Arial" w:cs="Arial"/>
+          <w:color w:val="000000" w:themeColor="text1"/>
+          <w:lang w:val="en-US"/>
+        </w:rPr>
+        <w:lastRenderedPageBreak/>
+        <w:t>Figure X: GDB evidence of the null-pointer defect. </w:t>
+      </w:r>
+      <w:proofErr w:type="spellStart"/>
+      <w:r>
+        <w:rPr>
+          <w:rFonts w:ascii="Arial" w:hAnsi="Arial" w:cs="Arial"/>
+          <w:color w:val="000000" w:themeColor="text1"/>
+          <w:lang w:val="en-US"/>
+        </w:rPr>
+        <w:t>wrappedComponent</w:t>
+      </w:r>
+      <w:proofErr w:type="spellEnd"/>
+      <w:r>
+        <w:rPr>
+          <w:rFonts w:ascii="Arial" w:hAnsi="Arial" w:cs="Arial"/>
+          <w:color w:val="000000" w:themeColor="text1"/>
+          <w:lang w:val="en-US"/>
+        </w:rPr>
+        <w:t> was inspected and found to contain 0x0. Execution subsequently attempted to access the wrapped object, causing SIGSEGV. The backtrace identified the Decorator implementation as the origin of the failure.</w:t>
       </w:r>
     </w:p>
     <w:p>
       <w:pPr>
-        <w:spacing w:after="0" w:line="240" w:lineRule="auto"/>
-        <w:rPr>
-          <w:rFonts w:ascii="Arial" w:eastAsia="Times New Roman" w:hAnsi="Arial" w:cs="Arial"/>
-          <w:color w:val="000000" w:themeColor="text1"/>
-          <w:kern w:val="0"/>
-          <w:sz w:val="16"/>
-          <w:szCs w:val="16"/>
-          <w:lang w:eastAsia="en-GB"/>
-          <w14:ligatures w14:val="none"/>
+        <w:rPr>
+          <w:rFonts w:ascii="Arial" w:hAnsi="Arial" w:cs="Arial"/>
+          <w:color w:val="000000" w:themeColor="text1"/>
+          <w:lang w:val="en-US"/>
         </w:rPr>
       </w:pPr>
       <w:r>
         <w:rPr>
-          <w:rFonts w:ascii="Arial" w:eastAsia="Times New Roman" w:hAnsi="Arial" w:cs="Arial"/>
-          <w:color w:val="000000" w:themeColor="text1"/>
-          <w:kern w:val="0"/>
-          <w:sz w:val="16"/>
-          <w:szCs w:val="16"/>
-          <w:lang w:eastAsia="en-GB"/>
-          <w14:ligatures w14:val="none"/>
-        </w:rPr>
-        <w:t>inspection of relevant program state;</w:t>
+          <w:rFonts w:ascii="Arial" w:hAnsi="Arial" w:cs="Arial"/>
+          <w:color w:val="000000" w:themeColor="text1"/>
+          <w:lang w:val="en-US"/>
+        </w:rPr>
+        <w:t>Cause: The Decorator stores a pointer to the Component that it wraps. The original implementation assumed that this pointer would always refer to a valid object and therefore delegated operations to it without first checking its value. When a null pointer was supplied, the Decorator attempted to access an object through address 0x0. GDB confirmed this by showing that the component/wrapped-component pointer was null immediately before the invalid access.</w:t>
       </w:r>
     </w:p>
     <w:p>
       <w:pPr>
-        <w:spacing w:after="0" w:line="240" w:lineRule="auto"/>
-        <w:rPr>
-          <w:rFonts w:ascii="Arial" w:eastAsia="Times New Roman" w:hAnsi="Arial" w:cs="Arial"/>
-          <w:color w:val="000000" w:themeColor="text1"/>
-          <w:kern w:val="0"/>
-          <w:sz w:val="16"/>
-          <w:szCs w:val="16"/>
-          <w:lang w:eastAsia="en-GB"/>
-          <w14:ligatures w14:val="none"/>
+        <w:rPr>
+          <w:rFonts w:ascii="Arial" w:hAnsi="Arial" w:cs="Arial"/>
+          <w:color w:val="000000" w:themeColor="text1"/>
+          <w:lang w:val="en-US"/>
         </w:rPr>
       </w:pPr>
       <w:r>
         <w:rPr>
-          <w:rFonts w:ascii="Arial" w:eastAsia="Times New Roman" w:hAnsi="Arial" w:cs="Arial"/>
-          <w:color w:val="000000" w:themeColor="text1"/>
-          <w:kern w:val="0"/>
-          <w:sz w:val="16"/>
-          <w:szCs w:val="16"/>
-          <w:lang w:eastAsia="en-GB"/>
-          <w14:ligatures w14:val="none"/>
-        </w:rPr>
-        <w:t>• one genuine bug encountered during development, with its symptom, cause, debugging evidence and</w:t>
+          <w:rFonts w:ascii="Arial" w:hAnsi="Arial" w:cs="Arial"/>
+          <w:color w:val="000000" w:themeColor="text1"/>
+          <w:lang w:val="en-US"/>
+        </w:rPr>
+        <w:t>Correction: Defensive checks were added before every operation that dereferences the wrapped Component. The Decorator constructor also uses conditional expressions when copying the Component's identifying information, allowing construction to remain safe even if a null pointer is supplied. Getter functions return a safe fallback value when no wrapped Component exists, while mutating operations simply do not delegate when the pointer is null. This removed the invalid dereference while maintaining normal Decorator behaviour when a valid Component is supplied.</w:t>
       </w:r>
     </w:p>
     <w:p>
       <w:pPr>
-        <w:spacing w:after="0" w:line="240" w:lineRule="auto"/>
-        <w:rPr>
-          <w:rFonts w:ascii="Arial" w:eastAsia="Times New Roman" w:hAnsi="Arial" w:cs="Arial"/>
-          <w:color w:val="000000" w:themeColor="text1"/>
-          <w:kern w:val="0"/>
-          <w:sz w:val="16"/>
-          <w:szCs w:val="16"/>
-          <w:lang w:eastAsia="en-GB"/>
-          <w14:ligatures w14:val="none"/>
+        <w:rPr>
+          <w:rFonts w:ascii="Arial" w:hAnsi="Arial" w:cs="Arial"/>
+          <w:color w:val="000000" w:themeColor="text1"/>
+          <w:lang w:val="en-US"/>
         </w:rPr>
       </w:pPr>
       <w:r>
         <w:rPr>
-          <w:rFonts w:ascii="Arial" w:eastAsia="Times New Roman" w:hAnsi="Arial" w:cs="Arial"/>
-          <w:color w:val="000000" w:themeColor="text1"/>
-          <w:kern w:val="0"/>
-          <w:sz w:val="16"/>
-          <w:szCs w:val="16"/>
-          <w:lang w:eastAsia="en-GB"/>
-          <w14:ligatures w14:val="none"/>
-        </w:rPr>
-        <w:t>correction; and</w:t>
+          <w:rFonts w:ascii="Arial" w:hAnsi="Arial" w:cs="Arial"/>
+          <w:color w:val="000000" w:themeColor="text1"/>
+          <w:lang w:val="en-US"/>
+        </w:rPr>
+        <w:t>After correcting the defect, a regression test was added to ensure that the same bug could not silently reappear. The test deliberately constructs </w:t>
+      </w:r>
+      <w:proofErr w:type="spellStart"/>
+      <w:r>
+        <w:rPr>
+          <w:rFonts w:ascii="Arial" w:hAnsi="Arial" w:cs="Arial"/>
+          <w:color w:val="000000" w:themeColor="text1"/>
+          <w:lang w:val="en-US"/>
+        </w:rPr>
+        <w:t>PriorityDecorator</w:t>
+      </w:r>
+      <w:proofErr w:type="spellEnd"/>
+      <w:r>
+        <w:rPr>
+          <w:rFonts w:ascii="Arial" w:hAnsi="Arial" w:cs="Arial"/>
+          <w:color w:val="000000" w:themeColor="text1"/>
+          <w:lang w:val="en-US"/>
+        </w:rPr>
+        <w:t> and TagDecorator objects with </w:t>
+      </w:r>
+      <w:proofErr w:type="spellStart"/>
+      <w:r>
+        <w:rPr>
+          <w:rFonts w:ascii="Arial" w:hAnsi="Arial" w:cs="Arial"/>
+          <w:color w:val="000000" w:themeColor="text1"/>
+          <w:lang w:val="en-US"/>
+        </w:rPr>
+        <w:t>nullptr</w:t>
+      </w:r>
+      <w:proofErr w:type="spellEnd"/>
+      <w:r>
+        <w:rPr>
+          <w:rFonts w:ascii="Arial" w:hAnsi="Arial" w:cs="Arial"/>
+          <w:color w:val="000000" w:themeColor="text1"/>
+          <w:lang w:val="en-US"/>
+        </w:rPr>
+        <w:t> wrapped Components and invokes their normal operations. The assertions verify that these operations return safe values rather than dereferencing the pointer. The test now executes successfully as part of the normal test suite.</w:t>
       </w:r>
     </w:p>
     <w:p>
       <w:pPr>
-        <w:spacing w:after="0" w:line="240" w:lineRule="auto"/>
-        <w:rPr>
-          <w:rFonts w:ascii="Arial" w:eastAsia="Times New Roman" w:hAnsi="Arial" w:cs="Arial"/>
-          <w:color w:val="000000" w:themeColor="text1"/>
-          <w:kern w:val="0"/>
-          <w:sz w:val="16"/>
-          <w:szCs w:val="16"/>
-          <w:lang w:eastAsia="en-GB"/>
-          <w14:ligatures w14:val="none"/>
+        <w:rPr>
+          <w:rFonts w:ascii="Arial" w:hAnsi="Arial" w:cs="Arial"/>
+          <w:color w:val="000000" w:themeColor="text1"/>
+          <w:lang w:val="en-US"/>
         </w:rPr>
       </w:pPr>
       <w:r>
         <w:rPr>
-          <w:rFonts w:ascii="Arial" w:eastAsia="Times New Roman" w:hAnsi="Arial" w:cs="Arial"/>
-          <w:color w:val="000000" w:themeColor="text1"/>
-          <w:kern w:val="0"/>
-          <w:sz w:val="16"/>
-          <w:szCs w:val="16"/>
-          <w:lang w:eastAsia="en-GB"/>
-          <w14:ligatures w14:val="none"/>
-        </w:rPr>
-        <w:t xml:space="preserve">• </w:t>
-      </w:r>
+          <w:rFonts w:ascii="Arial" w:hAnsi="Arial" w:cs="Arial"/>
+          <w:color w:val="000000" w:themeColor="text1"/>
+          <w:lang w:val="en-US"/>
+        </w:rPr>
+        <w:t>Following the null-pointer investigation, similar defensive checks were reviewed throughout the system. Registry operations now verify that requested identifiers exist before dereferencing the returned Component, decoration rejects null Decorators, and Composite operations ignore invalid null children. These checks reduce the possibility of another invalid-memory access entering the system through malformed runtime input.</w:t>
+      </w:r>
+    </w:p>
+    <w:p>
+      <w:pPr>
+        <w:rPr>
+          <w:rFonts w:ascii="Arial" w:hAnsi="Arial" w:cs="Arial"/>
+          <w:color w:val="000000" w:themeColor="text1"/>
+          <w:lang w:val="en-US"/>
+        </w:rPr>
+      </w:pPr>
       <w:proofErr w:type="spellStart"/>
       <w:r>
         <w:rPr>
-          <w:rFonts w:ascii="Arial" w:eastAsia="Times New Roman" w:hAnsi="Arial" w:cs="Arial"/>
-          <w:color w:val="000000" w:themeColor="text1"/>
-          <w:kern w:val="0"/>
-          <w:sz w:val="16"/>
-          <w:szCs w:val="16"/>
-          <w:lang w:eastAsia="en-GB"/>
-          <w14:ligatures w14:val="none"/>
+          <w:rFonts w:ascii="Arial" w:hAnsi="Arial" w:cs="Arial"/>
+          <w:color w:val="000000" w:themeColor="text1"/>
+          <w:lang w:val="en-US"/>
         </w:rPr>
         <w:t>Valgrind</w:t>
       </w:r>
       <w:proofErr w:type="spellEnd"/>
       <w:r>
         <w:rPr>
-          <w:rFonts w:ascii="Arial" w:eastAsia="Times New Roman" w:hAnsi="Arial" w:cs="Arial"/>
-          <w:color w:val="000000" w:themeColor="text1"/>
-          <w:kern w:val="0"/>
-          <w:sz w:val="16"/>
-          <w:szCs w:val="16"/>
-          <w:lang w:eastAsia="en-GB"/>
-          <w14:ligatures w14:val="none"/>
-        </w:rPr>
-        <w:t xml:space="preserve"> evidence for the final application.</w:t>
-      </w:r>
+          <w:rFonts w:ascii="Arial" w:hAnsi="Arial" w:cs="Arial"/>
+          <w:color w:val="000000" w:themeColor="text1"/>
+          <w:lang w:val="en-US"/>
+        </w:rPr>
+        <w:t xml:space="preserve"> results: The final </w:t>
+      </w:r>
+      <w:proofErr w:type="spellStart"/>
+      <w:r>
+        <w:rPr>
+          <w:rFonts w:ascii="Arial" w:hAnsi="Arial" w:cs="Arial"/>
+          <w:color w:val="000000" w:themeColor="text1"/>
+          <w:lang w:val="en-US"/>
+        </w:rPr>
+        <w:t>TaskForge</w:t>
+      </w:r>
+      <w:proofErr w:type="spellEnd"/>
+      <w:r>
+        <w:rPr>
+          <w:rFonts w:ascii="Arial" w:hAnsi="Arial" w:cs="Arial"/>
+          <w:color w:val="000000" w:themeColor="text1"/>
+          <w:lang w:val="en-US"/>
+        </w:rPr>
+        <w:t xml:space="preserve"> executable was run using </w:t>
+      </w:r>
+      <w:proofErr w:type="spellStart"/>
+      <w:r>
+        <w:rPr>
+          <w:rFonts w:ascii="Arial" w:hAnsi="Arial" w:cs="Arial"/>
+          <w:color w:val="000000" w:themeColor="text1"/>
+          <w:lang w:val="en-US"/>
+        </w:rPr>
+        <w:t>valgrind</w:t>
+      </w:r>
+      <w:proofErr w:type="spellEnd"/>
+      <w:r>
+        <w:rPr>
+          <w:rFonts w:ascii="Arial" w:hAnsi="Arial" w:cs="Arial"/>
+          <w:color w:val="000000" w:themeColor="text1"/>
+          <w:lang w:val="en-US"/>
+        </w:rPr>
+        <w:t xml:space="preserve"> --leak-check=full --show-leak-kinds=</w:t>
+      </w:r>
+      <w:proofErr w:type="gramStart"/>
+      <w:r>
+        <w:rPr>
+          <w:rFonts w:ascii="Arial" w:hAnsi="Arial" w:cs="Arial"/>
+          <w:color w:val="000000" w:themeColor="text1"/>
+          <w:lang w:val="en-US"/>
+        </w:rPr>
+        <w:t>all .</w:t>
+      </w:r>
+      <w:proofErr w:type="gramEnd"/>
+      <w:r>
+        <w:rPr>
+          <w:rFonts w:ascii="Arial" w:hAnsi="Arial" w:cs="Arial"/>
+          <w:color w:val="000000" w:themeColor="text1"/>
+          <w:lang w:val="en-US"/>
+        </w:rPr>
+        <w:t>/</w:t>
+      </w:r>
+      <w:proofErr w:type="spellStart"/>
+      <w:r>
+        <w:rPr>
+          <w:rFonts w:ascii="Arial" w:hAnsi="Arial" w:cs="Arial"/>
+          <w:color w:val="000000" w:themeColor="text1"/>
+          <w:lang w:val="en-US"/>
+        </w:rPr>
+        <w:t>taskforge</w:t>
+      </w:r>
+      <w:proofErr w:type="spellEnd"/>
+      <w:r>
+        <w:rPr>
+          <w:rFonts w:ascii="Arial" w:hAnsi="Arial" w:cs="Arial"/>
+          <w:color w:val="000000" w:themeColor="text1"/>
+          <w:lang w:val="en-US"/>
+        </w:rPr>
+        <w:t xml:space="preserve">. All major runtime scenarios were executed before normal program termination. The final </w:t>
+      </w:r>
+      <w:proofErr w:type="spellStart"/>
+      <w:r>
+        <w:rPr>
+          <w:rFonts w:ascii="Arial" w:hAnsi="Arial" w:cs="Arial"/>
+          <w:color w:val="000000" w:themeColor="text1"/>
+          <w:lang w:val="en-US"/>
+        </w:rPr>
+        <w:t>Valgrind</w:t>
+      </w:r>
+      <w:proofErr w:type="spellEnd"/>
+      <w:r>
+        <w:rPr>
+          <w:rFonts w:ascii="Arial" w:hAnsi="Arial" w:cs="Arial"/>
+          <w:color w:val="000000" w:themeColor="text1"/>
+          <w:lang w:val="en-US"/>
+        </w:rPr>
+        <w:t xml:space="preserve"> report showed 0 bytes </w:t>
+      </w:r>
+      <w:proofErr w:type="gramStart"/>
+      <w:r>
+        <w:rPr>
+          <w:rFonts w:ascii="Arial" w:hAnsi="Arial" w:cs="Arial"/>
+          <w:color w:val="000000" w:themeColor="text1"/>
+          <w:lang w:val="en-US"/>
+        </w:rPr>
+        <w:t>definitely lost</w:t>
+      </w:r>
+      <w:proofErr w:type="gramEnd"/>
+      <w:r>
+        <w:rPr>
+          <w:rFonts w:ascii="Arial" w:hAnsi="Arial" w:cs="Arial"/>
+          <w:color w:val="000000" w:themeColor="text1"/>
+          <w:lang w:val="en-US"/>
+        </w:rPr>
+        <w:t xml:space="preserve">, confirming that no definite memory leaks originated from the </w:t>
+      </w:r>
+      <w:proofErr w:type="spellStart"/>
+      <w:r>
+        <w:rPr>
+          <w:rFonts w:ascii="Arial" w:hAnsi="Arial" w:cs="Arial"/>
+          <w:color w:val="000000" w:themeColor="text1"/>
+          <w:lang w:val="en-US"/>
+        </w:rPr>
+        <w:t>TaskForge</w:t>
+      </w:r>
+      <w:proofErr w:type="spellEnd"/>
+      <w:r>
+        <w:rPr>
+          <w:rFonts w:ascii="Arial" w:hAnsi="Arial" w:cs="Arial"/>
+          <w:color w:val="000000" w:themeColor="text1"/>
+          <w:lang w:val="en-US"/>
+        </w:rPr>
+        <w:t xml:space="preserve"> implementation. This supports the ownership strategy used by the system, in which owning relationships use </w:t>
+      </w:r>
+      <w:proofErr w:type="gramStart"/>
+      <w:r>
+        <w:rPr>
+          <w:rFonts w:ascii="Arial" w:hAnsi="Arial" w:cs="Arial"/>
+          <w:color w:val="000000" w:themeColor="text1"/>
+          <w:lang w:val="en-US"/>
+        </w:rPr>
+        <w:t>std::</w:t>
+      </w:r>
+      <w:proofErr w:type="spellStart"/>
+      <w:proofErr w:type="gramEnd"/>
+      <w:r>
+        <w:rPr>
+          <w:rFonts w:ascii="Arial" w:hAnsi="Arial" w:cs="Arial"/>
+          <w:color w:val="000000" w:themeColor="text1"/>
+          <w:lang w:val="en-US"/>
+        </w:rPr>
+        <w:t>unique_ptr</w:t>
+      </w:r>
+      <w:proofErr w:type="spellEnd"/>
+      <w:r>
+        <w:rPr>
+          <w:rFonts w:ascii="Arial" w:hAnsi="Arial" w:cs="Arial"/>
+          <w:color w:val="000000" w:themeColor="text1"/>
+          <w:lang w:val="en-US"/>
+        </w:rPr>
+        <w:t> while Composite, Iterator and Decorator navigation relationships use non-owning pointers.</w:t>
+      </w:r>
+    </w:p>
+    <w:p>
+      <w:pPr>
+        <w:rPr>
+          <w:rFonts w:ascii="Arial" w:hAnsi="Arial" w:cs="Arial"/>
+          <w:color w:val="000000" w:themeColor="text1"/>
+          <w:lang w:val="en-US"/>
+        </w:rPr>
+      </w:pPr>
+      <w:r>
+        <w:rPr>
+          <w:rFonts w:ascii="Arial" w:hAnsi="Arial" w:cs="Arial"/>
+          <w:color w:val="000000" w:themeColor="text1"/>
+          <w:lang w:val="en-US"/>
+        </w:rPr>
+        <w:br w:type="page"/>
+      </w:r>
+    </w:p>
+    <w:p>
+      <w:pPr>
+        <w:rPr>
+          <w:rFonts w:ascii="Arial" w:hAnsi="Arial" w:cs="Arial"/>
+          <w:color w:val="000000" w:themeColor="text1"/>
+          <w:u w:val="single"/>
+          <w:lang w:val="en-US"/>
+        </w:rPr>
+      </w:pPr>
+      <w:r>
+        <w:rPr>
+          <w:rFonts w:ascii="Arial" w:hAnsi="Arial" w:cs="Arial"/>
+          <w:color w:val="000000" w:themeColor="text1"/>
+          <w:u w:val="single"/>
+          <w:lang w:val="en-US"/>
+        </w:rPr>
+        <w:lastRenderedPageBreak/>
+        <w:t>Task 6:</w:t>
+      </w:r>
+    </w:p>
+    <w:p>
+      <w:pPr>
+        <w:rPr>
+          <w:rFonts w:ascii="Arial" w:hAnsi="Arial" w:cs="Arial"/>
+          <w:color w:val="000000" w:themeColor="text1"/>
+          <w:lang w:val="en-US"/>
+        </w:rPr>
+      </w:pPr>
+      <w:proofErr w:type="spellStart"/>
+      <w:r>
+        <w:rPr>
+          <w:rFonts w:ascii="Arial" w:hAnsi="Arial" w:cs="Arial"/>
+          <w:color w:val="000000" w:themeColor="text1"/>
+          <w:lang w:val="en-US"/>
+        </w:rPr>
+        <w:t>TaskForge</w:t>
+      </w:r>
+      <w:proofErr w:type="spellEnd"/>
+      <w:r>
+        <w:rPr>
+          <w:rFonts w:ascii="Arial" w:hAnsi="Arial" w:cs="Arial"/>
+          <w:color w:val="000000" w:themeColor="text1"/>
+          <w:lang w:val="en-US"/>
+        </w:rPr>
+        <w:t xml:space="preserve"> development was divided equally among the three team members based on the system’s major areas. Ethan focused on implementing the Composite pattern, particularly the hierarchical relationship between repositories projects and issues. He also worked on the Docker environment and contributed to setting up and maintaining the GitHub repository. Michael tackled the Iterator pattern, including the necessary traversal </w:t>
+      </w:r>
+      <w:proofErr w:type="spellStart"/>
+      <w:r>
+        <w:rPr>
+          <w:rFonts w:ascii="Arial" w:hAnsi="Arial" w:cs="Arial"/>
+          <w:color w:val="000000" w:themeColor="text1"/>
+          <w:lang w:val="en-US"/>
+        </w:rPr>
+        <w:t>behaviour</w:t>
+      </w:r>
+      <w:proofErr w:type="spellEnd"/>
+      <w:r>
+        <w:rPr>
+          <w:rFonts w:ascii="Arial" w:hAnsi="Arial" w:cs="Arial"/>
+          <w:color w:val="000000" w:themeColor="text1"/>
+          <w:lang w:val="en-US"/>
+        </w:rPr>
+        <w:t>, and the Decorator pattern, which dynamically adds responsibilities like priority levels and tags to issues. Hannah handled the State pattern, encompassing the issue lifecycle and valid/invalid transitions.  She also prepared most of the documentation and UML diagrams needed for submission.</w:t>
+      </w:r>
+    </w:p>
+    <w:p>
+      <w:pPr>
+        <w:rPr>
+          <w:rFonts w:ascii="Arial" w:hAnsi="Arial" w:cs="Arial"/>
+          <w:color w:val="000000" w:themeColor="text1"/>
+          <w:lang w:val="en-US"/>
+        </w:rPr>
+      </w:pPr>
+      <w:r>
+        <w:rPr>
+          <w:rFonts w:ascii="Arial" w:hAnsi="Arial" w:cs="Arial"/>
+          <w:color w:val="000000" w:themeColor="text1"/>
+          <w:lang w:val="en-US"/>
+        </w:rPr>
+        <w:t>While each member had a primary responsibility, the work was integrated continuously rather than developed as isolated components.  The shared Component abstraction enabled the Composite Iterator State and Decorator implementations to interact within the system.  Team members regularly merged and tested each other’s work, resolving interface and integration issues and ensuring the combined application compiled and functioned correctly.  Finally, the main.cpp and demonstration scenarios tested how the four patterns collaborated within the GitHub-style project management domain.</w:t>
+      </w:r>
+    </w:p>
+    <w:p>
+      <w:pPr>
+        <w:rPr>
+          <w:rFonts w:ascii="Arial" w:hAnsi="Arial" w:cs="Arial"/>
+          <w:color w:val="000000" w:themeColor="text1"/>
+          <w:lang w:val="en-US"/>
+        </w:rPr>
+      </w:pPr>
+      <w:r>
+        <w:rPr>
+          <w:rFonts w:ascii="Arial" w:hAnsi="Arial" w:cs="Arial"/>
+          <w:color w:val="000000" w:themeColor="text1"/>
+          <w:lang w:val="en-US"/>
+        </w:rPr>
+        <w:t>Throughout development, GitHub served as the version control system and a record of collaboration.  Team members made commits as their features were implemented and updated, and the repository history documented contributions from all three.  Meaningful commits documented changes like implementing pattern classes, fixing integration errors, updating the Docker environment and completing the UML and documentation.  Before submission, replace the commit hashes pull requests or issue numbers below with those from the repository.</w:t>
+      </w:r>
+    </w:p>
+    <w:p>
+      <w:pPr>
+        <w:rPr>
+          <w:rFonts w:ascii="Arial" w:hAnsi="Arial" w:cs="Arial"/>
+          <w:color w:val="000000" w:themeColor="text1"/>
+          <w:lang w:val="en-US"/>
+        </w:rPr>
+      </w:pPr>
     </w:p>
     <w:p>
       <w:pPr>
@@ -3466,18 +3883,21 @@
     <w:link w:val="Heading1Char"/>
     <w:uiPriority w:val="9"/>
     <w:qFormat/>
-    <w:rsid w:val="00004E68"/>
+    <w:rsid w:val="000C4A57"/>
     <w:pPr>
       <w:keepNext/>
       <w:keepLines/>
       <w:spacing w:before="360" w:after="80"/>
+      <w:jc w:val="center"/>
       <w:outlineLvl w:val="0"/>
     </w:pPr>
     <w:rPr>
-      <w:rFonts w:asciiTheme="majorHAnsi" w:eastAsiaTheme="majorEastAsia" w:hAnsiTheme="majorHAnsi" w:cstheme="majorBidi"/>
-      <w:color w:val="0F4761" w:themeColor="accent1" w:themeShade="BF"/>
+      <w:rFonts w:ascii="Arial" w:eastAsiaTheme="majorEastAsia" w:hAnsi="Arial" w:cstheme="majorBidi"/>
+      <w:b/>
+      <w:color w:val="000000" w:themeColor="text1"/>
       <w:sz w:val="40"/>
       <w:szCs w:val="40"/>
+      <w:u w:val="single"/>
     </w:rPr>
   </w:style>
   <w:style w:type="paragraph" w:styleId="Heading2">
@@ -3690,12 +4110,14 @@
     <w:basedOn w:val="DefaultParagraphFont"/>
     <w:link w:val="Heading1"/>
     <w:uiPriority w:val="9"/>
-    <w:rsid w:val="00004E68"/>
+    <w:rsid w:val="000C4A57"/>
     <w:rPr>
-      <w:rFonts w:asciiTheme="majorHAnsi" w:eastAsiaTheme="majorEastAsia" w:hAnsiTheme="majorHAnsi" w:cstheme="majorBidi"/>
-      <w:color w:val="0F4761" w:themeColor="accent1" w:themeShade="BF"/>
+      <w:rFonts w:ascii="Arial" w:eastAsiaTheme="majorEastAsia" w:hAnsi="Arial" w:cstheme="majorBidi"/>
+      <w:b/>
+      <w:color w:val="000000" w:themeColor="text1"/>
       <w:sz w:val="40"/>
       <w:szCs w:val="40"/>
+      <w:u w:val="single"/>
     </w:rPr>
   </w:style>
   <w:style w:type="character" w:customStyle="1" w:styleId="Heading2Char">

--- a/Cos214_Prac4.docx
+++ b/Cos214_Prac4.docx
@@ -2855,19 +2855,9 @@
         <w:rPr>
           <w:rFonts w:ascii="Arial" w:hAnsi="Arial" w:cs="Arial"/>
           <w:color w:val="000000" w:themeColor="text1"/>
-          <w:u w:val="single"/>
           <w:lang w:val="en-US"/>
         </w:rPr>
       </w:pPr>
-      <w:r>
-        <w:rPr>
-          <w:rFonts w:ascii="Arial" w:hAnsi="Arial" w:cs="Arial"/>
-          <w:color w:val="000000" w:themeColor="text1"/>
-          <w:u w:val="single"/>
-          <w:lang w:val="en-US"/>
-        </w:rPr>
-        <w:t>Task 5:</w:t>
-      </w:r>
     </w:p>
     <w:p>
       <w:pPr>
@@ -2880,6 +2870,151 @@
       <w:r>
         <w:rPr>
           <w:rFonts w:ascii="Arial" w:hAnsi="Arial" w:cs="Arial"/>
+          <w:noProof/>
+          <w:color w:val="000000" w:themeColor="text1"/>
+          <w:lang w:val="en-US"/>
+        </w:rPr>
+        <w:lastRenderedPageBreak/>
+        <w:drawing>
+          <wp:inline distT="0" distB="0" distL="0" distR="0" wp14:anchorId="34E896BE" wp14:editId="442EDD2F">
+            <wp:extent cx="4775200" cy="5270500"/>
+            <wp:effectExtent l="0" t="0" r="0" b="0"/>
+            <wp:docPr id="492526689" name="Picture 4"/>
+            <wp:cNvGraphicFramePr>
+              <a:graphicFrameLocks xmlns:a="http://schemas.openxmlformats.org/drawingml/2006/main" noChangeAspect="1"/>
+            </wp:cNvGraphicFramePr>
+            <a:graphic xmlns:a="http://schemas.openxmlformats.org/drawingml/2006/main">
+              <a:graphicData uri="http://schemas.openxmlformats.org/drawingml/2006/picture">
+                <pic:pic xmlns:pic="http://schemas.openxmlformats.org/drawingml/2006/picture">
+                  <pic:nvPicPr>
+                    <pic:cNvPr id="492526689" name="Picture 492526689"/>
+                    <pic:cNvPicPr/>
+                  </pic:nvPicPr>
+                  <pic:blipFill>
+                    <a:blip r:embed="rId6">
+                      <a:extLst>
+                        <a:ext uri="{28A0092B-C50C-407E-A947-70E740481C1C}">
+                          <a14:useLocalDpi xmlns:a14="http://schemas.microsoft.com/office/drawing/2010/main" val="0"/>
+                        </a:ext>
+                      </a:extLst>
+                    </a:blip>
+                    <a:stretch>
+                      <a:fillRect/>
+                    </a:stretch>
+                  </pic:blipFill>
+                  <pic:spPr>
+                    <a:xfrm>
+                      <a:off x="0" y="0"/>
+                      <a:ext cx="4775200" cy="5270500"/>
+                    </a:xfrm>
+                    <a:prstGeom prst="rect">
+                      <a:avLst/>
+                    </a:prstGeom>
+                  </pic:spPr>
+                </pic:pic>
+              </a:graphicData>
+            </a:graphic>
+          </wp:inline>
+        </w:drawing>
+      </w:r>
+    </w:p>
+    <w:p>
+      <w:pPr>
+        <w:rPr>
+          <w:rFonts w:ascii="Arial" w:hAnsi="Arial" w:cs="Arial"/>
+          <w:color w:val="000000" w:themeColor="text1"/>
+          <w:lang w:val="en-US"/>
+        </w:rPr>
+      </w:pPr>
+      <w:r>
+        <w:rPr>
+          <w:rFonts w:ascii="Arial" w:hAnsi="Arial" w:cs="Arial"/>
+          <w:noProof/>
+          <w:color w:val="000000" w:themeColor="text1"/>
+          <w:lang w:val="en-US"/>
+        </w:rPr>
+        <w:drawing>
+          <wp:inline distT="0" distB="0" distL="0" distR="0" wp14:anchorId="4AABBC5A" wp14:editId="658D2F30">
+            <wp:extent cx="6222942" cy="2140085"/>
+            <wp:effectExtent l="0" t="0" r="635" b="0"/>
+            <wp:docPr id="1351424325" name="Picture 5"/>
+            <wp:cNvGraphicFramePr>
+              <a:graphicFrameLocks xmlns:a="http://schemas.openxmlformats.org/drawingml/2006/main" noChangeAspect="1"/>
+            </wp:cNvGraphicFramePr>
+            <a:graphic xmlns:a="http://schemas.openxmlformats.org/drawingml/2006/main">
+              <a:graphicData uri="http://schemas.openxmlformats.org/drawingml/2006/picture">
+                <pic:pic xmlns:pic="http://schemas.openxmlformats.org/drawingml/2006/picture">
+                  <pic:nvPicPr>
+                    <pic:cNvPr id="1351424325" name="Picture 1351424325"/>
+                    <pic:cNvPicPr/>
+                  </pic:nvPicPr>
+                  <pic:blipFill>
+                    <a:blip r:embed="rId7">
+                      <a:extLst>
+                        <a:ext uri="{28A0092B-C50C-407E-A947-70E740481C1C}">
+                          <a14:useLocalDpi xmlns:a14="http://schemas.microsoft.com/office/drawing/2010/main" val="0"/>
+                        </a:ext>
+                      </a:extLst>
+                    </a:blip>
+                    <a:stretch>
+                      <a:fillRect/>
+                    </a:stretch>
+                  </pic:blipFill>
+                  <pic:spPr>
+                    <a:xfrm>
+                      <a:off x="0" y="0"/>
+                      <a:ext cx="6249560" cy="2149239"/>
+                    </a:xfrm>
+                    <a:prstGeom prst="rect">
+                      <a:avLst/>
+                    </a:prstGeom>
+                  </pic:spPr>
+                </pic:pic>
+              </a:graphicData>
+            </a:graphic>
+          </wp:inline>
+        </w:drawing>
+      </w:r>
+    </w:p>
+    <w:p>
+      <w:pPr>
+        <w:rPr>
+          <w:rFonts w:ascii="Arial" w:hAnsi="Arial" w:cs="Arial"/>
+          <w:color w:val="000000" w:themeColor="text1"/>
+          <w:lang w:val="en-US"/>
+        </w:rPr>
+      </w:pPr>
+    </w:p>
+    <w:p>
+      <w:pPr>
+        <w:rPr>
+          <w:rFonts w:ascii="Arial" w:hAnsi="Arial" w:cs="Arial"/>
+          <w:color w:val="000000" w:themeColor="text1"/>
+          <w:u w:val="single"/>
+          <w:lang w:val="en-US"/>
+        </w:rPr>
+      </w:pPr>
+      <w:r>
+        <w:rPr>
+          <w:rFonts w:ascii="Arial" w:hAnsi="Arial" w:cs="Arial"/>
+          <w:color w:val="000000" w:themeColor="text1"/>
+          <w:u w:val="single"/>
+          <w:lang w:val="en-US"/>
+        </w:rPr>
+        <w:t>Task 5:</w:t>
+      </w:r>
+    </w:p>
+    <w:p>
+      <w:pPr>
+        <w:rPr>
+          <w:rFonts w:ascii="Arial" w:hAnsi="Arial" w:cs="Arial"/>
+          <w:color w:val="000000" w:themeColor="text1"/>
+          <w:lang w:val="en-US"/>
+        </w:rPr>
+      </w:pPr>
+      <w:r>
+        <w:rPr>
+          <w:rFonts w:ascii="Arial" w:hAnsi="Arial" w:cs="Arial"/>
           <w:color w:val="000000" w:themeColor="text1"/>
           <w:lang w:val="en-US"/>
         </w:rPr>
@@ -2919,7 +3054,16 @@
           <w:color w:val="000000" w:themeColor="text1"/>
           <w:lang w:val="en-US"/>
         </w:rPr>
-        <w:t xml:space="preserve"> was used to verify the final program's memory management. The program was compiled with debugging symbols using the -g compiler flag so that GDB could inspect source lines, variables and the call stack. A particularly important problem encountered during development involved null pointers in the Decorator implementation. GDB was used to inspect the pointer value and identify the attempted dereference of a null wrapped component. After correcting the error, defensive null checks and regression tests were added. Finally, the complete application was executed under </w:t>
+        <w:t xml:space="preserve"> was used to verify the final program's memory management. The program was compiled with debugging </w:t>
+      </w:r>
+      <w:r>
+        <w:rPr>
+          <w:rFonts w:ascii="Arial" w:hAnsi="Arial" w:cs="Arial"/>
+          <w:color w:val="000000" w:themeColor="text1"/>
+          <w:lang w:val="en-US"/>
+        </w:rPr>
+        <w:lastRenderedPageBreak/>
+        <w:t xml:space="preserve">symbols using the -g compiler flag so that GDB could inspect source lines, variables and the call stack. A particularly important problem encountered during development involved null pointers in the Decorator implementation. GDB was used to inspect the pointer value and identify the attempted dereference of a null wrapped component. After correcting the error, defensive null checks and regression tests were added. Finally, the complete application was executed under </w:t>
       </w:r>
       <w:proofErr w:type="spellStart"/>
       <w:r>
@@ -3024,7 +3168,6 @@
           <w:color w:val="000000" w:themeColor="text1"/>
           <w:lang w:val="en-US"/>
         </w:rPr>
-        <w:lastRenderedPageBreak/>
         <w:t>Figure X: GDB evidence of the null-pointer defect. </w:t>
       </w:r>
       <w:proofErr w:type="spellStart"/>
@@ -3147,7 +3290,16 @@
           <w:color w:val="000000" w:themeColor="text1"/>
           <w:lang w:val="en-US"/>
         </w:rPr>
-        <w:t>Following the null-pointer investigation, similar defensive checks were reviewed throughout the system. Registry operations now verify that requested identifiers exist before dereferencing the returned Component, decoration rejects null Decorators, and Composite operations ignore invalid null children. These checks reduce the possibility of another invalid-memory access entering the system through malformed runtime input.</w:t>
+        <w:t xml:space="preserve">Following the null-pointer investigation, similar defensive checks were reviewed throughout the system. Registry operations now verify that requested identifiers exist before dereferencing the returned Component, decoration rejects null Decorators, and Composite operations ignore invalid null children. These checks reduce the </w:t>
+      </w:r>
+      <w:r>
+        <w:rPr>
+          <w:rFonts w:ascii="Arial" w:hAnsi="Arial" w:cs="Arial"/>
+          <w:color w:val="000000" w:themeColor="text1"/>
+          <w:lang w:val="en-US"/>
+        </w:rPr>
+        <w:lastRenderedPageBreak/>
+        <w:t>possibility of another invalid-memory access entering the system through malformed runtime input.</w:t>
       </w:r>
     </w:p>
     <w:p>

--- a/Cos214_Prac4.docx
+++ b/Cos214_Prac4.docx
@@ -56,6 +56,12 @@
           <w:lang w:val="en-US"/>
         </w:rPr>
       </w:pPr>
+      <w:r>
+        <w:rPr>
+          <w:lang w:val="en-US"/>
+        </w:rPr>
+        <w:t>U25260244 – Ethan van Eyden</w:t>
+      </w:r>
     </w:p>
     <w:p>
       <w:pPr>
@@ -2785,6 +2791,295 @@
       <w:r>
         <w:rPr>
           <w:rFonts w:ascii="Arial" w:hAnsi="Arial" w:cs="Arial"/>
+          <w:noProof/>
+          <w:color w:val="000000" w:themeColor="text1"/>
+          <w:u w:val="single"/>
+          <w:lang w:val="en-US"/>
+        </w:rPr>
+        <mc:AlternateContent>
+          <mc:Choice Requires="wps">
+            <w:drawing>
+              <wp:anchor distT="0" distB="0" distL="114300" distR="114300" simplePos="0" relativeHeight="251659264" behindDoc="0" locked="0" layoutInCell="1" allowOverlap="1" wp14:anchorId="0F3C6366" wp14:editId="184C48FC">
+                <wp:simplePos x="0" y="0"/>
+                <wp:positionH relativeFrom="column">
+                  <wp:posOffset>1446180</wp:posOffset>
+                </wp:positionH>
+                <wp:positionV relativeFrom="paragraph">
+                  <wp:posOffset>39546</wp:posOffset>
+                </wp:positionV>
+                <wp:extent cx="1951436" cy="1588851"/>
+                <wp:effectExtent l="0" t="0" r="17145" b="11430"/>
+                <wp:wrapNone/>
+                <wp:docPr id="305598693" name="Text Box 6"/>
+                <wp:cNvGraphicFramePr/>
+                <a:graphic xmlns:a="http://schemas.openxmlformats.org/drawingml/2006/main">
+                  <a:graphicData uri="http://schemas.microsoft.com/office/word/2010/wordprocessingShape">
+                    <wps:wsp>
+                      <wps:cNvSpPr txBox="1"/>
+                      <wps:spPr>
+                        <a:xfrm>
+                          <a:off x="0" y="0"/>
+                          <a:ext cx="1951436" cy="1588851"/>
+                        </a:xfrm>
+                        <a:prstGeom prst="rect">
+                          <a:avLst/>
+                        </a:prstGeom>
+                        <a:solidFill>
+                          <a:schemeClr val="lt1"/>
+                        </a:solidFill>
+                        <a:ln w="6350">
+                          <a:solidFill>
+                            <a:prstClr val="black"/>
+                          </a:solidFill>
+                        </a:ln>
+                      </wps:spPr>
+                      <wps:txbx>
+                        <w:txbxContent>
+                          <w:p>
+                            <w:pPr>
+                              <w:rPr>
+                                <w:rFonts w:ascii="Arial" w:hAnsi="Arial" w:cs="Arial"/>
+                                <w:color w:val="000000" w:themeColor="text1"/>
+                                <w:u w:val="single"/>
+                              </w:rPr>
+                            </w:pPr>
+                            <w:proofErr w:type="spellStart"/>
+                            <w:r>
+                              <w:rPr>
+                                <w:rFonts w:ascii="Arial" w:hAnsi="Arial" w:cs="Arial"/>
+                                <w:color w:val="000000" w:themeColor="text1"/>
+                                <w:u w:val="single"/>
+                              </w:rPr>
+                              <w:t>taskForgeRepo</w:t>
+                            </w:r>
+                            <w:proofErr w:type="spellEnd"/>
+                            <w:r>
+                              <w:rPr>
+                                <w:rFonts w:ascii="Arial" w:hAnsi="Arial" w:cs="Arial"/>
+                                <w:color w:val="000000" w:themeColor="text1"/>
+                                <w:u w:val="single"/>
+                              </w:rPr>
+                              <w:t xml:space="preserve"> : Repo</w:t>
+                            </w:r>
+                          </w:p>
+                          <w:p>
+                            <w:pPr>
+                              <w:rPr>
+                                <w:rFonts w:ascii="Arial" w:hAnsi="Arial" w:cs="Arial"/>
+                                <w:color w:val="000000" w:themeColor="text1"/>
+                              </w:rPr>
+                            </w:pPr>
+                            <w:r>
+                              <w:rPr>
+                                <w:rFonts w:ascii="Arial" w:hAnsi="Arial" w:cs="Arial"/>
+                                <w:color w:val="000000" w:themeColor="text1"/>
+                              </w:rPr>
+                              <w:t>id = "repo-1"</w:t>
+                            </w:r>
+                          </w:p>
+                          <w:p>
+                            <w:pPr>
+                              <w:rPr>
+                                <w:rFonts w:ascii="Arial" w:hAnsi="Arial" w:cs="Arial"/>
+                                <w:color w:val="000000" w:themeColor="text1"/>
+                              </w:rPr>
+                            </w:pPr>
+                            <w:r>
+                              <w:rPr>
+                                <w:rFonts w:ascii="Arial" w:hAnsi="Arial" w:cs="Arial"/>
+                                <w:color w:val="000000" w:themeColor="text1"/>
+                              </w:rPr>
+                              <w:t>name = "</w:t>
+                            </w:r>
+                            <w:proofErr w:type="spellStart"/>
+                            <w:r>
+                              <w:rPr>
+                                <w:rFonts w:ascii="Arial" w:hAnsi="Arial" w:cs="Arial"/>
+                                <w:color w:val="000000" w:themeColor="text1"/>
+                              </w:rPr>
+                              <w:t>TaskForge</w:t>
+                            </w:r>
+                            <w:proofErr w:type="spellEnd"/>
+                            <w:r>
+                              <w:rPr>
+                                <w:rFonts w:ascii="Arial" w:hAnsi="Arial" w:cs="Arial"/>
+                                <w:color w:val="000000" w:themeColor="text1"/>
+                              </w:rPr>
+                              <w:t>"</w:t>
+                            </w:r>
+                          </w:p>
+                          <w:p>
+                            <w:pPr>
+                              <w:rPr>
+                                <w:rFonts w:ascii="Arial" w:hAnsi="Arial" w:cs="Arial"/>
+                                <w:color w:val="000000" w:themeColor="text1"/>
+                              </w:rPr>
+                            </w:pPr>
+                            <w:r>
+                              <w:rPr>
+                                <w:rFonts w:ascii="Arial" w:hAnsi="Arial" w:cs="Arial"/>
+                                <w:color w:val="000000" w:themeColor="text1"/>
+                              </w:rPr>
+                              <w:t>owner = "Team"</w:t>
+                            </w:r>
+                          </w:p>
+                          <w:p>
+                            <w:pPr>
+                              <w:rPr>
+                                <w:rFonts w:ascii="Arial" w:hAnsi="Arial" w:cs="Arial"/>
+                                <w:color w:val="000000" w:themeColor="text1"/>
+                              </w:rPr>
+                            </w:pPr>
+                            <w:r>
+                              <w:rPr>
+                                <w:rFonts w:ascii="Arial" w:hAnsi="Arial" w:cs="Arial"/>
+                                <w:color w:val="000000" w:themeColor="text1"/>
+                              </w:rPr>
+                              <w:t>language = "C++"</w:t>
+                            </w:r>
+                          </w:p>
+                        </w:txbxContent>
+                      </wps:txbx>
+                      <wps:bodyPr rot="0" spcFirstLastPara="0" vertOverflow="overflow" horzOverflow="overflow" vert="horz" wrap="square" lIns="91440" tIns="45720" rIns="91440" bIns="45720" numCol="1" spcCol="0" rtlCol="0" fromWordArt="0" anchor="t" anchorCtr="0" forceAA="0" compatLnSpc="1">
+                        <a:prstTxWarp prst="textNoShape">
+                          <a:avLst/>
+                        </a:prstTxWarp>
+                        <a:noAutofit/>
+                      </wps:bodyPr>
+                    </wps:wsp>
+                  </a:graphicData>
+                </a:graphic>
+                <wp14:sizeRelH relativeFrom="margin">
+                  <wp14:pctWidth>0</wp14:pctWidth>
+                </wp14:sizeRelH>
+                <wp14:sizeRelV relativeFrom="margin">
+                  <wp14:pctHeight>0</wp14:pctHeight>
+                </wp14:sizeRelV>
+              </wp:anchor>
+            </w:drawing>
+          </mc:Choice>
+          <mc:Fallback>
+            <w:pict>
+              <v:shapetype w14:anchorId="0F3C6366" id="_x0000_t202" coordsize="21600,21600" o:spt="202" path="m,l,21600r21600,l21600,xe">
+                <v:stroke joinstyle="miter"/>
+                <v:path gradientshapeok="t" o:connecttype="rect"/>
+              </v:shapetype>
+              <v:shape id="Text Box 6" o:spid="_x0000_s1026" type="#_x0000_t202" style="position:absolute;margin-left:113.85pt;margin-top:3.1pt;width:153.65pt;height:125.1pt;z-index:251659264;visibility:visible;mso-wrap-style:square;mso-width-percent:0;mso-height-percent:0;mso-wrap-distance-left:9pt;mso-wrap-distance-top:0;mso-wrap-distance-right:9pt;mso-wrap-distance-bottom:0;mso-position-horizontal:absolute;mso-position-horizontal-relative:text;mso-position-vertical:absolute;mso-position-vertical-relative:text;mso-width-percent:0;mso-height-percent:0;mso-width-relative:margin;mso-height-relative:margin;v-text-anchor:top" o:gfxdata="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" fillcolor="white [3201]" strokeweight=".5pt">
+                <v:textbox>
+                  <w:txbxContent>
+                    <w:p>
+                      <w:pPr>
+                        <w:rPr>
+                          <w:rFonts w:ascii="Arial" w:hAnsi="Arial" w:cs="Arial"/>
+                          <w:color w:val="000000" w:themeColor="text1"/>
+                          <w:u w:val="single"/>
+                        </w:rPr>
+                      </w:pPr>
+                      <w:proofErr w:type="spellStart"/>
+                      <w:r>
+                        <w:rPr>
+                          <w:rFonts w:ascii="Arial" w:hAnsi="Arial" w:cs="Arial"/>
+                          <w:color w:val="000000" w:themeColor="text1"/>
+                          <w:u w:val="single"/>
+                        </w:rPr>
+                        <w:t>taskForgeRepo</w:t>
+                      </w:r>
+                      <w:proofErr w:type="spellEnd"/>
+                      <w:r>
+                        <w:rPr>
+                          <w:rFonts w:ascii="Arial" w:hAnsi="Arial" w:cs="Arial"/>
+                          <w:color w:val="000000" w:themeColor="text1"/>
+                          <w:u w:val="single"/>
+                        </w:rPr>
+                        <w:t xml:space="preserve"> : Repo</w:t>
+                      </w:r>
+                    </w:p>
+                    <w:p>
+                      <w:pPr>
+                        <w:rPr>
+                          <w:rFonts w:ascii="Arial" w:hAnsi="Arial" w:cs="Arial"/>
+                          <w:color w:val="000000" w:themeColor="text1"/>
+                        </w:rPr>
+                      </w:pPr>
+                      <w:r>
+                        <w:rPr>
+                          <w:rFonts w:ascii="Arial" w:hAnsi="Arial" w:cs="Arial"/>
+                          <w:color w:val="000000" w:themeColor="text1"/>
+                        </w:rPr>
+                        <w:t>id = "repo-1"</w:t>
+                      </w:r>
+                    </w:p>
+                    <w:p>
+                      <w:pPr>
+                        <w:rPr>
+                          <w:rFonts w:ascii="Arial" w:hAnsi="Arial" w:cs="Arial"/>
+                          <w:color w:val="000000" w:themeColor="text1"/>
+                        </w:rPr>
+                      </w:pPr>
+                      <w:r>
+                        <w:rPr>
+                          <w:rFonts w:ascii="Arial" w:hAnsi="Arial" w:cs="Arial"/>
+                          <w:color w:val="000000" w:themeColor="text1"/>
+                        </w:rPr>
+                        <w:t>name = "</w:t>
+                      </w:r>
+                      <w:proofErr w:type="spellStart"/>
+                      <w:r>
+                        <w:rPr>
+                          <w:rFonts w:ascii="Arial" w:hAnsi="Arial" w:cs="Arial"/>
+                          <w:color w:val="000000" w:themeColor="text1"/>
+                        </w:rPr>
+                        <w:t>TaskForge</w:t>
+                      </w:r>
+                      <w:proofErr w:type="spellEnd"/>
+                      <w:r>
+                        <w:rPr>
+                          <w:rFonts w:ascii="Arial" w:hAnsi="Arial" w:cs="Arial"/>
+                          <w:color w:val="000000" w:themeColor="text1"/>
+                        </w:rPr>
+                        <w:t>"</w:t>
+                      </w:r>
+                    </w:p>
+                    <w:p>
+                      <w:pPr>
+                        <w:rPr>
+                          <w:rFonts w:ascii="Arial" w:hAnsi="Arial" w:cs="Arial"/>
+                          <w:color w:val="000000" w:themeColor="text1"/>
+                        </w:rPr>
+                      </w:pPr>
+                      <w:r>
+                        <w:rPr>
+                          <w:rFonts w:ascii="Arial" w:hAnsi="Arial" w:cs="Arial"/>
+                          <w:color w:val="000000" w:themeColor="text1"/>
+                        </w:rPr>
+                        <w:t>owner = "Team"</w:t>
+                      </w:r>
+                    </w:p>
+                    <w:p>
+                      <w:pPr>
+                        <w:rPr>
+                          <w:rFonts w:ascii="Arial" w:hAnsi="Arial" w:cs="Arial"/>
+                          <w:color w:val="000000" w:themeColor="text1"/>
+                        </w:rPr>
+                      </w:pPr>
+                      <w:r>
+                        <w:rPr>
+                          <w:rFonts w:ascii="Arial" w:hAnsi="Arial" w:cs="Arial"/>
+                          <w:color w:val="000000" w:themeColor="text1"/>
+                        </w:rPr>
+                        <w:t>language = "C++"</w:t>
+                      </w:r>
+                    </w:p>
+                  </w:txbxContent>
+                </v:textbox>
+              </v:shape>
+            </w:pict>
+          </mc:Fallback>
+        </mc:AlternateContent>
+      </w:r>
+      <w:r>
+        <w:rPr>
+          <w:rFonts w:ascii="Arial" w:hAnsi="Arial" w:cs="Arial"/>
           <w:color w:val="000000" w:themeColor="text1"/>
           <w:u w:val="single"/>
           <w:lang w:val="en-US"/>
@@ -2797,8 +3092,1917 @@
         <w:rPr>
           <w:rFonts w:ascii="Arial" w:hAnsi="Arial" w:cs="Arial"/>
           <w:color w:val="000000" w:themeColor="text1"/>
-          <w:lang w:val="en-US"/>
-        </w:rPr>
+          <w:u w:val="single"/>
+          <w:lang w:val="en-US"/>
+        </w:rPr>
+      </w:pPr>
+    </w:p>
+    <w:p>
+      <w:pPr>
+        <w:rPr>
+          <w:rFonts w:ascii="Arial" w:hAnsi="Arial" w:cs="Arial"/>
+          <w:color w:val="000000" w:themeColor="text1"/>
+          <w:u w:val="single"/>
+          <w:lang w:val="en-US"/>
+        </w:rPr>
+      </w:pPr>
+    </w:p>
+    <w:p>
+      <w:pPr>
+        <w:rPr>
+          <w:rFonts w:ascii="Arial" w:hAnsi="Arial" w:cs="Arial"/>
+          <w:color w:val="000000" w:themeColor="text1"/>
+          <w:u w:val="single"/>
+          <w:lang w:val="en-US"/>
+        </w:rPr>
+      </w:pPr>
+    </w:p>
+    <w:p>
+      <w:pPr>
+        <w:rPr>
+          <w:rFonts w:ascii="Arial" w:hAnsi="Arial" w:cs="Arial"/>
+          <w:color w:val="000000" w:themeColor="text1"/>
+          <w:u w:val="single"/>
+          <w:lang w:val="en-US"/>
+        </w:rPr>
+      </w:pPr>
+    </w:p>
+    <w:p>
+      <w:pPr>
+        <w:rPr>
+          <w:rFonts w:ascii="Arial" w:hAnsi="Arial" w:cs="Arial"/>
+          <w:color w:val="000000" w:themeColor="text1"/>
+          <w:u w:val="single"/>
+          <w:lang w:val="en-US"/>
+        </w:rPr>
+      </w:pPr>
+      <w:r>
+        <w:rPr>
+          <w:rFonts w:ascii="Arial" w:hAnsi="Arial" w:cs="Arial"/>
+          <w:noProof/>
+          <w:color w:val="000000" w:themeColor="text1"/>
+          <w:u w:val="single"/>
+          <w:lang w:val="en-US"/>
+        </w:rPr>
+        <mc:AlternateContent>
+          <mc:Choice Requires="wps">
+            <w:drawing>
+              <wp:anchor distT="0" distB="0" distL="114300" distR="114300" simplePos="0" relativeHeight="251666432" behindDoc="0" locked="0" layoutInCell="1" allowOverlap="1" wp14:anchorId="54F9C500" wp14:editId="68F5D024">
+                <wp:simplePos x="0" y="0"/>
+                <wp:positionH relativeFrom="column">
+                  <wp:posOffset>2341123</wp:posOffset>
+                </wp:positionH>
+                <wp:positionV relativeFrom="paragraph">
+                  <wp:posOffset>104951</wp:posOffset>
+                </wp:positionV>
+                <wp:extent cx="0" cy="291910"/>
+                <wp:effectExtent l="38100" t="0" r="50800" b="26035"/>
+                <wp:wrapNone/>
+                <wp:docPr id="1780554549" name="Straight Arrow Connector 11"/>
+                <wp:cNvGraphicFramePr/>
+                <a:graphic xmlns:a="http://schemas.openxmlformats.org/drawingml/2006/main">
+                  <a:graphicData uri="http://schemas.microsoft.com/office/word/2010/wordprocessingShape">
+                    <wps:wsp>
+                      <wps:cNvCnPr/>
+                      <wps:spPr>
+                        <a:xfrm>
+                          <a:off x="0" y="0"/>
+                          <a:ext cx="0" cy="291910"/>
+                        </a:xfrm>
+                        <a:prstGeom prst="straightConnector1">
+                          <a:avLst/>
+                        </a:prstGeom>
+                        <a:ln>
+                          <a:solidFill>
+                            <a:schemeClr val="tx1"/>
+                          </a:solidFill>
+                          <a:tailEnd type="triangle"/>
+                        </a:ln>
+                      </wps:spPr>
+                      <wps:style>
+                        <a:lnRef idx="2">
+                          <a:schemeClr val="accent1"/>
+                        </a:lnRef>
+                        <a:fillRef idx="0">
+                          <a:schemeClr val="accent1"/>
+                        </a:fillRef>
+                        <a:effectRef idx="1">
+                          <a:schemeClr val="accent1"/>
+                        </a:effectRef>
+                        <a:fontRef idx="minor">
+                          <a:schemeClr val="tx1"/>
+                        </a:fontRef>
+                      </wps:style>
+                      <wps:bodyPr/>
+                    </wps:wsp>
+                  </a:graphicData>
+                </a:graphic>
+              </wp:anchor>
+            </w:drawing>
+          </mc:Choice>
+          <mc:Fallback>
+            <w:pict>
+              <v:shapetype w14:anchorId="73C21FA3" id="_x0000_t32" coordsize="21600,21600" o:spt="32" o:oned="t" path="m,l21600,21600e" filled="f">
+                <v:path arrowok="t" fillok="f" o:connecttype="none"/>
+                <o:lock v:ext="edit" shapetype="t"/>
+              </v:shapetype>
+              <v:shape id="Straight Arrow Connector 11" o:spid="_x0000_s1026" type="#_x0000_t32" style="position:absolute;margin-left:184.35pt;margin-top:8.25pt;width:0;height:23pt;z-index:251666432;visibility:visible;mso-wrap-style:square;mso-wrap-distance-left:9pt;mso-wrap-distance-top:0;mso-wrap-distance-right:9pt;mso-wrap-distance-bottom:0;mso-position-horizontal:absolute;mso-position-horizontal-relative:text;mso-position-vertical:absolute;mso-position-vertical-relative:text" o:gfxdata="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" strokecolor="black [3213]" strokeweight="1.5pt">
+                <v:stroke endarrow="block" joinstyle="miter"/>
+              </v:shape>
+            </w:pict>
+          </mc:Fallback>
+        </mc:AlternateContent>
+      </w:r>
+    </w:p>
+    <w:p>
+      <w:pPr>
+        <w:rPr>
+          <w:rFonts w:ascii="Arial" w:hAnsi="Arial" w:cs="Arial"/>
+          <w:color w:val="000000" w:themeColor="text1"/>
+          <w:u w:val="single"/>
+          <w:lang w:val="en-US"/>
+        </w:rPr>
+      </w:pPr>
+      <w:r>
+        <w:rPr>
+          <w:rFonts w:ascii="Arial" w:hAnsi="Arial" w:cs="Arial"/>
+          <w:noProof/>
+          <w:color w:val="000000" w:themeColor="text1"/>
+          <w:u w:val="single"/>
+          <w:lang w:val="en-US"/>
+        </w:rPr>
+        <mc:AlternateContent>
+          <mc:Choice Requires="wps">
+            <w:drawing>
+              <wp:anchor distT="0" distB="0" distL="114300" distR="114300" simplePos="0" relativeHeight="251661312" behindDoc="0" locked="0" layoutInCell="1" allowOverlap="1" wp14:anchorId="098D6A2D" wp14:editId="27737A04">
+                <wp:simplePos x="0" y="0"/>
+                <wp:positionH relativeFrom="column">
+                  <wp:posOffset>1445652</wp:posOffset>
+                </wp:positionH>
+                <wp:positionV relativeFrom="paragraph">
+                  <wp:posOffset>92372</wp:posOffset>
+                </wp:positionV>
+                <wp:extent cx="1913106" cy="1653702"/>
+                <wp:effectExtent l="0" t="0" r="17780" b="10160"/>
+                <wp:wrapNone/>
+                <wp:docPr id="1210679659" name="Text Box 6"/>
+                <wp:cNvGraphicFramePr/>
+                <a:graphic xmlns:a="http://schemas.openxmlformats.org/drawingml/2006/main">
+                  <a:graphicData uri="http://schemas.microsoft.com/office/word/2010/wordprocessingShape">
+                    <wps:wsp>
+                      <wps:cNvSpPr txBox="1"/>
+                      <wps:spPr>
+                        <a:xfrm>
+                          <a:off x="0" y="0"/>
+                          <a:ext cx="1913106" cy="1653702"/>
+                        </a:xfrm>
+                        <a:prstGeom prst="rect">
+                          <a:avLst/>
+                        </a:prstGeom>
+                        <a:solidFill>
+                          <a:schemeClr val="lt1"/>
+                        </a:solidFill>
+                        <a:ln w="6350">
+                          <a:solidFill>
+                            <a:prstClr val="black"/>
+                          </a:solidFill>
+                        </a:ln>
+                      </wps:spPr>
+                      <wps:txbx>
+                        <w:txbxContent>
+                          <w:p>
+                            <w:pPr>
+                              <w:rPr>
+                                <w:rFonts w:ascii="Arial" w:hAnsi="Arial" w:cs="Arial"/>
+                                <w:color w:val="000000" w:themeColor="text1"/>
+                                <w:u w:val="single"/>
+                              </w:rPr>
+                            </w:pPr>
+                            <w:r>
+                              <w:rPr>
+                                <w:rFonts w:ascii="Arial" w:hAnsi="Arial" w:cs="Arial"/>
+                                <w:color w:val="000000" w:themeColor="text1"/>
+                                <w:u w:val="single"/>
+                              </w:rPr>
+                              <w:t>release : Project</w:t>
+                            </w:r>
+                          </w:p>
+                          <w:p>
+                            <w:pPr>
+                              <w:rPr>
+                                <w:rFonts w:ascii="Arial" w:hAnsi="Arial" w:cs="Arial"/>
+                                <w:color w:val="000000" w:themeColor="text1"/>
+                              </w:rPr>
+                            </w:pPr>
+                            <w:r>
+                              <w:rPr>
+                                <w:rFonts w:ascii="Arial" w:hAnsi="Arial" w:cs="Arial"/>
+                                <w:color w:val="000000" w:themeColor="text1"/>
+                              </w:rPr>
+                              <w:t>id = "project-release"</w:t>
+                            </w:r>
+                          </w:p>
+                          <w:p>
+                            <w:pPr>
+                              <w:rPr>
+                                <w:rFonts w:ascii="Arial" w:hAnsi="Arial" w:cs="Arial"/>
+                                <w:color w:val="000000" w:themeColor="text1"/>
+                              </w:rPr>
+                            </w:pPr>
+                            <w:r>
+                              <w:rPr>
+                                <w:rFonts w:ascii="Arial" w:hAnsi="Arial" w:cs="Arial"/>
+                                <w:color w:val="000000" w:themeColor="text1"/>
+                              </w:rPr>
+                              <w:t>name = "Release 2.0"</w:t>
+                            </w:r>
+                          </w:p>
+                          <w:p>
+                            <w:pPr>
+                              <w:rPr>
+                                <w:rFonts w:ascii="Arial" w:hAnsi="Arial" w:cs="Arial"/>
+                                <w:color w:val="000000" w:themeColor="text1"/>
+                              </w:rPr>
+                            </w:pPr>
+                            <w:proofErr w:type="spellStart"/>
+                            <w:r>
+                              <w:rPr>
+                                <w:rFonts w:ascii="Arial" w:hAnsi="Arial" w:cs="Arial"/>
+                                <w:color w:val="000000" w:themeColor="text1"/>
+                              </w:rPr>
+                              <w:t>estimatedHours</w:t>
+                            </w:r>
+                            <w:proofErr w:type="spellEnd"/>
+                            <w:r>
+                              <w:rPr>
+                                <w:rFonts w:ascii="Arial" w:hAnsi="Arial" w:cs="Arial"/>
+                                <w:color w:val="000000" w:themeColor="text1"/>
+                              </w:rPr>
+                              <w:t xml:space="preserve"> = 40</w:t>
+                            </w:r>
+                          </w:p>
+                          <w:p>
+                            <w:pPr>
+                              <w:rPr>
+                                <w:rFonts w:ascii="Arial" w:hAnsi="Arial" w:cs="Arial"/>
+                                <w:color w:val="000000" w:themeColor="text1"/>
+                              </w:rPr>
+                            </w:pPr>
+                            <w:r>
+                              <w:rPr>
+                                <w:rFonts w:ascii="Arial" w:hAnsi="Arial" w:cs="Arial"/>
+                                <w:color w:val="000000" w:themeColor="text1"/>
+                              </w:rPr>
+                              <w:t>deadline = "Sprint 2"</w:t>
+                            </w:r>
+                          </w:p>
+                          <w:p>
+                            <w:pPr>
+                              <w:rPr>
+                                <w:rFonts w:ascii="Arial" w:hAnsi="Arial" w:cs="Arial"/>
+                                <w:color w:val="000000" w:themeColor="text1"/>
+                              </w:rPr>
+                            </w:pPr>
+                          </w:p>
+                        </w:txbxContent>
+                      </wps:txbx>
+                      <wps:bodyPr rot="0" spcFirstLastPara="0" vertOverflow="overflow" horzOverflow="overflow" vert="horz" wrap="square" lIns="91440" tIns="45720" rIns="91440" bIns="45720" numCol="1" spcCol="0" rtlCol="0" fromWordArt="0" anchor="t" anchorCtr="0" forceAA="0" compatLnSpc="1">
+                        <a:prstTxWarp prst="textNoShape">
+                          <a:avLst/>
+                        </a:prstTxWarp>
+                        <a:noAutofit/>
+                      </wps:bodyPr>
+                    </wps:wsp>
+                  </a:graphicData>
+                </a:graphic>
+                <wp14:sizeRelH relativeFrom="margin">
+                  <wp14:pctWidth>0</wp14:pctWidth>
+                </wp14:sizeRelH>
+                <wp14:sizeRelV relativeFrom="margin">
+                  <wp14:pctHeight>0</wp14:pctHeight>
+                </wp14:sizeRelV>
+              </wp:anchor>
+            </w:drawing>
+          </mc:Choice>
+          <mc:Fallback>
+            <w:pict>
+              <v:shape w14:anchorId="098D6A2D" id="_x0000_s1027" type="#_x0000_t202" style="position:absolute;margin-left:113.85pt;margin-top:7.25pt;width:150.65pt;height:130.2pt;z-index:251661312;visibility:visible;mso-wrap-style:square;mso-width-percent:0;mso-height-percent:0;mso-wrap-distance-left:9pt;mso-wrap-distance-top:0;mso-wrap-distance-right:9pt;mso-wrap-distance-bottom:0;mso-position-horizontal:absolute;mso-position-horizontal-relative:text;mso-position-vertical:absolute;mso-position-vertical-relative:text;mso-width-percent:0;mso-height-percent:0;mso-width-relative:margin;mso-height-relative:margin;v-text-anchor:top" o:gfxdata="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" fillcolor="white [3201]" strokeweight=".5pt">
+                <v:textbox>
+                  <w:txbxContent>
+                    <w:p>
+                      <w:pPr>
+                        <w:rPr>
+                          <w:rFonts w:ascii="Arial" w:hAnsi="Arial" w:cs="Arial"/>
+                          <w:color w:val="000000" w:themeColor="text1"/>
+                          <w:u w:val="single"/>
+                        </w:rPr>
+                      </w:pPr>
+                      <w:r>
+                        <w:rPr>
+                          <w:rFonts w:ascii="Arial" w:hAnsi="Arial" w:cs="Arial"/>
+                          <w:color w:val="000000" w:themeColor="text1"/>
+                          <w:u w:val="single"/>
+                        </w:rPr>
+                        <w:t>release : Project</w:t>
+                      </w:r>
+                    </w:p>
+                    <w:p>
+                      <w:pPr>
+                        <w:rPr>
+                          <w:rFonts w:ascii="Arial" w:hAnsi="Arial" w:cs="Arial"/>
+                          <w:color w:val="000000" w:themeColor="text1"/>
+                        </w:rPr>
+                      </w:pPr>
+                      <w:r>
+                        <w:rPr>
+                          <w:rFonts w:ascii="Arial" w:hAnsi="Arial" w:cs="Arial"/>
+                          <w:color w:val="000000" w:themeColor="text1"/>
+                        </w:rPr>
+                        <w:t>id = "project-release"</w:t>
+                      </w:r>
+                    </w:p>
+                    <w:p>
+                      <w:pPr>
+                        <w:rPr>
+                          <w:rFonts w:ascii="Arial" w:hAnsi="Arial" w:cs="Arial"/>
+                          <w:color w:val="000000" w:themeColor="text1"/>
+                        </w:rPr>
+                      </w:pPr>
+                      <w:r>
+                        <w:rPr>
+                          <w:rFonts w:ascii="Arial" w:hAnsi="Arial" w:cs="Arial"/>
+                          <w:color w:val="000000" w:themeColor="text1"/>
+                        </w:rPr>
+                        <w:t>name = "Release 2.0"</w:t>
+                      </w:r>
+                    </w:p>
+                    <w:p>
+                      <w:pPr>
+                        <w:rPr>
+                          <w:rFonts w:ascii="Arial" w:hAnsi="Arial" w:cs="Arial"/>
+                          <w:color w:val="000000" w:themeColor="text1"/>
+                        </w:rPr>
+                      </w:pPr>
+                      <w:proofErr w:type="spellStart"/>
+                      <w:r>
+                        <w:rPr>
+                          <w:rFonts w:ascii="Arial" w:hAnsi="Arial" w:cs="Arial"/>
+                          <w:color w:val="000000" w:themeColor="text1"/>
+                        </w:rPr>
+                        <w:t>estimatedHours</w:t>
+                      </w:r>
+                      <w:proofErr w:type="spellEnd"/>
+                      <w:r>
+                        <w:rPr>
+                          <w:rFonts w:ascii="Arial" w:hAnsi="Arial" w:cs="Arial"/>
+                          <w:color w:val="000000" w:themeColor="text1"/>
+                        </w:rPr>
+                        <w:t xml:space="preserve"> = 40</w:t>
+                      </w:r>
+                    </w:p>
+                    <w:p>
+                      <w:pPr>
+                        <w:rPr>
+                          <w:rFonts w:ascii="Arial" w:hAnsi="Arial" w:cs="Arial"/>
+                          <w:color w:val="000000" w:themeColor="text1"/>
+                        </w:rPr>
+                      </w:pPr>
+                      <w:r>
+                        <w:rPr>
+                          <w:rFonts w:ascii="Arial" w:hAnsi="Arial" w:cs="Arial"/>
+                          <w:color w:val="000000" w:themeColor="text1"/>
+                        </w:rPr>
+                        <w:t>deadline = "Sprint 2"</w:t>
+                      </w:r>
+                    </w:p>
+                    <w:p>
+                      <w:pPr>
+                        <w:rPr>
+                          <w:rFonts w:ascii="Arial" w:hAnsi="Arial" w:cs="Arial"/>
+                          <w:color w:val="000000" w:themeColor="text1"/>
+                        </w:rPr>
+                      </w:pPr>
+                    </w:p>
+                  </w:txbxContent>
+                </v:textbox>
+              </v:shape>
+            </w:pict>
+          </mc:Fallback>
+        </mc:AlternateContent>
+      </w:r>
+    </w:p>
+    <w:p>
+      <w:pPr>
+        <w:rPr>
+          <w:rFonts w:ascii="Arial" w:hAnsi="Arial" w:cs="Arial"/>
+          <w:color w:val="000000" w:themeColor="text1"/>
+          <w:u w:val="single"/>
+          <w:lang w:val="en-US"/>
+        </w:rPr>
+      </w:pPr>
+    </w:p>
+    <w:p>
+      <w:pPr>
+        <w:rPr>
+          <w:rFonts w:ascii="Arial" w:hAnsi="Arial" w:cs="Arial"/>
+          <w:color w:val="000000" w:themeColor="text1"/>
+          <w:u w:val="single"/>
+          <w:lang w:val="en-US"/>
+        </w:rPr>
+      </w:pPr>
+    </w:p>
+    <w:p>
+      <w:pPr>
+        <w:rPr>
+          <w:rFonts w:ascii="Arial" w:hAnsi="Arial" w:cs="Arial"/>
+          <w:color w:val="000000" w:themeColor="text1"/>
+          <w:u w:val="single"/>
+          <w:lang w:val="en-US"/>
+        </w:rPr>
+      </w:pPr>
+    </w:p>
+    <w:p>
+      <w:pPr>
+        <w:rPr>
+          <w:rFonts w:ascii="Arial" w:hAnsi="Arial" w:cs="Arial"/>
+          <w:color w:val="000000" w:themeColor="text1"/>
+          <w:u w:val="single"/>
+          <w:lang w:val="en-US"/>
+        </w:rPr>
+      </w:pPr>
+    </w:p>
+    <w:p>
+      <w:pPr>
+        <w:rPr>
+          <w:rFonts w:ascii="Arial" w:hAnsi="Arial" w:cs="Arial"/>
+          <w:color w:val="000000" w:themeColor="text1"/>
+          <w:u w:val="single"/>
+          <w:lang w:val="en-US"/>
+        </w:rPr>
+      </w:pPr>
+      <w:r>
+        <w:rPr>
+          <w:rFonts w:ascii="Arial" w:hAnsi="Arial" w:cs="Arial"/>
+          <w:noProof/>
+          <w:color w:val="000000" w:themeColor="text1"/>
+          <w:u w:val="single"/>
+          <w:lang w:val="en-US"/>
+        </w:rPr>
+        <mc:AlternateContent>
+          <mc:Choice Requires="wps">
+            <w:drawing>
+              <wp:anchor distT="0" distB="0" distL="114300" distR="114300" simplePos="0" relativeHeight="251668480" behindDoc="0" locked="0" layoutInCell="1" allowOverlap="1" wp14:anchorId="569F973B" wp14:editId="56F86751">
+                <wp:simplePos x="0" y="0"/>
+                <wp:positionH relativeFrom="column">
+                  <wp:posOffset>3223098</wp:posOffset>
+                </wp:positionH>
+                <wp:positionV relativeFrom="paragraph">
+                  <wp:posOffset>222871</wp:posOffset>
+                </wp:positionV>
+                <wp:extent cx="466928" cy="467090"/>
+                <wp:effectExtent l="12700" t="12700" r="28575" b="28575"/>
+                <wp:wrapNone/>
+                <wp:docPr id="1038184779" name="Straight Arrow Connector 13"/>
+                <wp:cNvGraphicFramePr/>
+                <a:graphic xmlns:a="http://schemas.openxmlformats.org/drawingml/2006/main">
+                  <a:graphicData uri="http://schemas.microsoft.com/office/word/2010/wordprocessingShape">
+                    <wps:wsp>
+                      <wps:cNvCnPr/>
+                      <wps:spPr>
+                        <a:xfrm>
+                          <a:off x="0" y="0"/>
+                          <a:ext cx="466928" cy="467090"/>
+                        </a:xfrm>
+                        <a:prstGeom prst="straightConnector1">
+                          <a:avLst/>
+                        </a:prstGeom>
+                        <a:ln>
+                          <a:solidFill>
+                            <a:schemeClr val="tx1"/>
+                          </a:solidFill>
+                          <a:tailEnd type="triangle"/>
+                        </a:ln>
+                      </wps:spPr>
+                      <wps:style>
+                        <a:lnRef idx="2">
+                          <a:schemeClr val="accent1"/>
+                        </a:lnRef>
+                        <a:fillRef idx="0">
+                          <a:schemeClr val="accent1"/>
+                        </a:fillRef>
+                        <a:effectRef idx="1">
+                          <a:schemeClr val="accent1"/>
+                        </a:effectRef>
+                        <a:fontRef idx="minor">
+                          <a:schemeClr val="tx1"/>
+                        </a:fontRef>
+                      </wps:style>
+                      <wps:bodyPr/>
+                    </wps:wsp>
+                  </a:graphicData>
+                </a:graphic>
+              </wp:anchor>
+            </w:drawing>
+          </mc:Choice>
+          <mc:Fallback>
+            <w:pict>
+              <v:shape w14:anchorId="7FFFC11E" id="Straight Arrow Connector 13" o:spid="_x0000_s1026" type="#_x0000_t32" style="position:absolute;margin-left:253.8pt;margin-top:17.55pt;width:36.75pt;height:36.8pt;z-index:251668480;visibility:visible;mso-wrap-style:square;mso-wrap-distance-left:9pt;mso-wrap-distance-top:0;mso-wrap-distance-right:9pt;mso-wrap-distance-bottom:0;mso-position-horizontal:absolute;mso-position-horizontal-relative:text;mso-position-vertical:absolute;mso-position-vertical-relative:text" o:gfxdata="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" strokecolor="black [3213]" strokeweight="1.5pt">
+                <v:stroke endarrow="block" joinstyle="miter"/>
+              </v:shape>
+            </w:pict>
+          </mc:Fallback>
+        </mc:AlternateContent>
+      </w:r>
+      <w:r>
+        <w:rPr>
+          <w:rFonts w:ascii="Arial" w:hAnsi="Arial" w:cs="Arial"/>
+          <w:noProof/>
+          <w:color w:val="000000" w:themeColor="text1"/>
+          <w:u w:val="single"/>
+          <w:lang w:val="en-US"/>
+        </w:rPr>
+        <mc:AlternateContent>
+          <mc:Choice Requires="wps">
+            <w:drawing>
+              <wp:anchor distT="0" distB="0" distL="114300" distR="114300" simplePos="0" relativeHeight="251667456" behindDoc="0" locked="0" layoutInCell="1" allowOverlap="1" wp14:anchorId="320430D0" wp14:editId="3272A801">
+                <wp:simplePos x="0" y="0"/>
+                <wp:positionH relativeFrom="column">
+                  <wp:posOffset>1815830</wp:posOffset>
+                </wp:positionH>
+                <wp:positionV relativeFrom="paragraph">
+                  <wp:posOffset>222871</wp:posOffset>
+                </wp:positionV>
+                <wp:extent cx="233464" cy="467090"/>
+                <wp:effectExtent l="25400" t="12700" r="20955" b="28575"/>
+                <wp:wrapNone/>
+                <wp:docPr id="580431112" name="Straight Arrow Connector 12"/>
+                <wp:cNvGraphicFramePr/>
+                <a:graphic xmlns:a="http://schemas.openxmlformats.org/drawingml/2006/main">
+                  <a:graphicData uri="http://schemas.microsoft.com/office/word/2010/wordprocessingShape">
+                    <wps:wsp>
+                      <wps:cNvCnPr/>
+                      <wps:spPr>
+                        <a:xfrm flipH="1">
+                          <a:off x="0" y="0"/>
+                          <a:ext cx="233464" cy="467090"/>
+                        </a:xfrm>
+                        <a:prstGeom prst="straightConnector1">
+                          <a:avLst/>
+                        </a:prstGeom>
+                        <a:ln>
+                          <a:solidFill>
+                            <a:schemeClr val="tx1"/>
+                          </a:solidFill>
+                          <a:tailEnd type="triangle"/>
+                        </a:ln>
+                      </wps:spPr>
+                      <wps:style>
+                        <a:lnRef idx="2">
+                          <a:schemeClr val="accent1"/>
+                        </a:lnRef>
+                        <a:fillRef idx="0">
+                          <a:schemeClr val="accent1"/>
+                        </a:fillRef>
+                        <a:effectRef idx="1">
+                          <a:schemeClr val="accent1"/>
+                        </a:effectRef>
+                        <a:fontRef idx="minor">
+                          <a:schemeClr val="tx1"/>
+                        </a:fontRef>
+                      </wps:style>
+                      <wps:bodyPr/>
+                    </wps:wsp>
+                  </a:graphicData>
+                </a:graphic>
+              </wp:anchor>
+            </w:drawing>
+          </mc:Choice>
+          <mc:Fallback>
+            <w:pict>
+              <v:shape w14:anchorId="0ACD6AC0" id="Straight Arrow Connector 12" o:spid="_x0000_s1026" type="#_x0000_t32" style="position:absolute;margin-left:143pt;margin-top:17.55pt;width:18.4pt;height:36.8pt;flip:x;z-index:251667456;visibility:visible;mso-wrap-style:square;mso-wrap-distance-left:9pt;mso-wrap-distance-top:0;mso-wrap-distance-right:9pt;mso-wrap-distance-bottom:0;mso-position-horizontal:absolute;mso-position-horizontal-relative:text;mso-position-vertical:absolute;mso-position-vertical-relative:text" o:gfxdata="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" strokecolor="black [3213]" strokeweight="1.5pt">
+                <v:stroke endarrow="block" joinstyle="miter"/>
+              </v:shape>
+            </w:pict>
+          </mc:Fallback>
+        </mc:AlternateContent>
+      </w:r>
+    </w:p>
+    <w:p>
+      <w:pPr>
+        <w:rPr>
+          <w:rFonts w:ascii="Arial" w:hAnsi="Arial" w:cs="Arial"/>
+          <w:color w:val="000000" w:themeColor="text1"/>
+          <w:u w:val="single"/>
+          <w:lang w:val="en-US"/>
+        </w:rPr>
+      </w:pPr>
+    </w:p>
+    <w:p>
+      <w:pPr>
+        <w:rPr>
+          <w:rFonts w:ascii="Arial" w:hAnsi="Arial" w:cs="Arial"/>
+          <w:color w:val="000000" w:themeColor="text1"/>
+          <w:u w:val="single"/>
+          <w:lang w:val="en-US"/>
+        </w:rPr>
+      </w:pPr>
+      <w:r>
+        <w:rPr>
+          <w:rFonts w:ascii="Arial" w:hAnsi="Arial" w:cs="Arial"/>
+          <w:noProof/>
+          <w:color w:val="000000" w:themeColor="text1"/>
+          <w:u w:val="single"/>
+          <w:lang w:val="en-US"/>
+        </w:rPr>
+        <mc:AlternateContent>
+          <mc:Choice Requires="wps">
+            <w:drawing>
+              <wp:anchor distT="0" distB="0" distL="114300" distR="114300" simplePos="0" relativeHeight="251662336" behindDoc="0" locked="0" layoutInCell="1" allowOverlap="1" wp14:anchorId="5406B084" wp14:editId="70C5362E">
+                <wp:simplePos x="0" y="0"/>
+                <wp:positionH relativeFrom="column">
+                  <wp:posOffset>648902</wp:posOffset>
+                </wp:positionH>
+                <wp:positionV relativeFrom="paragraph">
+                  <wp:posOffset>80847</wp:posOffset>
+                </wp:positionV>
+                <wp:extent cx="1861226" cy="1050587"/>
+                <wp:effectExtent l="0" t="0" r="18415" b="16510"/>
+                <wp:wrapNone/>
+                <wp:docPr id="235226354" name="Text Box 7"/>
+                <wp:cNvGraphicFramePr/>
+                <a:graphic xmlns:a="http://schemas.openxmlformats.org/drawingml/2006/main">
+                  <a:graphicData uri="http://schemas.microsoft.com/office/word/2010/wordprocessingShape">
+                    <wps:wsp>
+                      <wps:cNvSpPr txBox="1"/>
+                      <wps:spPr>
+                        <a:xfrm>
+                          <a:off x="0" y="0"/>
+                          <a:ext cx="1861226" cy="1050587"/>
+                        </a:xfrm>
+                        <a:prstGeom prst="rect">
+                          <a:avLst/>
+                        </a:prstGeom>
+                        <a:solidFill>
+                          <a:schemeClr val="lt1"/>
+                        </a:solidFill>
+                        <a:ln w="6350">
+                          <a:solidFill>
+                            <a:prstClr val="black"/>
+                          </a:solidFill>
+                        </a:ln>
+                      </wps:spPr>
+                      <wps:txbx>
+                        <w:txbxContent>
+                          <w:p>
+                            <w:pPr>
+                              <w:rPr>
+                                <w:rFonts w:ascii="Arial" w:hAnsi="Arial" w:cs="Arial"/>
+                                <w:color w:val="000000" w:themeColor="text1"/>
+                                <w:u w:val="single"/>
+                                <w:lang w:val="en-US"/>
+                              </w:rPr>
+                            </w:pPr>
+                            <w:proofErr w:type="gramStart"/>
+                            <w:r>
+                              <w:rPr>
+                                <w:rFonts w:ascii="Arial" w:hAnsi="Arial" w:cs="Arial"/>
+                                <w:color w:val="000000" w:themeColor="text1"/>
+                                <w:u w:val="single"/>
+                                <w:lang w:val="en-US"/>
+                              </w:rPr>
+                              <w:t>auth :</w:t>
+                            </w:r>
+                            <w:proofErr w:type="gramEnd"/>
+                            <w:r>
+                              <w:rPr>
+                                <w:rFonts w:ascii="Arial" w:hAnsi="Arial" w:cs="Arial"/>
+                                <w:color w:val="000000" w:themeColor="text1"/>
+                                <w:u w:val="single"/>
+                                <w:lang w:val="en-US"/>
+                              </w:rPr>
+                              <w:t xml:space="preserve"> Project       </w:t>
+                            </w:r>
+                          </w:p>
+                          <w:p>
+                            <w:pPr>
+                              <w:rPr>
+                                <w:rFonts w:ascii="Arial" w:hAnsi="Arial" w:cs="Arial"/>
+                                <w:color w:val="000000" w:themeColor="text1"/>
+                                <w:lang w:val="en-US"/>
+                              </w:rPr>
+                            </w:pPr>
+                            <w:r>
+                              <w:rPr>
+                                <w:rFonts w:ascii="Arial" w:hAnsi="Arial" w:cs="Arial"/>
+                                <w:color w:val="000000" w:themeColor="text1"/>
+                                <w:lang w:val="en-US"/>
+                              </w:rPr>
+                              <w:t>id = "feature-auth</w:t>
+                            </w:r>
+                          </w:p>
+                          <w:p>
+                            <w:pPr>
+                              <w:rPr>
+                                <w:rFonts w:ascii="Arial" w:hAnsi="Arial" w:cs="Arial"/>
+                                <w:color w:val="000000" w:themeColor="text1"/>
+                                <w:lang w:val="en-US"/>
+                              </w:rPr>
+                            </w:pPr>
+                            <w:r>
+                              <w:rPr>
+                                <w:rFonts w:ascii="Arial" w:hAnsi="Arial" w:cs="Arial"/>
+                                <w:color w:val="000000" w:themeColor="text1"/>
+                                <w:lang w:val="en-US"/>
+                              </w:rPr>
+                              <w:t>name = "Authentication"</w:t>
+                            </w:r>
+                          </w:p>
+                          <w:p>
+                            <w:pPr>
+                              <w:rPr>
+                                <w:lang w:val="en-US"/>
+                              </w:rPr>
+                            </w:pPr>
+                          </w:p>
+                        </w:txbxContent>
+                      </wps:txbx>
+                      <wps:bodyPr rot="0" spcFirstLastPara="0" vertOverflow="overflow" horzOverflow="overflow" vert="horz" wrap="square" lIns="91440" tIns="45720" rIns="91440" bIns="45720" numCol="1" spcCol="0" rtlCol="0" fromWordArt="0" anchor="t" anchorCtr="0" forceAA="0" compatLnSpc="1">
+                        <a:prstTxWarp prst="textNoShape">
+                          <a:avLst/>
+                        </a:prstTxWarp>
+                        <a:noAutofit/>
+                      </wps:bodyPr>
+                    </wps:wsp>
+                  </a:graphicData>
+                </a:graphic>
+                <wp14:sizeRelH relativeFrom="margin">
+                  <wp14:pctWidth>0</wp14:pctWidth>
+                </wp14:sizeRelH>
+                <wp14:sizeRelV relativeFrom="margin">
+                  <wp14:pctHeight>0</wp14:pctHeight>
+                </wp14:sizeRelV>
+              </wp:anchor>
+            </w:drawing>
+          </mc:Choice>
+          <mc:Fallback>
+            <w:pict>
+              <v:shape w14:anchorId="5406B084" id="Text Box 7" o:spid="_x0000_s1028" type="#_x0000_t202" style="position:absolute;margin-left:51.1pt;margin-top:6.35pt;width:146.55pt;height:82.7pt;z-index:251662336;visibility:visible;mso-wrap-style:square;mso-width-percent:0;mso-height-percent:0;mso-wrap-distance-left:9pt;mso-wrap-distance-top:0;mso-wrap-distance-right:9pt;mso-wrap-distance-bottom:0;mso-position-horizontal:absolute;mso-position-horizontal-relative:text;mso-position-vertical:absolute;mso-position-vertical-relative:text;mso-width-percent:0;mso-height-percent:0;mso-width-relative:margin;mso-height-relative:margin;v-text-anchor:top" o:gfxdata="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" fillcolor="white [3201]" strokeweight=".5pt">
+                <v:textbox>
+                  <w:txbxContent>
+                    <w:p>
+                      <w:pPr>
+                        <w:rPr>
+                          <w:rFonts w:ascii="Arial" w:hAnsi="Arial" w:cs="Arial"/>
+                          <w:color w:val="000000" w:themeColor="text1"/>
+                          <w:u w:val="single"/>
+                          <w:lang w:val="en-US"/>
+                        </w:rPr>
+                      </w:pPr>
+                      <w:proofErr w:type="gramStart"/>
+                      <w:r>
+                        <w:rPr>
+                          <w:rFonts w:ascii="Arial" w:hAnsi="Arial" w:cs="Arial"/>
+                          <w:color w:val="000000" w:themeColor="text1"/>
+                          <w:u w:val="single"/>
+                          <w:lang w:val="en-US"/>
+                        </w:rPr>
+                        <w:t>auth :</w:t>
+                      </w:r>
+                      <w:proofErr w:type="gramEnd"/>
+                      <w:r>
+                        <w:rPr>
+                          <w:rFonts w:ascii="Arial" w:hAnsi="Arial" w:cs="Arial"/>
+                          <w:color w:val="000000" w:themeColor="text1"/>
+                          <w:u w:val="single"/>
+                          <w:lang w:val="en-US"/>
+                        </w:rPr>
+                        <w:t xml:space="preserve"> Project       </w:t>
+                      </w:r>
+                    </w:p>
+                    <w:p>
+                      <w:pPr>
+                        <w:rPr>
+                          <w:rFonts w:ascii="Arial" w:hAnsi="Arial" w:cs="Arial"/>
+                          <w:color w:val="000000" w:themeColor="text1"/>
+                          <w:lang w:val="en-US"/>
+                        </w:rPr>
+                      </w:pPr>
+                      <w:r>
+                        <w:rPr>
+                          <w:rFonts w:ascii="Arial" w:hAnsi="Arial" w:cs="Arial"/>
+                          <w:color w:val="000000" w:themeColor="text1"/>
+                          <w:lang w:val="en-US"/>
+                        </w:rPr>
+                        <w:t>id = "feature-auth</w:t>
+                      </w:r>
+                    </w:p>
+                    <w:p>
+                      <w:pPr>
+                        <w:rPr>
+                          <w:rFonts w:ascii="Arial" w:hAnsi="Arial" w:cs="Arial"/>
+                          <w:color w:val="000000" w:themeColor="text1"/>
+                          <w:lang w:val="en-US"/>
+                        </w:rPr>
+                      </w:pPr>
+                      <w:r>
+                        <w:rPr>
+                          <w:rFonts w:ascii="Arial" w:hAnsi="Arial" w:cs="Arial"/>
+                          <w:color w:val="000000" w:themeColor="text1"/>
+                          <w:lang w:val="en-US"/>
+                        </w:rPr>
+                        <w:t>name = "Authentication"</w:t>
+                      </w:r>
+                    </w:p>
+                    <w:p>
+                      <w:pPr>
+                        <w:rPr>
+                          <w:lang w:val="en-US"/>
+                        </w:rPr>
+                      </w:pPr>
+                    </w:p>
+                  </w:txbxContent>
+                </v:textbox>
+              </v:shape>
+            </w:pict>
+          </mc:Fallback>
+        </mc:AlternateContent>
+      </w:r>
+      <w:r>
+        <w:rPr>
+          <w:rFonts w:ascii="Arial" w:hAnsi="Arial" w:cs="Arial"/>
+          <w:noProof/>
+          <w:color w:val="000000" w:themeColor="text1"/>
+          <w:u w:val="single"/>
+          <w:lang w:val="en-US"/>
+        </w:rPr>
+        <mc:AlternateContent>
+          <mc:Choice Requires="wps">
+            <w:drawing>
+              <wp:anchor distT="0" distB="0" distL="114300" distR="114300" simplePos="0" relativeHeight="251663360" behindDoc="0" locked="0" layoutInCell="1" allowOverlap="1" wp14:anchorId="6AF33583" wp14:editId="09DFA7AE">
+                <wp:simplePos x="0" y="0"/>
+                <wp:positionH relativeFrom="column">
+                  <wp:posOffset>3293880</wp:posOffset>
+                </wp:positionH>
+                <wp:positionV relativeFrom="paragraph">
+                  <wp:posOffset>80848</wp:posOffset>
+                </wp:positionV>
+                <wp:extent cx="1854740" cy="1050290"/>
+                <wp:effectExtent l="0" t="0" r="12700" b="16510"/>
+                <wp:wrapNone/>
+                <wp:docPr id="1971395653" name="Text Box 8"/>
+                <wp:cNvGraphicFramePr/>
+                <a:graphic xmlns:a="http://schemas.openxmlformats.org/drawingml/2006/main">
+                  <a:graphicData uri="http://schemas.microsoft.com/office/word/2010/wordprocessingShape">
+                    <wps:wsp>
+                      <wps:cNvSpPr txBox="1"/>
+                      <wps:spPr>
+                        <a:xfrm>
+                          <a:off x="0" y="0"/>
+                          <a:ext cx="1854740" cy="1050290"/>
+                        </a:xfrm>
+                        <a:prstGeom prst="rect">
+                          <a:avLst/>
+                        </a:prstGeom>
+                        <a:solidFill>
+                          <a:schemeClr val="lt1"/>
+                        </a:solidFill>
+                        <a:ln w="6350">
+                          <a:solidFill>
+                            <a:prstClr val="black"/>
+                          </a:solidFill>
+                        </a:ln>
+                      </wps:spPr>
+                      <wps:txbx>
+                        <w:txbxContent>
+                          <w:p>
+                            <w:pPr>
+                              <w:rPr>
+                                <w:rFonts w:ascii="Arial" w:hAnsi="Arial" w:cs="Arial"/>
+                                <w:color w:val="000000" w:themeColor="text1"/>
+                                <w:u w:val="single"/>
+                                <w:lang w:val="en-US"/>
+                              </w:rPr>
+                            </w:pPr>
+                            <w:proofErr w:type="gramStart"/>
+                            <w:r>
+                              <w:rPr>
+                                <w:rFonts w:ascii="Arial" w:hAnsi="Arial" w:cs="Arial"/>
+                                <w:color w:val="000000" w:themeColor="text1"/>
+                                <w:u w:val="single"/>
+                                <w:lang w:val="en-US"/>
+                              </w:rPr>
+                              <w:t>profile :</w:t>
+                            </w:r>
+                            <w:proofErr w:type="gramEnd"/>
+                            <w:r>
+                              <w:rPr>
+                                <w:rFonts w:ascii="Arial" w:hAnsi="Arial" w:cs="Arial"/>
+                                <w:color w:val="000000" w:themeColor="text1"/>
+                                <w:u w:val="single"/>
+                                <w:lang w:val="en-US"/>
+                              </w:rPr>
+                              <w:t xml:space="preserve"> Project__</w:t>
+                            </w:r>
+                          </w:p>
+                          <w:p>
+                            <w:pPr>
+                              <w:rPr>
+                                <w:rFonts w:ascii="Arial" w:hAnsi="Arial" w:cs="Arial"/>
+                                <w:color w:val="000000" w:themeColor="text1"/>
+                                <w:lang w:val="en-US"/>
+                              </w:rPr>
+                            </w:pPr>
+                            <w:r>
+                              <w:rPr>
+                                <w:rFonts w:ascii="Arial" w:hAnsi="Arial" w:cs="Arial"/>
+                                <w:color w:val="000000" w:themeColor="text1"/>
+                                <w:lang w:val="en-US"/>
+                              </w:rPr>
+                              <w:t>id = "feature-profile"</w:t>
+                            </w:r>
+                          </w:p>
+                          <w:p>
+                            <w:pPr>
+                              <w:rPr>
+                                <w:rFonts w:ascii="Arial" w:hAnsi="Arial" w:cs="Arial"/>
+                                <w:color w:val="000000" w:themeColor="text1"/>
+                                <w:lang w:val="en-US"/>
+                              </w:rPr>
+                            </w:pPr>
+                            <w:r>
+                              <w:rPr>
+                                <w:rFonts w:ascii="Arial" w:hAnsi="Arial" w:cs="Arial"/>
+                                <w:color w:val="000000" w:themeColor="text1"/>
+                                <w:lang w:val="en-US"/>
+                              </w:rPr>
+                              <w:t>name = "User Profile"</w:t>
+                            </w:r>
+                          </w:p>
+                          <w:p/>
+                        </w:txbxContent>
+                      </wps:txbx>
+                      <wps:bodyPr rot="0" spcFirstLastPara="0" vertOverflow="overflow" horzOverflow="overflow" vert="horz" wrap="square" lIns="91440" tIns="45720" rIns="91440" bIns="45720" numCol="1" spcCol="0" rtlCol="0" fromWordArt="0" anchor="t" anchorCtr="0" forceAA="0" compatLnSpc="1">
+                        <a:prstTxWarp prst="textNoShape">
+                          <a:avLst/>
+                        </a:prstTxWarp>
+                        <a:noAutofit/>
+                      </wps:bodyPr>
+                    </wps:wsp>
+                  </a:graphicData>
+                </a:graphic>
+                <wp14:sizeRelH relativeFrom="margin">
+                  <wp14:pctWidth>0</wp14:pctWidth>
+                </wp14:sizeRelH>
+                <wp14:sizeRelV relativeFrom="margin">
+                  <wp14:pctHeight>0</wp14:pctHeight>
+                </wp14:sizeRelV>
+              </wp:anchor>
+            </w:drawing>
+          </mc:Choice>
+          <mc:Fallback>
+            <w:pict>
+              <v:shape w14:anchorId="6AF33583" id="Text Box 8" o:spid="_x0000_s1029" type="#_x0000_t202" style="position:absolute;margin-left:259.35pt;margin-top:6.35pt;width:146.05pt;height:82.7pt;z-index:251663360;visibility:visible;mso-wrap-style:square;mso-width-percent:0;mso-height-percent:0;mso-wrap-distance-left:9pt;mso-wrap-distance-top:0;mso-wrap-distance-right:9pt;mso-wrap-distance-bottom:0;mso-position-horizontal:absolute;mso-position-horizontal-relative:text;mso-position-vertical:absolute;mso-position-vertical-relative:text;mso-width-percent:0;mso-height-percent:0;mso-width-relative:margin;mso-height-relative:margin;v-text-anchor:top" o:gfxdata="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" fillcolor="white [3201]" strokeweight=".5pt">
+                <v:textbox>
+                  <w:txbxContent>
+                    <w:p>
+                      <w:pPr>
+                        <w:rPr>
+                          <w:rFonts w:ascii="Arial" w:hAnsi="Arial" w:cs="Arial"/>
+                          <w:color w:val="000000" w:themeColor="text1"/>
+                          <w:u w:val="single"/>
+                          <w:lang w:val="en-US"/>
+                        </w:rPr>
+                      </w:pPr>
+                      <w:proofErr w:type="gramStart"/>
+                      <w:r>
+                        <w:rPr>
+                          <w:rFonts w:ascii="Arial" w:hAnsi="Arial" w:cs="Arial"/>
+                          <w:color w:val="000000" w:themeColor="text1"/>
+                          <w:u w:val="single"/>
+                          <w:lang w:val="en-US"/>
+                        </w:rPr>
+                        <w:t>profile :</w:t>
+                      </w:r>
+                      <w:proofErr w:type="gramEnd"/>
+                      <w:r>
+                        <w:rPr>
+                          <w:rFonts w:ascii="Arial" w:hAnsi="Arial" w:cs="Arial"/>
+                          <w:color w:val="000000" w:themeColor="text1"/>
+                          <w:u w:val="single"/>
+                          <w:lang w:val="en-US"/>
+                        </w:rPr>
+                        <w:t xml:space="preserve"> Project__</w:t>
+                      </w:r>
+                    </w:p>
+                    <w:p>
+                      <w:pPr>
+                        <w:rPr>
+                          <w:rFonts w:ascii="Arial" w:hAnsi="Arial" w:cs="Arial"/>
+                          <w:color w:val="000000" w:themeColor="text1"/>
+                          <w:lang w:val="en-US"/>
+                        </w:rPr>
+                      </w:pPr>
+                      <w:r>
+                        <w:rPr>
+                          <w:rFonts w:ascii="Arial" w:hAnsi="Arial" w:cs="Arial"/>
+                          <w:color w:val="000000" w:themeColor="text1"/>
+                          <w:lang w:val="en-US"/>
+                        </w:rPr>
+                        <w:t>id = "feature-profile"</w:t>
+                      </w:r>
+                    </w:p>
+                    <w:p>
+                      <w:pPr>
+                        <w:rPr>
+                          <w:rFonts w:ascii="Arial" w:hAnsi="Arial" w:cs="Arial"/>
+                          <w:color w:val="000000" w:themeColor="text1"/>
+                          <w:lang w:val="en-US"/>
+                        </w:rPr>
+                      </w:pPr>
+                      <w:r>
+                        <w:rPr>
+                          <w:rFonts w:ascii="Arial" w:hAnsi="Arial" w:cs="Arial"/>
+                          <w:color w:val="000000" w:themeColor="text1"/>
+                          <w:lang w:val="en-US"/>
+                        </w:rPr>
+                        <w:t>name = "User Profile"</w:t>
+                      </w:r>
+                    </w:p>
+                    <w:p/>
+                  </w:txbxContent>
+                </v:textbox>
+              </v:shape>
+            </w:pict>
+          </mc:Fallback>
+        </mc:AlternateContent>
+      </w:r>
+    </w:p>
+    <w:p>
+      <w:pPr>
+        <w:rPr>
+          <w:rFonts w:ascii="Arial" w:hAnsi="Arial" w:cs="Arial"/>
+          <w:color w:val="000000" w:themeColor="text1"/>
+          <w:u w:val="single"/>
+          <w:lang w:val="en-US"/>
+        </w:rPr>
+      </w:pPr>
+    </w:p>
+    <w:p>
+      <w:pPr>
+        <w:rPr>
+          <w:rFonts w:ascii="Arial" w:hAnsi="Arial" w:cs="Arial"/>
+          <w:color w:val="000000" w:themeColor="text1"/>
+          <w:u w:val="single"/>
+          <w:lang w:val="en-US"/>
+        </w:rPr>
+      </w:pPr>
+    </w:p>
+    <w:p>
+      <w:pPr>
+        <w:rPr>
+          <w:rFonts w:ascii="Arial" w:hAnsi="Arial" w:cs="Arial"/>
+          <w:color w:val="000000" w:themeColor="text1"/>
+          <w:u w:val="single"/>
+          <w:lang w:val="en-US"/>
+        </w:rPr>
+      </w:pPr>
+      <w:r>
+        <w:rPr>
+          <w:rFonts w:ascii="Arial" w:hAnsi="Arial" w:cs="Arial"/>
+          <w:noProof/>
+          <w:color w:val="000000" w:themeColor="text1"/>
+          <w:u w:val="single"/>
+          <w:lang w:val="en-US"/>
+        </w:rPr>
+        <mc:AlternateContent>
+          <mc:Choice Requires="wps">
+            <w:drawing>
+              <wp:anchor distT="0" distB="0" distL="114300" distR="114300" simplePos="0" relativeHeight="251670528" behindDoc="0" locked="0" layoutInCell="1" allowOverlap="1" wp14:anchorId="0612F41C" wp14:editId="6D2505B2">
+                <wp:simplePos x="0" y="0"/>
+                <wp:positionH relativeFrom="column">
+                  <wp:posOffset>2172511</wp:posOffset>
+                </wp:positionH>
+                <wp:positionV relativeFrom="paragraph">
+                  <wp:posOffset>217548</wp:posOffset>
+                </wp:positionV>
+                <wp:extent cx="285344" cy="428288"/>
+                <wp:effectExtent l="12700" t="12700" r="32385" b="29210"/>
+                <wp:wrapNone/>
+                <wp:docPr id="33951291" name="Straight Arrow Connector 15"/>
+                <wp:cNvGraphicFramePr/>
+                <a:graphic xmlns:a="http://schemas.openxmlformats.org/drawingml/2006/main">
+                  <a:graphicData uri="http://schemas.microsoft.com/office/word/2010/wordprocessingShape">
+                    <wps:wsp>
+                      <wps:cNvCnPr/>
+                      <wps:spPr>
+                        <a:xfrm>
+                          <a:off x="0" y="0"/>
+                          <a:ext cx="285344" cy="428288"/>
+                        </a:xfrm>
+                        <a:prstGeom prst="straightConnector1">
+                          <a:avLst/>
+                        </a:prstGeom>
+                        <a:ln>
+                          <a:solidFill>
+                            <a:schemeClr val="tx1"/>
+                          </a:solidFill>
+                          <a:tailEnd type="triangle"/>
+                        </a:ln>
+                      </wps:spPr>
+                      <wps:style>
+                        <a:lnRef idx="2">
+                          <a:schemeClr val="accent1"/>
+                        </a:lnRef>
+                        <a:fillRef idx="0">
+                          <a:schemeClr val="accent1"/>
+                        </a:fillRef>
+                        <a:effectRef idx="1">
+                          <a:schemeClr val="accent1"/>
+                        </a:effectRef>
+                        <a:fontRef idx="minor">
+                          <a:schemeClr val="tx1"/>
+                        </a:fontRef>
+                      </wps:style>
+                      <wps:bodyPr/>
+                    </wps:wsp>
+                  </a:graphicData>
+                </a:graphic>
+              </wp:anchor>
+            </w:drawing>
+          </mc:Choice>
+          <mc:Fallback>
+            <w:pict>
+              <v:shape w14:anchorId="2DBCDAC4" id="Straight Arrow Connector 15" o:spid="_x0000_s1026" type="#_x0000_t32" style="position:absolute;margin-left:171.05pt;margin-top:17.15pt;width:22.45pt;height:33.7pt;z-index:251670528;visibility:visible;mso-wrap-style:square;mso-wrap-distance-left:9pt;mso-wrap-distance-top:0;mso-wrap-distance-right:9pt;mso-wrap-distance-bottom:0;mso-position-horizontal:absolute;mso-position-horizontal-relative:text;mso-position-vertical:absolute;mso-position-vertical-relative:text" o:gfxdata="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" strokecolor="black [3213]" strokeweight="1.5pt">
+                <v:stroke endarrow="block" joinstyle="miter"/>
+              </v:shape>
+            </w:pict>
+          </mc:Fallback>
+        </mc:AlternateContent>
+      </w:r>
+      <w:r>
+        <w:rPr>
+          <w:rFonts w:ascii="Arial" w:hAnsi="Arial" w:cs="Arial"/>
+          <w:noProof/>
+          <w:color w:val="000000" w:themeColor="text1"/>
+          <w:u w:val="single"/>
+          <w:lang w:val="en-US"/>
+        </w:rPr>
+        <mc:AlternateContent>
+          <mc:Choice Requires="wps">
+            <w:drawing>
+              <wp:anchor distT="0" distB="0" distL="114300" distR="114300" simplePos="0" relativeHeight="251669504" behindDoc="0" locked="0" layoutInCell="1" allowOverlap="1" wp14:anchorId="12AF923A" wp14:editId="6972C147">
+                <wp:simplePos x="0" y="0"/>
+                <wp:positionH relativeFrom="column">
+                  <wp:posOffset>985736</wp:posOffset>
+                </wp:positionH>
+                <wp:positionV relativeFrom="paragraph">
+                  <wp:posOffset>217521</wp:posOffset>
+                </wp:positionV>
+                <wp:extent cx="162128" cy="428315"/>
+                <wp:effectExtent l="38100" t="12700" r="15875" b="29210"/>
+                <wp:wrapNone/>
+                <wp:docPr id="354985087" name="Straight Arrow Connector 14"/>
+                <wp:cNvGraphicFramePr/>
+                <a:graphic xmlns:a="http://schemas.openxmlformats.org/drawingml/2006/main">
+                  <a:graphicData uri="http://schemas.microsoft.com/office/word/2010/wordprocessingShape">
+                    <wps:wsp>
+                      <wps:cNvCnPr/>
+                      <wps:spPr>
+                        <a:xfrm flipH="1">
+                          <a:off x="0" y="0"/>
+                          <a:ext cx="162128" cy="428315"/>
+                        </a:xfrm>
+                        <a:prstGeom prst="straightConnector1">
+                          <a:avLst/>
+                        </a:prstGeom>
+                        <a:ln>
+                          <a:solidFill>
+                            <a:schemeClr val="tx1"/>
+                          </a:solidFill>
+                          <a:tailEnd type="triangle"/>
+                        </a:ln>
+                      </wps:spPr>
+                      <wps:style>
+                        <a:lnRef idx="2">
+                          <a:schemeClr val="accent1"/>
+                        </a:lnRef>
+                        <a:fillRef idx="0">
+                          <a:schemeClr val="accent1"/>
+                        </a:fillRef>
+                        <a:effectRef idx="1">
+                          <a:schemeClr val="accent1"/>
+                        </a:effectRef>
+                        <a:fontRef idx="minor">
+                          <a:schemeClr val="tx1"/>
+                        </a:fontRef>
+                      </wps:style>
+                      <wps:bodyPr/>
+                    </wps:wsp>
+                  </a:graphicData>
+                </a:graphic>
+              </wp:anchor>
+            </w:drawing>
+          </mc:Choice>
+          <mc:Fallback>
+            <w:pict>
+              <v:shape w14:anchorId="0C17BC6E" id="Straight Arrow Connector 14" o:spid="_x0000_s1026" type="#_x0000_t32" style="position:absolute;margin-left:77.6pt;margin-top:17.15pt;width:12.75pt;height:33.75pt;flip:x;z-index:251669504;visibility:visible;mso-wrap-style:square;mso-wrap-distance-left:9pt;mso-wrap-distance-top:0;mso-wrap-distance-right:9pt;mso-wrap-distance-bottom:0;mso-position-horizontal:absolute;mso-position-horizontal-relative:text;mso-position-vertical:absolute;mso-position-vertical-relative:text" o:gfxdata="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" strokecolor="black [3213]" strokeweight="1.5pt">
+                <v:stroke endarrow="block" joinstyle="miter"/>
+              </v:shape>
+            </w:pict>
+          </mc:Fallback>
+        </mc:AlternateContent>
+      </w:r>
+    </w:p>
+    <w:p>
+      <w:pPr>
+        <w:rPr>
+          <w:rFonts w:ascii="Arial" w:hAnsi="Arial" w:cs="Arial"/>
+          <w:color w:val="000000" w:themeColor="text1"/>
+          <w:u w:val="single"/>
+          <w:lang w:val="en-US"/>
+        </w:rPr>
+      </w:pPr>
+    </w:p>
+    <w:p>
+      <w:pPr>
+        <w:rPr>
+          <w:rFonts w:ascii="Arial" w:hAnsi="Arial" w:cs="Arial"/>
+          <w:color w:val="000000" w:themeColor="text1"/>
+          <w:u w:val="single"/>
+          <w:lang w:val="en-US"/>
+        </w:rPr>
+      </w:pPr>
+      <w:r>
+        <w:rPr>
+          <w:rFonts w:ascii="Arial" w:hAnsi="Arial" w:cs="Arial"/>
+          <w:noProof/>
+          <w:color w:val="000000" w:themeColor="text1"/>
+          <w:u w:val="single"/>
+          <w:lang w:val="en-US"/>
+        </w:rPr>
+        <mc:AlternateContent>
+          <mc:Choice Requires="wps">
+            <w:drawing>
+              <wp:anchor distT="0" distB="0" distL="114300" distR="114300" simplePos="0" relativeHeight="251665408" behindDoc="0" locked="0" layoutInCell="1" allowOverlap="1" wp14:anchorId="5DC94F0B" wp14:editId="62E20B05">
+                <wp:simplePos x="0" y="0"/>
+                <wp:positionH relativeFrom="column">
+                  <wp:posOffset>1925320</wp:posOffset>
+                </wp:positionH>
+                <wp:positionV relativeFrom="paragraph">
+                  <wp:posOffset>36195</wp:posOffset>
+                </wp:positionV>
+                <wp:extent cx="1556385" cy="1276985"/>
+                <wp:effectExtent l="0" t="0" r="18415" b="18415"/>
+                <wp:wrapNone/>
+                <wp:docPr id="1279010381" name="Text Box 10"/>
+                <wp:cNvGraphicFramePr/>
+                <a:graphic xmlns:a="http://schemas.openxmlformats.org/drawingml/2006/main">
+                  <a:graphicData uri="http://schemas.microsoft.com/office/word/2010/wordprocessingShape">
+                    <wps:wsp>
+                      <wps:cNvSpPr txBox="1"/>
+                      <wps:spPr>
+                        <a:xfrm>
+                          <a:off x="0" y="0"/>
+                          <a:ext cx="1556385" cy="1276985"/>
+                        </a:xfrm>
+                        <a:prstGeom prst="rect">
+                          <a:avLst/>
+                        </a:prstGeom>
+                        <a:solidFill>
+                          <a:schemeClr val="lt1"/>
+                        </a:solidFill>
+                        <a:ln w="6350">
+                          <a:solidFill>
+                            <a:prstClr val="black"/>
+                          </a:solidFill>
+                        </a:ln>
+                      </wps:spPr>
+                      <wps:txbx>
+                        <w:txbxContent>
+                          <w:p>
+                            <w:pPr>
+                              <w:rPr>
+                                <w:rFonts w:ascii="Arial" w:hAnsi="Arial" w:cs="Arial"/>
+                                <w:color w:val="000000" w:themeColor="text1"/>
+                                <w:u w:val="single"/>
+                                <w:lang w:val="en-US"/>
+                              </w:rPr>
+                            </w:pPr>
+                            <w:proofErr w:type="gramStart"/>
+                            <w:r>
+                              <w:rPr>
+                                <w:rFonts w:ascii="Arial" w:hAnsi="Arial" w:cs="Arial"/>
+                                <w:color w:val="000000" w:themeColor="text1"/>
+                                <w:u w:val="single"/>
+                                <w:lang w:val="en-US"/>
+                              </w:rPr>
+                              <w:t>reset :</w:t>
+                            </w:r>
+                            <w:proofErr w:type="gramEnd"/>
+                            <w:r>
+                              <w:rPr>
+                                <w:rFonts w:ascii="Arial" w:hAnsi="Arial" w:cs="Arial"/>
+                                <w:color w:val="000000" w:themeColor="text1"/>
+                                <w:u w:val="single"/>
+                                <w:lang w:val="en-US"/>
+                              </w:rPr>
+                              <w:t xml:space="preserve"> Issue</w:t>
+                            </w:r>
+                          </w:p>
+                          <w:p>
+                            <w:pPr>
+                              <w:rPr>
+                                <w:rFonts w:ascii="Arial" w:hAnsi="Arial" w:cs="Arial"/>
+                                <w:color w:val="000000" w:themeColor="text1"/>
+                                <w:lang w:val="en-US"/>
+                              </w:rPr>
+                            </w:pPr>
+                            <w:r>
+                              <w:rPr>
+                                <w:rFonts w:ascii="Arial" w:hAnsi="Arial" w:cs="Arial"/>
+                                <w:color w:val="000000" w:themeColor="text1"/>
+                                <w:lang w:val="en-US"/>
+                              </w:rPr>
+                              <w:t>id = "ISS-102</w:t>
+                            </w:r>
+                          </w:p>
+                          <w:p>
+                            <w:pPr>
+                              <w:rPr>
+                                <w:rFonts w:ascii="Arial" w:hAnsi="Arial" w:cs="Arial"/>
+                                <w:color w:val="000000" w:themeColor="text1"/>
+                                <w:lang w:val="en-US"/>
+                              </w:rPr>
+                            </w:pPr>
+                            <w:r>
+                              <w:rPr>
+                                <w:rFonts w:ascii="Arial" w:hAnsi="Arial" w:cs="Arial"/>
+                                <w:color w:val="000000" w:themeColor="text1"/>
+                                <w:lang w:val="en-US"/>
+                              </w:rPr>
+                              <w:t>name = "Password”</w:t>
+                            </w:r>
+                          </w:p>
+                          <w:p>
+                            <w:pPr>
+                              <w:rPr>
+                                <w:rFonts w:ascii="Arial" w:hAnsi="Arial" w:cs="Arial"/>
+                                <w:color w:val="000000" w:themeColor="text1"/>
+                                <w:lang w:val="en-US"/>
+                              </w:rPr>
+                            </w:pPr>
+                            <w:r>
+                              <w:rPr>
+                                <w:rFonts w:ascii="Arial" w:hAnsi="Arial" w:cs="Arial"/>
+                                <w:color w:val="000000" w:themeColor="text1"/>
+                                <w:lang w:val="en-US"/>
+                              </w:rPr>
+                              <w:t>state = InProgress</w:t>
+                            </w:r>
+                          </w:p>
+                          <w:p/>
+                        </w:txbxContent>
+                      </wps:txbx>
+                      <wps:bodyPr rot="0" spcFirstLastPara="0" vertOverflow="overflow" horzOverflow="overflow" vert="horz" wrap="square" lIns="91440" tIns="45720" rIns="91440" bIns="45720" numCol="1" spcCol="0" rtlCol="0" fromWordArt="0" anchor="t" anchorCtr="0" forceAA="0" compatLnSpc="1">
+                        <a:prstTxWarp prst="textNoShape">
+                          <a:avLst/>
+                        </a:prstTxWarp>
+                        <a:noAutofit/>
+                      </wps:bodyPr>
+                    </wps:wsp>
+                  </a:graphicData>
+                </a:graphic>
+                <wp14:sizeRelH relativeFrom="margin">
+                  <wp14:pctWidth>0</wp14:pctWidth>
+                </wp14:sizeRelH>
+                <wp14:sizeRelV relativeFrom="margin">
+                  <wp14:pctHeight>0</wp14:pctHeight>
+                </wp14:sizeRelV>
+              </wp:anchor>
+            </w:drawing>
+          </mc:Choice>
+          <mc:Fallback>
+            <w:pict>
+              <v:shape w14:anchorId="5DC94F0B" id="Text Box 10" o:spid="_x0000_s1030" type="#_x0000_t202" style="position:absolute;margin-left:151.6pt;margin-top:2.85pt;width:122.55pt;height:100.55pt;z-index:251665408;visibility:visible;mso-wrap-style:square;mso-width-percent:0;mso-height-percent:0;mso-wrap-distance-left:9pt;mso-wrap-distance-top:0;mso-wrap-distance-right:9pt;mso-wrap-distance-bottom:0;mso-position-horizontal:absolute;mso-position-horizontal-relative:text;mso-position-vertical:absolute;mso-position-vertical-relative:text;mso-width-percent:0;mso-height-percent:0;mso-width-relative:margin;mso-height-relative:margin;v-text-anchor:top" o:gfxdata="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" fillcolor="white [3201]" strokeweight=".5pt">
+                <v:textbox>
+                  <w:txbxContent>
+                    <w:p>
+                      <w:pPr>
+                        <w:rPr>
+                          <w:rFonts w:ascii="Arial" w:hAnsi="Arial" w:cs="Arial"/>
+                          <w:color w:val="000000" w:themeColor="text1"/>
+                          <w:u w:val="single"/>
+                          <w:lang w:val="en-US"/>
+                        </w:rPr>
+                      </w:pPr>
+                      <w:proofErr w:type="gramStart"/>
+                      <w:r>
+                        <w:rPr>
+                          <w:rFonts w:ascii="Arial" w:hAnsi="Arial" w:cs="Arial"/>
+                          <w:color w:val="000000" w:themeColor="text1"/>
+                          <w:u w:val="single"/>
+                          <w:lang w:val="en-US"/>
+                        </w:rPr>
+                        <w:t>reset :</w:t>
+                      </w:r>
+                      <w:proofErr w:type="gramEnd"/>
+                      <w:r>
+                        <w:rPr>
+                          <w:rFonts w:ascii="Arial" w:hAnsi="Arial" w:cs="Arial"/>
+                          <w:color w:val="000000" w:themeColor="text1"/>
+                          <w:u w:val="single"/>
+                          <w:lang w:val="en-US"/>
+                        </w:rPr>
+                        <w:t xml:space="preserve"> Issue</w:t>
+                      </w:r>
+                    </w:p>
+                    <w:p>
+                      <w:pPr>
+                        <w:rPr>
+                          <w:rFonts w:ascii="Arial" w:hAnsi="Arial" w:cs="Arial"/>
+                          <w:color w:val="000000" w:themeColor="text1"/>
+                          <w:lang w:val="en-US"/>
+                        </w:rPr>
+                      </w:pPr>
+                      <w:r>
+                        <w:rPr>
+                          <w:rFonts w:ascii="Arial" w:hAnsi="Arial" w:cs="Arial"/>
+                          <w:color w:val="000000" w:themeColor="text1"/>
+                          <w:lang w:val="en-US"/>
+                        </w:rPr>
+                        <w:t>id = "ISS-102</w:t>
+                      </w:r>
+                    </w:p>
+                    <w:p>
+                      <w:pPr>
+                        <w:rPr>
+                          <w:rFonts w:ascii="Arial" w:hAnsi="Arial" w:cs="Arial"/>
+                          <w:color w:val="000000" w:themeColor="text1"/>
+                          <w:lang w:val="en-US"/>
+                        </w:rPr>
+                      </w:pPr>
+                      <w:r>
+                        <w:rPr>
+                          <w:rFonts w:ascii="Arial" w:hAnsi="Arial" w:cs="Arial"/>
+                          <w:color w:val="000000" w:themeColor="text1"/>
+                          <w:lang w:val="en-US"/>
+                        </w:rPr>
+                        <w:t>name = "Password”</w:t>
+                      </w:r>
+                    </w:p>
+                    <w:p>
+                      <w:pPr>
+                        <w:rPr>
+                          <w:rFonts w:ascii="Arial" w:hAnsi="Arial" w:cs="Arial"/>
+                          <w:color w:val="000000" w:themeColor="text1"/>
+                          <w:lang w:val="en-US"/>
+                        </w:rPr>
+                      </w:pPr>
+                      <w:r>
+                        <w:rPr>
+                          <w:rFonts w:ascii="Arial" w:hAnsi="Arial" w:cs="Arial"/>
+                          <w:color w:val="000000" w:themeColor="text1"/>
+                          <w:lang w:val="en-US"/>
+                        </w:rPr>
+                        <w:t>state = InProgress</w:t>
+                      </w:r>
+                    </w:p>
+                    <w:p/>
+                  </w:txbxContent>
+                </v:textbox>
+              </v:shape>
+            </w:pict>
+          </mc:Fallback>
+        </mc:AlternateContent>
+      </w:r>
+      <w:r>
+        <w:rPr>
+          <w:rFonts w:ascii="Arial" w:hAnsi="Arial" w:cs="Arial"/>
+          <w:noProof/>
+          <w:color w:val="000000" w:themeColor="text1"/>
+          <w:u w:val="single"/>
+          <w:lang w:val="en-US"/>
+        </w:rPr>
+        <mc:AlternateContent>
+          <mc:Choice Requires="wps">
+            <w:drawing>
+              <wp:anchor distT="0" distB="0" distL="114300" distR="114300" simplePos="0" relativeHeight="251664384" behindDoc="0" locked="0" layoutInCell="1" allowOverlap="1" wp14:anchorId="2EF9BB24" wp14:editId="3D9F8892">
+                <wp:simplePos x="0" y="0"/>
+                <wp:positionH relativeFrom="column">
+                  <wp:posOffset>-110246</wp:posOffset>
+                </wp:positionH>
+                <wp:positionV relativeFrom="paragraph">
+                  <wp:posOffset>36871</wp:posOffset>
+                </wp:positionV>
+                <wp:extent cx="1498060" cy="1212714"/>
+                <wp:effectExtent l="0" t="0" r="13335" b="6985"/>
+                <wp:wrapNone/>
+                <wp:docPr id="1417831235" name="Text Box 9"/>
+                <wp:cNvGraphicFramePr/>
+                <a:graphic xmlns:a="http://schemas.openxmlformats.org/drawingml/2006/main">
+                  <a:graphicData uri="http://schemas.microsoft.com/office/word/2010/wordprocessingShape">
+                    <wps:wsp>
+                      <wps:cNvSpPr txBox="1"/>
+                      <wps:spPr>
+                        <a:xfrm>
+                          <a:off x="0" y="0"/>
+                          <a:ext cx="1498060" cy="1212714"/>
+                        </a:xfrm>
+                        <a:prstGeom prst="rect">
+                          <a:avLst/>
+                        </a:prstGeom>
+                        <a:solidFill>
+                          <a:schemeClr val="lt1"/>
+                        </a:solidFill>
+                        <a:ln w="6350">
+                          <a:solidFill>
+                            <a:prstClr val="black"/>
+                          </a:solidFill>
+                        </a:ln>
+                      </wps:spPr>
+                      <wps:txbx>
+                        <w:txbxContent>
+                          <w:p>
+                            <w:pPr>
+                              <w:rPr>
+                                <w:rFonts w:ascii="Arial" w:hAnsi="Arial" w:cs="Arial"/>
+                                <w:color w:val="000000" w:themeColor="text1"/>
+                                <w:u w:val="single"/>
+                                <w:lang w:val="en-US"/>
+                              </w:rPr>
+                            </w:pPr>
+                            <w:proofErr w:type="gramStart"/>
+                            <w:r>
+                              <w:rPr>
+                                <w:rFonts w:ascii="Arial" w:hAnsi="Arial" w:cs="Arial"/>
+                                <w:color w:val="000000" w:themeColor="text1"/>
+                                <w:u w:val="single"/>
+                                <w:lang w:val="en-US"/>
+                              </w:rPr>
+                              <w:t>login :</w:t>
+                            </w:r>
+                            <w:proofErr w:type="gramEnd"/>
+                            <w:r>
+                              <w:rPr>
+                                <w:rFonts w:ascii="Arial" w:hAnsi="Arial" w:cs="Arial"/>
+                                <w:color w:val="000000" w:themeColor="text1"/>
+                                <w:u w:val="single"/>
+                                <w:lang w:val="en-US"/>
+                              </w:rPr>
+                              <w:t xml:space="preserve"> Issue</w:t>
+                            </w:r>
+                          </w:p>
+                          <w:p>
+                            <w:pPr>
+                              <w:rPr>
+                                <w:rFonts w:ascii="Arial" w:hAnsi="Arial" w:cs="Arial"/>
+                                <w:color w:val="000000" w:themeColor="text1"/>
+                                <w:lang w:val="en-US"/>
+                              </w:rPr>
+                            </w:pPr>
+                            <w:r>
+                              <w:rPr>
+                                <w:rFonts w:ascii="Arial" w:hAnsi="Arial" w:cs="Arial"/>
+                                <w:color w:val="000000" w:themeColor="text1"/>
+                                <w:lang w:val="en-US"/>
+                              </w:rPr>
+                              <w:t>id = "ISS-101"</w:t>
+                            </w:r>
+                          </w:p>
+                          <w:p>
+                            <w:pPr>
+                              <w:rPr>
+                                <w:rFonts w:ascii="Arial" w:hAnsi="Arial" w:cs="Arial"/>
+                                <w:color w:val="000000" w:themeColor="text1"/>
+                                <w:lang w:val="en-US"/>
+                              </w:rPr>
+                            </w:pPr>
+                            <w:r>
+                              <w:rPr>
+                                <w:rFonts w:ascii="Arial" w:hAnsi="Arial" w:cs="Arial"/>
+                                <w:color w:val="000000" w:themeColor="text1"/>
+                                <w:lang w:val="en-US"/>
+                              </w:rPr>
+                              <w:t>name = "Fix login"</w:t>
+                            </w:r>
+                          </w:p>
+                          <w:p>
+                            <w:pPr>
+                              <w:rPr>
+                                <w:rFonts w:ascii="Arial" w:hAnsi="Arial" w:cs="Arial"/>
+                                <w:color w:val="000000" w:themeColor="text1"/>
+                                <w:lang w:val="en-US"/>
+                              </w:rPr>
+                            </w:pPr>
+                            <w:r>
+                              <w:rPr>
+                                <w:rFonts w:ascii="Arial" w:hAnsi="Arial" w:cs="Arial"/>
+                                <w:color w:val="000000" w:themeColor="text1"/>
+                                <w:lang w:val="en-US"/>
+                              </w:rPr>
+                              <w:t>state = Assigned</w:t>
+                            </w:r>
+                          </w:p>
+                          <w:p/>
+                        </w:txbxContent>
+                      </wps:txbx>
+                      <wps:bodyPr rot="0" spcFirstLastPara="0" vertOverflow="overflow" horzOverflow="overflow" vert="horz" wrap="square" lIns="91440" tIns="45720" rIns="91440" bIns="45720" numCol="1" spcCol="0" rtlCol="0" fromWordArt="0" anchor="t" anchorCtr="0" forceAA="0" compatLnSpc="1">
+                        <a:prstTxWarp prst="textNoShape">
+                          <a:avLst/>
+                        </a:prstTxWarp>
+                        <a:noAutofit/>
+                      </wps:bodyPr>
+                    </wps:wsp>
+                  </a:graphicData>
+                </a:graphic>
+                <wp14:sizeRelH relativeFrom="margin">
+                  <wp14:pctWidth>0</wp14:pctWidth>
+                </wp14:sizeRelH>
+                <wp14:sizeRelV relativeFrom="margin">
+                  <wp14:pctHeight>0</wp14:pctHeight>
+                </wp14:sizeRelV>
+              </wp:anchor>
+            </w:drawing>
+          </mc:Choice>
+          <mc:Fallback>
+            <w:pict>
+              <v:shape w14:anchorId="2EF9BB24" id="Text Box 9" o:spid="_x0000_s1031" type="#_x0000_t202" style="position:absolute;margin-left:-8.7pt;margin-top:2.9pt;width:117.95pt;height:95.5pt;z-index:251664384;visibility:visible;mso-wrap-style:square;mso-width-percent:0;mso-height-percent:0;mso-wrap-distance-left:9pt;mso-wrap-distance-top:0;mso-wrap-distance-right:9pt;mso-wrap-distance-bottom:0;mso-position-horizontal:absolute;mso-position-horizontal-relative:text;mso-position-vertical:absolute;mso-position-vertical-relative:text;mso-width-percent:0;mso-height-percent:0;mso-width-relative:margin;mso-height-relative:margin;v-text-anchor:top" o:gfxdata="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" fillcolor="white [3201]" strokeweight=".5pt">
+                <v:textbox>
+                  <w:txbxContent>
+                    <w:p>
+                      <w:pPr>
+                        <w:rPr>
+                          <w:rFonts w:ascii="Arial" w:hAnsi="Arial" w:cs="Arial"/>
+                          <w:color w:val="000000" w:themeColor="text1"/>
+                          <w:u w:val="single"/>
+                          <w:lang w:val="en-US"/>
+                        </w:rPr>
+                      </w:pPr>
+                      <w:proofErr w:type="gramStart"/>
+                      <w:r>
+                        <w:rPr>
+                          <w:rFonts w:ascii="Arial" w:hAnsi="Arial" w:cs="Arial"/>
+                          <w:color w:val="000000" w:themeColor="text1"/>
+                          <w:u w:val="single"/>
+                          <w:lang w:val="en-US"/>
+                        </w:rPr>
+                        <w:t>login :</w:t>
+                      </w:r>
+                      <w:proofErr w:type="gramEnd"/>
+                      <w:r>
+                        <w:rPr>
+                          <w:rFonts w:ascii="Arial" w:hAnsi="Arial" w:cs="Arial"/>
+                          <w:color w:val="000000" w:themeColor="text1"/>
+                          <w:u w:val="single"/>
+                          <w:lang w:val="en-US"/>
+                        </w:rPr>
+                        <w:t xml:space="preserve"> Issue</w:t>
+                      </w:r>
+                    </w:p>
+                    <w:p>
+                      <w:pPr>
+                        <w:rPr>
+                          <w:rFonts w:ascii="Arial" w:hAnsi="Arial" w:cs="Arial"/>
+                          <w:color w:val="000000" w:themeColor="text1"/>
+                          <w:lang w:val="en-US"/>
+                        </w:rPr>
+                      </w:pPr>
+                      <w:r>
+                        <w:rPr>
+                          <w:rFonts w:ascii="Arial" w:hAnsi="Arial" w:cs="Arial"/>
+                          <w:color w:val="000000" w:themeColor="text1"/>
+                          <w:lang w:val="en-US"/>
+                        </w:rPr>
+                        <w:t>id = "ISS-101"</w:t>
+                      </w:r>
+                    </w:p>
+                    <w:p>
+                      <w:pPr>
+                        <w:rPr>
+                          <w:rFonts w:ascii="Arial" w:hAnsi="Arial" w:cs="Arial"/>
+                          <w:color w:val="000000" w:themeColor="text1"/>
+                          <w:lang w:val="en-US"/>
+                        </w:rPr>
+                      </w:pPr>
+                      <w:r>
+                        <w:rPr>
+                          <w:rFonts w:ascii="Arial" w:hAnsi="Arial" w:cs="Arial"/>
+                          <w:color w:val="000000" w:themeColor="text1"/>
+                          <w:lang w:val="en-US"/>
+                        </w:rPr>
+                        <w:t>name = "Fix login"</w:t>
+                      </w:r>
+                    </w:p>
+                    <w:p>
+                      <w:pPr>
+                        <w:rPr>
+                          <w:rFonts w:ascii="Arial" w:hAnsi="Arial" w:cs="Arial"/>
+                          <w:color w:val="000000" w:themeColor="text1"/>
+                          <w:lang w:val="en-US"/>
+                        </w:rPr>
+                      </w:pPr>
+                      <w:r>
+                        <w:rPr>
+                          <w:rFonts w:ascii="Arial" w:hAnsi="Arial" w:cs="Arial"/>
+                          <w:color w:val="000000" w:themeColor="text1"/>
+                          <w:lang w:val="en-US"/>
+                        </w:rPr>
+                        <w:t>state = Assigned</w:t>
+                      </w:r>
+                    </w:p>
+                    <w:p/>
+                  </w:txbxContent>
+                </v:textbox>
+              </v:shape>
+            </w:pict>
+          </mc:Fallback>
+        </mc:AlternateContent>
+      </w:r>
+    </w:p>
+    <w:p>
+      <w:pPr>
+        <w:rPr>
+          <w:rFonts w:ascii="Arial" w:hAnsi="Arial" w:cs="Arial"/>
+          <w:color w:val="000000" w:themeColor="text1"/>
+          <w:u w:val="single"/>
+          <w:lang w:val="en-US"/>
+        </w:rPr>
+      </w:pPr>
+    </w:p>
+    <w:p>
+      <w:pPr>
+        <w:rPr>
+          <w:rFonts w:ascii="Arial" w:hAnsi="Arial" w:cs="Arial"/>
+          <w:color w:val="000000" w:themeColor="text1"/>
+          <w:u w:val="single"/>
+          <w:lang w:val="en-US"/>
+        </w:rPr>
+      </w:pPr>
+    </w:p>
+    <w:p>
+      <w:pPr>
+        <w:rPr>
+          <w:rFonts w:ascii="Arial" w:hAnsi="Arial" w:cs="Arial"/>
+          <w:color w:val="000000" w:themeColor="text1"/>
+          <w:u w:val="single"/>
+          <w:lang w:val="en-US"/>
+        </w:rPr>
+      </w:pPr>
+    </w:p>
+    <w:p>
+      <w:pPr>
+        <w:rPr>
+          <w:rFonts w:ascii="Arial" w:hAnsi="Arial" w:cs="Arial"/>
+          <w:color w:val="000000" w:themeColor="text1"/>
+          <w:u w:val="single"/>
+          <w:lang w:val="en-US"/>
+        </w:rPr>
+      </w:pPr>
+    </w:p>
+    <w:p>
+      <w:pPr>
+        <w:rPr>
+          <w:rFonts w:ascii="Arial" w:hAnsi="Arial" w:cs="Arial"/>
+          <w:color w:val="000000" w:themeColor="text1"/>
+          <w:u w:val="single"/>
+          <w:lang w:val="en-US"/>
+        </w:rPr>
+      </w:pPr>
+    </w:p>
+    <w:p>
+      <w:pPr>
+        <w:rPr>
+          <w:rFonts w:ascii="Arial" w:hAnsi="Arial" w:cs="Arial"/>
+          <w:color w:val="000000" w:themeColor="text1"/>
+          <w:u w:val="single"/>
+          <w:lang w:val="en-US"/>
+        </w:rPr>
+      </w:pPr>
+    </w:p>
+    <w:p>
+      <w:pPr>
+        <w:rPr>
+          <w:rFonts w:ascii="Arial" w:hAnsi="Arial" w:cs="Arial"/>
+          <w:color w:val="000000" w:themeColor="text1"/>
+          <w:u w:val="single"/>
+          <w:lang w:val="en-US"/>
+        </w:rPr>
+      </w:pPr>
+    </w:p>
+    <w:p>
+      <w:pPr>
+        <w:rPr>
+          <w:rFonts w:ascii="Arial" w:hAnsi="Arial" w:cs="Arial"/>
+          <w:color w:val="000000" w:themeColor="text1"/>
+          <w:u w:val="single"/>
+          <w:lang w:val="en-US"/>
+        </w:rPr>
+      </w:pPr>
+    </w:p>
+    <w:p>
+      <w:pPr>
+        <w:keepNext/>
+      </w:pPr>
+      <w:r>
+        <w:rPr>
+          <w:rFonts w:ascii="Arial" w:hAnsi="Arial" w:cs="Arial"/>
+          <w:noProof/>
+          <w:color w:val="000000" w:themeColor="text1"/>
+          <w:u w:val="single"/>
+          <w:lang w:val="en-US"/>
+        </w:rPr>
+        <w:lastRenderedPageBreak/>
+        <w:drawing>
+          <wp:inline distT="0" distB="0" distL="0" distR="0" wp14:anchorId="0EB315F6" wp14:editId="27D12084">
+            <wp:extent cx="6245370" cy="1413753"/>
+            <wp:effectExtent l="0" t="0" r="3175" b="0"/>
+            <wp:docPr id="1787668693" name="Picture 16"/>
+            <wp:cNvGraphicFramePr>
+              <a:graphicFrameLocks xmlns:a="http://schemas.openxmlformats.org/drawingml/2006/main" noChangeAspect="1"/>
+            </wp:cNvGraphicFramePr>
+            <a:graphic xmlns:a="http://schemas.openxmlformats.org/drawingml/2006/main">
+              <a:graphicData uri="http://schemas.openxmlformats.org/drawingml/2006/picture">
+                <pic:pic xmlns:pic="http://schemas.openxmlformats.org/drawingml/2006/picture">
+                  <pic:nvPicPr>
+                    <pic:cNvPr id="1787668693" name="Picture 1787668693"/>
+                    <pic:cNvPicPr/>
+                  </pic:nvPicPr>
+                  <pic:blipFill>
+                    <a:blip r:embed="rId5">
+                      <a:extLst>
+                        <a:ext uri="{28A0092B-C50C-407E-A947-70E740481C1C}">
+                          <a14:useLocalDpi xmlns:a14="http://schemas.microsoft.com/office/drawing/2010/main" val="0"/>
+                        </a:ext>
+                      </a:extLst>
+                    </a:blip>
+                    <a:stretch>
+                      <a:fillRect/>
+                    </a:stretch>
+                  </pic:blipFill>
+                  <pic:spPr>
+                    <a:xfrm>
+                      <a:off x="0" y="0"/>
+                      <a:ext cx="6377231" cy="1443602"/>
+                    </a:xfrm>
+                    <a:prstGeom prst="rect">
+                      <a:avLst/>
+                    </a:prstGeom>
+                  </pic:spPr>
+                </pic:pic>
+              </a:graphicData>
+            </a:graphic>
+          </wp:inline>
+        </w:drawing>
+      </w:r>
+    </w:p>
+    <w:p>
+      <w:pPr>
+        <w:pStyle w:val="Caption"/>
+        <w:rPr>
+          <w:rFonts w:ascii="Arial" w:hAnsi="Arial" w:cs="Arial"/>
+          <w:color w:val="000000" w:themeColor="text1"/>
+          <w:u w:val="single"/>
+          <w:lang w:val="en-US"/>
+        </w:rPr>
+      </w:pPr>
+      <w:r>
+        <w:t xml:space="preserve">Figure </w:t>
+      </w:r>
+      <w:r>
+        <w:fldChar w:fldCharType="begin"/>
+      </w:r>
+      <w:r>
+        <w:instrText xml:space="preserve"> SEQ Figure \* ARABIC </w:instrText>
+      </w:r>
+      <w:r>
+        <w:fldChar w:fldCharType="separate"/>
+      </w:r>
+      <w:r>
+        <w:rPr>
+          <w:noProof/>
+        </w:rPr>
+        <w:t>1</w:t>
+      </w:r>
+      <w:r>
+        <w:fldChar w:fldCharType="end"/>
+      </w:r>
+      <w:r>
+        <w:t>: State diagram</w:t>
+      </w:r>
+    </w:p>
+    <w:p>
+      <w:pPr>
+        <w:rPr>
+          <w:rFonts w:ascii="Arial" w:hAnsi="Arial" w:cs="Arial"/>
+          <w:color w:val="000000" w:themeColor="text1"/>
+          <w:u w:val="single"/>
+          <w:lang w:val="en-US"/>
+        </w:rPr>
+      </w:pPr>
+    </w:p>
+    <w:p>
+      <w:pPr>
+        <w:keepNext/>
       </w:pPr>
       <w:r>
         <w:rPr>
@@ -2823,7 +5027,7 @@
                     <pic:cNvPicPr/>
                   </pic:nvPicPr>
                   <pic:blipFill>
-                    <a:blip r:embed="rId5" cstate="print">
+                    <a:blip r:embed="rId6" cstate="print">
                       <a:extLst>
                         <a:ext uri="{28A0092B-C50C-407E-A947-70E740481C1C}">
                           <a14:useLocalDpi xmlns:a14="http://schemas.microsoft.com/office/drawing/2010/main" val="0"/>
@@ -2852,12 +5056,37 @@
     </w:p>
     <w:p>
       <w:pPr>
-        <w:rPr>
-          <w:rFonts w:ascii="Arial" w:hAnsi="Arial" w:cs="Arial"/>
-          <w:color w:val="000000" w:themeColor="text1"/>
-          <w:lang w:val="en-US"/>
-        </w:rPr>
-      </w:pPr>
+        <w:pStyle w:val="Caption"/>
+        <w:rPr>
+          <w:rFonts w:ascii="Arial" w:hAnsi="Arial" w:cs="Arial"/>
+          <w:color w:val="000000" w:themeColor="text1"/>
+          <w:lang w:val="en-US"/>
+        </w:rPr>
+      </w:pPr>
+      <w:r>
+        <w:t xml:space="preserve">Figure </w:t>
+      </w:r>
+      <w:r>
+        <w:fldChar w:fldCharType="begin"/>
+      </w:r>
+      <w:r>
+        <w:instrText xml:space="preserve"> SEQ Figure \* ARABIC </w:instrText>
+      </w:r>
+      <w:r>
+        <w:fldChar w:fldCharType="separate"/>
+      </w:r>
+      <w:r>
+        <w:rPr>
+          <w:noProof/>
+        </w:rPr>
+        <w:t>2</w:t>
+      </w:r>
+      <w:r>
+        <w:fldChar w:fldCharType="end"/>
+      </w:r>
+      <w:r>
+        <w:t>: Activity diagram 1</w:t>
+      </w:r>
     </w:p>
     <w:p>
       <w:pPr>
@@ -2866,6 +5095,11 @@
           <w:color w:val="000000" w:themeColor="text1"/>
           <w:lang w:val="en-US"/>
         </w:rPr>
+      </w:pPr>
+    </w:p>
+    <w:p>
+      <w:pPr>
+        <w:keepNext/>
       </w:pPr>
       <w:r>
         <w:rPr>
@@ -2891,7 +5125,7 @@
                     <pic:cNvPicPr/>
                   </pic:nvPicPr>
                   <pic:blipFill>
-                    <a:blip r:embed="rId6">
+                    <a:blip r:embed="rId7">
                       <a:extLst>
                         <a:ext uri="{28A0092B-C50C-407E-A947-70E740481C1C}">
                           <a14:useLocalDpi xmlns:a14="http://schemas.microsoft.com/office/drawing/2010/main" val="0"/>
@@ -2920,11 +5154,31 @@
     </w:p>
     <w:p>
       <w:pPr>
-        <w:rPr>
-          <w:rFonts w:ascii="Arial" w:hAnsi="Arial" w:cs="Arial"/>
-          <w:color w:val="000000" w:themeColor="text1"/>
-          <w:lang w:val="en-US"/>
-        </w:rPr>
+        <w:pStyle w:val="Caption"/>
+        <w:rPr>
+          <w:rFonts w:ascii="Arial" w:hAnsi="Arial" w:cs="Arial"/>
+          <w:color w:val="000000" w:themeColor="text1"/>
+          <w:lang w:val="en-US"/>
+        </w:rPr>
+      </w:pPr>
+      <w:r>
+        <w:t xml:space="preserve">Figure </w:t>
+      </w:r>
+      <w:fldSimple w:instr=" SEQ Figure \* ARABIC ">
+        <w:r>
+          <w:rPr>
+            <w:noProof/>
+          </w:rPr>
+          <w:t>3</w:t>
+        </w:r>
+      </w:fldSimple>
+      <w:r>
+        <w:t>:Activity Diagram 2</w:t>
+      </w:r>
+    </w:p>
+    <w:p>
+      <w:pPr>
+        <w:keepNext/>
       </w:pPr>
       <w:r>
         <w:rPr>
@@ -2949,7 +5203,7 @@
                     <pic:cNvPicPr/>
                   </pic:nvPicPr>
                   <pic:blipFill>
-                    <a:blip r:embed="rId7">
+                    <a:blip r:embed="rId8">
                       <a:extLst>
                         <a:ext uri="{28A0092B-C50C-407E-A947-70E740481C1C}">
                           <a14:useLocalDpi xmlns:a14="http://schemas.microsoft.com/office/drawing/2010/main" val="0"/>
@@ -2978,37 +5232,87 @@
     </w:p>
     <w:p>
       <w:pPr>
-        <w:rPr>
-          <w:rFonts w:ascii="Arial" w:hAnsi="Arial" w:cs="Arial"/>
-          <w:color w:val="000000" w:themeColor="text1"/>
-          <w:lang w:val="en-US"/>
-        </w:rPr>
-      </w:pPr>
+        <w:pStyle w:val="Caption"/>
+        <w:rPr>
+          <w:rFonts w:ascii="Arial" w:hAnsi="Arial" w:cs="Arial"/>
+          <w:color w:val="000000" w:themeColor="text1"/>
+          <w:lang w:val="en-US"/>
+        </w:rPr>
+      </w:pPr>
+      <w:r>
+        <w:t xml:space="preserve">Figure </w:t>
+      </w:r>
+      <w:fldSimple w:instr=" SEQ Figure \* ARABIC ">
+        <w:r>
+          <w:rPr>
+            <w:noProof/>
+          </w:rPr>
+          <w:t>4</w:t>
+        </w:r>
+      </w:fldSimple>
+      <w:r>
+        <w:t xml:space="preserve">: </w:t>
+      </w:r>
+      <w:r>
+        <w:t>Activity</w:t>
+      </w:r>
+      <w:r>
+        <w:t xml:space="preserve"> Diagram 3</w:t>
+      </w:r>
     </w:p>
     <w:p>
       <w:pPr>
         <w:rPr>
           <w:rFonts w:ascii="Arial" w:hAnsi="Arial" w:cs="Arial"/>
           <w:color w:val="000000" w:themeColor="text1"/>
-          <w:u w:val="single"/>
-          <w:lang w:val="en-US"/>
-        </w:rPr>
-      </w:pPr>
-      <w:r>
-        <w:rPr>
-          <w:rFonts w:ascii="Arial" w:hAnsi="Arial" w:cs="Arial"/>
-          <w:color w:val="000000" w:themeColor="text1"/>
-          <w:u w:val="single"/>
-          <w:lang w:val="en-US"/>
-        </w:rPr>
-        <w:t>Task 5:</w:t>
-      </w:r>
+          <w:lang w:val="en-US"/>
+        </w:rPr>
+      </w:pPr>
     </w:p>
     <w:p>
       <w:pPr>
         <w:rPr>
           <w:rFonts w:ascii="Arial" w:hAnsi="Arial" w:cs="Arial"/>
           <w:color w:val="000000" w:themeColor="text1"/>
+          <w:u w:val="single"/>
+          <w:lang w:val="en-US"/>
+        </w:rPr>
+      </w:pPr>
+      <w:r>
+        <w:rPr>
+          <w:rFonts w:ascii="Arial" w:hAnsi="Arial" w:cs="Arial"/>
+          <w:color w:val="000000" w:themeColor="text1"/>
+          <w:u w:val="single"/>
+          <w:lang w:val="en-US"/>
+        </w:rPr>
+        <w:br w:type="page"/>
+      </w:r>
+    </w:p>
+    <w:p>
+      <w:pPr>
+        <w:rPr>
+          <w:rFonts w:ascii="Arial" w:hAnsi="Arial" w:cs="Arial"/>
+          <w:color w:val="000000" w:themeColor="text1"/>
+          <w:u w:val="single"/>
+          <w:lang w:val="en-US"/>
+        </w:rPr>
+      </w:pPr>
+      <w:r>
+        <w:rPr>
+          <w:rFonts w:ascii="Arial" w:hAnsi="Arial" w:cs="Arial"/>
+          <w:color w:val="000000" w:themeColor="text1"/>
+          <w:u w:val="single"/>
+          <w:lang w:val="en-US"/>
+        </w:rPr>
+        <w:lastRenderedPageBreak/>
+        <w:t>Task 5:</w:t>
+      </w:r>
+    </w:p>
+    <w:p>
+      <w:pPr>
+        <w:rPr>
+          <w:rFonts w:ascii="Arial" w:hAnsi="Arial" w:cs="Arial"/>
+          <w:color w:val="000000" w:themeColor="text1"/>
           <w:lang w:val="en-US"/>
         </w:rPr>
       </w:pPr>
@@ -3054,16 +5358,7 @@
           <w:color w:val="000000" w:themeColor="text1"/>
           <w:lang w:val="en-US"/>
         </w:rPr>
-        <w:t xml:space="preserve"> was used to verify the final program's memory management. The program was compiled with debugging </w:t>
-      </w:r>
-      <w:r>
-        <w:rPr>
-          <w:rFonts w:ascii="Arial" w:hAnsi="Arial" w:cs="Arial"/>
-          <w:color w:val="000000" w:themeColor="text1"/>
-          <w:lang w:val="en-US"/>
-        </w:rPr>
-        <w:lastRenderedPageBreak/>
-        <w:t xml:space="preserve">symbols using the -g compiler flag so that GDB could inspect source lines, variables and the call stack. A particularly important problem encountered during development involved null pointers in the Decorator implementation. GDB was used to inspect the pointer value and identify the attempted dereference of a null wrapped component. After correcting the error, defensive null checks and regression tests were added. Finally, the complete application was executed under </w:t>
+        <w:t xml:space="preserve"> was used to verify the final program's memory management. The program was compiled with debugging symbols using the -g compiler flag so that GDB could inspect source lines, variables and the call stack. A particularly important problem encountered during development involved null pointers in the Decorator implementation. GDB was used to inspect the pointer value and identify the attempted dereference of a null wrapped component. After correcting the error, defensive null checks and regression tests were added. Finally, the complete application was executed under </w:t>
       </w:r>
       <w:proofErr w:type="spellStart"/>
       <w:r>
@@ -3290,16 +5585,8 @@
           <w:color w:val="000000" w:themeColor="text1"/>
           <w:lang w:val="en-US"/>
         </w:rPr>
-        <w:t xml:space="preserve">Following the null-pointer investigation, similar defensive checks were reviewed throughout the system. Registry operations now verify that requested identifiers exist before dereferencing the returned Component, decoration rejects null Decorators, and Composite operations ignore invalid null children. These checks reduce the </w:t>
-      </w:r>
-      <w:r>
-        <w:rPr>
-          <w:rFonts w:ascii="Arial" w:hAnsi="Arial" w:cs="Arial"/>
-          <w:color w:val="000000" w:themeColor="text1"/>
-          <w:lang w:val="en-US"/>
-        </w:rPr>
         <w:lastRenderedPageBreak/>
-        <w:t>possibility of another invalid-memory access entering the system through malformed runtime input.</w:t>
+        <w:t>Following the null-pointer investigation, similar defensive checks were reviewed throughout the system. Registry operations now verify that requested identifiers exist before dereferencing the returned Component, decoration rejects null Decorators, and Composite operations ignore invalid null children. These checks reduce the possibility of another invalid-memory access entering the system through malformed runtime input.</w:t>
       </w:r>
     </w:p>
     <w:p>
@@ -4672,6 +6959,25 @@
       </w:tblBorders>
     </w:tblPr>
   </w:style>
+  <w:style w:type="paragraph" w:styleId="Caption">
+    <w:name w:val="caption"/>
+    <w:basedOn w:val="Normal"/>
+    <w:next w:val="Normal"/>
+    <w:uiPriority w:val="35"/>
+    <w:unhideWhenUsed/>
+    <w:qFormat/>
+    <w:rsid w:val="0096684A"/>
+    <w:pPr>
+      <w:spacing w:after="200" w:line="240" w:lineRule="auto"/>
+    </w:pPr>
+    <w:rPr>
+      <w:i/>
+      <w:iCs/>
+      <w:color w:val="0E2841" w:themeColor="text2"/>
+      <w:sz w:val="18"/>
+      <w:szCs w:val="18"/>
+    </w:rPr>
+  </w:style>
 </w:styles>
 </file>
 

--- a/Cos214_Prac4.docx
+++ b/Cos214_Prac4.docx
@@ -3202,7 +3202,7 @@
           </mc:Choice>
           <mc:Fallback>
             <w:pict>
-              <v:shapetype w14:anchorId="73C21FA3" id="_x0000_t32" coordsize="21600,21600" o:spt="32" o:oned="t" path="m,l21600,21600e" filled="f">
+              <v:shapetype w14:anchorId="22BA55CC" id="_x0000_t32" coordsize="21600,21600" o:spt="32" o:oned="t" path="m,l21600,21600e" filled="f">
                 <v:path arrowok="t" fillok="f" o:connecttype="none"/>
                 <o:lock v:ext="edit" shapetype="t"/>
               </v:shapetype>
@@ -3606,7 +3606,7 @@
           </mc:Choice>
           <mc:Fallback>
             <w:pict>
-              <v:shape w14:anchorId="7FFFC11E" id="Straight Arrow Connector 13" o:spid="_x0000_s1026" type="#_x0000_t32" style="position:absolute;margin-left:253.8pt;margin-top:17.55pt;width:36.75pt;height:36.8pt;z-index:251668480;visibility:visible;mso-wrap-style:square;mso-wrap-distance-left:9pt;mso-wrap-distance-top:0;mso-wrap-distance-right:9pt;mso-wrap-distance-bottom:0;mso-position-horizontal:absolute;mso-position-horizontal-relative:text;mso-position-vertical:absolute;mso-position-vertical-relative:text" o:gfxdata="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" strokecolor="black [3213]" strokeweight="1.5pt">
+              <v:shape w14:anchorId="0F43C570" id="Straight Arrow Connector 13" o:spid="_x0000_s1026" type="#_x0000_t32" style="position:absolute;margin-left:253.8pt;margin-top:17.55pt;width:36.75pt;height:36.8pt;z-index:251668480;visibility:visible;mso-wrap-style:square;mso-wrap-distance-left:9pt;mso-wrap-distance-top:0;mso-wrap-distance-right:9pt;mso-wrap-distance-bottom:0;mso-position-horizontal:absolute;mso-position-horizontal-relative:text;mso-position-vertical:absolute;mso-position-vertical-relative:text" o:gfxdata="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" strokecolor="black [3213]" strokeweight="1.5pt">
                 <v:stroke endarrow="block" joinstyle="miter"/>
               </v:shape>
             </w:pict>
@@ -3679,7 +3679,7 @@
           </mc:Choice>
           <mc:Fallback>
             <w:pict>
-              <v:shape w14:anchorId="0ACD6AC0" id="Straight Arrow Connector 12" o:spid="_x0000_s1026" type="#_x0000_t32" style="position:absolute;margin-left:143pt;margin-top:17.55pt;width:18.4pt;height:36.8pt;flip:x;z-index:251667456;visibility:visible;mso-wrap-style:square;mso-wrap-distance-left:9pt;mso-wrap-distance-top:0;mso-wrap-distance-right:9pt;mso-wrap-distance-bottom:0;mso-position-horizontal:absolute;mso-position-horizontal-relative:text;mso-position-vertical:absolute;mso-position-vertical-relative:text" o:gfxdata="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" strokecolor="black [3213]" strokeweight="1.5pt">
+              <v:shape w14:anchorId="75EC67DC" id="Straight Arrow Connector 12" o:spid="_x0000_s1026" type="#_x0000_t32" style="position:absolute;margin-left:143pt;margin-top:17.55pt;width:18.4pt;height:36.8pt;flip:x;z-index:251667456;visibility:visible;mso-wrap-style:square;mso-wrap-distance-left:9pt;mso-wrap-distance-top:0;mso-wrap-distance-right:9pt;mso-wrap-distance-bottom:0;mso-position-horizontal:absolute;mso-position-horizontal-relative:text;mso-position-vertical:absolute;mso-position-vertical-relative:text" o:gfxdata="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" strokecolor="black [3213]" strokeweight="1.5pt">
                 <v:stroke endarrow="block" joinstyle="miter"/>
               </v:shape>
             </w:pict>
@@ -4232,7 +4232,7 @@
           </mc:Choice>
           <mc:Fallback>
             <w:pict>
-              <v:shape w14:anchorId="2DBCDAC4" id="Straight Arrow Connector 15" o:spid="_x0000_s1026" type="#_x0000_t32" style="position:absolute;margin-left:171.05pt;margin-top:17.15pt;width:22.45pt;height:33.7pt;z-index:251670528;visibility:visible;mso-wrap-style:square;mso-wrap-distance-left:9pt;mso-wrap-distance-top:0;mso-wrap-distance-right:9pt;mso-wrap-distance-bottom:0;mso-position-horizontal:absolute;mso-position-horizontal-relative:text;mso-position-vertical:absolute;mso-position-vertical-relative:text" o:gfxdata="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" strokecolor="black [3213]" strokeweight="1.5pt">
+              <v:shape w14:anchorId="6742A2F2" id="Straight Arrow Connector 15" o:spid="_x0000_s1026" type="#_x0000_t32" style="position:absolute;margin-left:171.05pt;margin-top:17.15pt;width:22.45pt;height:33.7pt;z-index:251670528;visibility:visible;mso-wrap-style:square;mso-wrap-distance-left:9pt;mso-wrap-distance-top:0;mso-wrap-distance-right:9pt;mso-wrap-distance-bottom:0;mso-position-horizontal:absolute;mso-position-horizontal-relative:text;mso-position-vertical:absolute;mso-position-vertical-relative:text" o:gfxdata="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" strokecolor="black [3213]" strokeweight="1.5pt">
                 <v:stroke endarrow="block" joinstyle="miter"/>
               </v:shape>
             </w:pict>
@@ -4305,7 +4305,7 @@
           </mc:Choice>
           <mc:Fallback>
             <w:pict>
-              <v:shape w14:anchorId="0C17BC6E" id="Straight Arrow Connector 14" o:spid="_x0000_s1026" type="#_x0000_t32" style="position:absolute;margin-left:77.6pt;margin-top:17.15pt;width:12.75pt;height:33.75pt;flip:x;z-index:251669504;visibility:visible;mso-wrap-style:square;mso-wrap-distance-left:9pt;mso-wrap-distance-top:0;mso-wrap-distance-right:9pt;mso-wrap-distance-bottom:0;mso-position-horizontal:absolute;mso-position-horizontal-relative:text;mso-position-vertical:absolute;mso-position-vertical-relative:text" o:gfxdata="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" strokecolor="black [3213]" strokeweight="1.5pt">
+              <v:shape w14:anchorId="3E5249C2" id="Straight Arrow Connector 14" o:spid="_x0000_s1026" type="#_x0000_t32" style="position:absolute;margin-left:77.6pt;margin-top:17.15pt;width:12.75pt;height:33.75pt;flip:x;z-index:251669504;visibility:visible;mso-wrap-style:square;mso-wrap-distance-left:9pt;mso-wrap-distance-top:0;mso-wrap-distance-right:9pt;mso-wrap-distance-bottom:0;mso-position-horizontal:absolute;mso-position-horizontal-relative:text;mso-position-vertical:absolute;mso-position-vertical-relative:text" o:gfxdata="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" strokecolor="black [3213]" strokeweight="1.5pt">
                 <v:stroke endarrow="block" joinstyle="miter"/>
               </v:shape>
             </w:pict>
@@ -5164,14 +5164,24 @@
       <w:r>
         <w:t xml:space="preserve">Figure </w:t>
       </w:r>
-      <w:fldSimple w:instr=" SEQ Figure \* ARABIC ">
-        <w:r>
-          <w:rPr>
-            <w:noProof/>
-          </w:rPr>
-          <w:t>3</w:t>
-        </w:r>
-      </w:fldSimple>
+      <w:r>
+        <w:fldChar w:fldCharType="begin"/>
+      </w:r>
+      <w:r>
+        <w:instrText xml:space="preserve"> SEQ Figure \* ARABIC </w:instrText>
+      </w:r>
+      <w:r>
+        <w:fldChar w:fldCharType="separate"/>
+      </w:r>
+      <w:r>
+        <w:rPr>
+          <w:noProof/>
+        </w:rPr>
+        <w:t>3</w:t>
+      </w:r>
+      <w:r>
+        <w:fldChar w:fldCharType="end"/>
+      </w:r>
       <w:r>
         <w:t>:Activity Diagram 2</w:t>
       </w:r>
@@ -5242,14 +5252,24 @@
       <w:r>
         <w:t xml:space="preserve">Figure </w:t>
       </w:r>
-      <w:fldSimple w:instr=" SEQ Figure \* ARABIC ">
-        <w:r>
-          <w:rPr>
-            <w:noProof/>
-          </w:rPr>
-          <w:t>4</w:t>
-        </w:r>
-      </w:fldSimple>
+      <w:r>
+        <w:fldChar w:fldCharType="begin"/>
+      </w:r>
+      <w:r>
+        <w:instrText xml:space="preserve"> SEQ Figure \* ARABIC </w:instrText>
+      </w:r>
+      <w:r>
+        <w:fldChar w:fldCharType="separate"/>
+      </w:r>
+      <w:r>
+        <w:rPr>
+          <w:noProof/>
+        </w:rPr>
+        <w:t>4</w:t>
+      </w:r>
+      <w:r>
+        <w:fldChar w:fldCharType="end"/>
+      </w:r>
       <w:r>
         <w:t xml:space="preserve">: </w:t>
       </w:r>
